--- a/downloads/teacher/ai-2-week-12.docx
+++ b/downloads/teacher/ai-2-week-12.docx
@@ -3478,6 +3478,396 @@
         <w:t>Compare recommender choices with a simple baseline and report relevant rare-category failures, not only aggregate accuracy.</w:t>
       </w:r>
     </w:p>
+    <w:p>
+      <w:pPr>
+        <w:pStyle w:val="Heading1"/>
+      </w:pPr>
+      <w:r>
+        <w:t>07. Prepare, teach and assess</w:t>
+      </w:r>
+    </w:p>
+    <w:p>
+      <w:r>
+        <w:t>Teaching target: Explain why overall accuracy can hide failure on a less common class</w:t>
+      </w:r>
+    </w:p>
+    <w:p>
+      <w:r>
+        <w:t>Prepare the labelled worked-case picture, the matching workbook, fictional input cards and a place for individual responses. No paid AI account is required for the paper reasoning activities.</w:t>
+      </w:r>
+    </w:p>
+    <w:tbl>
+      <w:tblPr>
+        <w:tblStyle w:val="LightShading-Accent1"/>
+        <w:tblW w:type="auto" w:w="0"/>
+        <w:tblLook w:firstColumn="1" w:firstRow="1" w:lastColumn="0" w:lastRow="0" w:noHBand="0" w:noVBand="1" w:val="04A0"/>
+      </w:tblPr>
+      <w:tblGrid>
+        <w:gridCol w:w="3408"/>
+        <w:gridCol w:w="3408"/>
+        <w:gridCol w:w="3408"/>
+      </w:tblGrid>
+      <w:tr>
+        <w:trPr>
+          <w:tblHeader/>
+        </w:trPr>
+        <w:tc>
+          <w:tcPr>
+            <w:tcW w:type="dxa" w:w="3408"/>
+          </w:tcPr>
+          <w:p>
+            <w:r>
+              <w:t>Session</w:t>
+            </w:r>
+          </w:p>
+        </w:tc>
+        <w:tc>
+          <w:tcPr>
+            <w:tcW w:type="dxa" w:w="3408"/>
+          </w:tcPr>
+          <w:p>
+            <w:r>
+              <w:t>Plan</w:t>
+            </w:r>
+          </w:p>
+        </w:tc>
+        <w:tc>
+          <w:tcPr>
+            <w:tcW w:type="dxa" w:w="3408"/>
+          </w:tcPr>
+          <w:p>
+            <w:r>
+              <w:t>Resources</w:t>
+            </w:r>
+          </w:p>
+        </w:tc>
+      </w:tr>
+      <w:tr>
+        <w:tc>
+          <w:tcPr>
+            <w:tcW w:type="dxa" w:w="3408"/>
+          </w:tcPr>
+          <w:p>
+            <w:r>
+              <w:t>Session 1 · Understand · 45 min</w:t>
+            </w:r>
+          </w:p>
+        </w:tc>
+        <w:tc>
+          <w:tcPr>
+            <w:tcW w:type="dxa" w:w="3408"/>
+          </w:tcPr>
+          <w:p>
+            <w:r>
+              <w:t>0–7: recall and prerequisite; 7–15: inspect the concrete case and predict; 15–30: teacher models the worked trace; 30–40: learners explain a step using the text and visual; 40–45: check the core idea.</w:t>
+            </w:r>
+          </w:p>
+        </w:tc>
+        <w:tc>
+          <w:tcPr>
+            <w:tcW w:type="dxa" w:w="3408"/>
+          </w:tcPr>
+          <w:p>
+            <w:r>
+              <w:t>Sections 1–6; record the brief recall in the workbook.</w:t>
+            </w:r>
+          </w:p>
+        </w:tc>
+      </w:tr>
+      <w:tr>
+        <w:tc>
+          <w:tcPr>
+            <w:tcW w:type="dxa" w:w="3408"/>
+          </w:tcPr>
+          <w:p>
+            <w:r>
+              <w:t>Session 2 · Practise · 45 min</w:t>
+            </w:r>
+          </w:p>
+        </w:tc>
+        <w:tc>
+          <w:tcPr>
+            <w:tcW w:type="dxa" w:w="3408"/>
+          </w:tcPr>
+          <w:p>
+            <w:r>
+              <w:t>0–5: retrieve the procedure; 5–15: W2 completion practice; 15–23: explain and check with a partner; 23–30: each learner answers the misconception check; 30–40: targeted reteaching or a harder variation; 40–45: prepare the investigation.</w:t>
+            </w:r>
+          </w:p>
+        </w:tc>
+        <w:tc>
+          <w:tcPr>
+            <w:tcW w:type="dxa" w:w="3408"/>
+          </w:tcPr>
+          <w:p>
+            <w:r>
+              <w:t>Sections 7–10; use the matching workbook W2 and misconception check.</w:t>
+            </w:r>
+          </w:p>
+        </w:tc>
+      </w:tr>
+      <w:tr>
+        <w:tc>
+          <w:tcPr>
+            <w:tcW w:type="dxa" w:w="3408"/>
+          </w:tcPr>
+          <w:p>
+            <w:r>
+              <w:t>Session 3 · Investigate and transfer · 45 min</w:t>
+            </w:r>
+          </w:p>
+        </w:tc>
+        <w:tc>
+          <w:tcPr>
+            <w:tcW w:type="dxa" w:w="3408"/>
+          </w:tcPr>
+          <w:p>
+            <w:r>
+              <w:t>0–5: retrieve the decision rule; 5–20: investigate or trace; 20–30: start the independent case; 30–38: connect the project; 38–43: act on feedback; 43–45: plan the return check.</w:t>
+            </w:r>
+          </w:p>
+        </w:tc>
+        <w:tc>
+          <w:tcPr>
+            <w:tcW w:type="dxa" w:w="3408"/>
+          </w:tcPr>
+          <w:p>
+            <w:r>
+              <w:t>Sections 9 and 11–14. Give extra time to finish the full task set; use Section 15 when the week includes a coding lab.</w:t>
+            </w:r>
+          </w:p>
+        </w:tc>
+      </w:tr>
+    </w:tbl>
+    <w:p>
+      <w:r>
+        <w:t>Before class, solve the supported practice: For the worked candidate [[12,4],[0,4]], give ordinary accuracy, both class-specific correct fractions, balanced accuracy, false positives and false negatives. Compare with the baseline.</w:t>
+      </w:r>
+    </w:p>
+    <w:p>
+      <w:r>
+        <w:t>Reasoned practice answer: Accuracy 16/20=80 percent. Clear fraction 12/16=75 percent; blocked fraction 4/4=100 percent; balanced accuracy (75+100)/2=87.5 percent. FP=4,FN=0. Baseline accuracy is also 80 percent but balanced accuracy is 50 percent with FP=0,FN=4.</w:t>
+      </w:r>
+    </w:p>
+    <w:p>
+      <w:r>
+        <w:t>Check every learner before discussion: Use the worked case for Accuracy and class imbalance. Proposed explanation: “High accuracy means both classes work well”. Decide whether this explanation is supported. Point to the step or supplied fact that decides; explain your repair if needed.</w:t>
+      </w:r>
+    </w:p>
+    <w:p>
+      <w:r>
+        <w:t>Misconception repair: A common class can dominate the overall count. Inspect each reference-class denominator and its errors.</w:t>
+      </w:r>
+    </w:p>
+    <w:p>
+      <w:r>
+        <w:t>Support: read the exact case aloud, enlarge the labelled picture, supply input cards and model only the first deciding step. Accept a spoken explanation or drawing; retain the reasoning goal.</w:t>
+      </w:r>
+    </w:p>
+    <w:p>
+      <w:r>
+        <w:t>Extension: A candidate instead marks every book repair needed. Require a prediction and a reason before comparing. Expected result: Recall is 4/4=100%, but accuracy is only 4/20=20%. Reason: All 16 not-needed books become false alarms.</w:t>
+      </w:r>
+    </w:p>
+    <w:p>
+      <w:r>
+        <w:t>Independent assessment: withhold the reserved answer until the learner has attempted the new case. Record support separately from correctness.</w:t>
+      </w:r>
+    </w:p>
+    <w:tbl>
+      <w:tblPr>
+        <w:tblStyle w:val="LightShading-Accent1"/>
+        <w:tblW w:type="auto" w:w="0"/>
+        <w:tblLook w:firstColumn="1" w:firstRow="1" w:lastColumn="0" w:lastRow="0" w:noHBand="0" w:noVBand="1" w:val="04A0"/>
+      </w:tblPr>
+      <w:tblGrid>
+        <w:gridCol w:w="2556"/>
+        <w:gridCol w:w="2556"/>
+        <w:gridCol w:w="2556"/>
+        <w:gridCol w:w="2556"/>
+      </w:tblGrid>
+      <w:tr>
+        <w:trPr>
+          <w:tblHeader/>
+        </w:trPr>
+        <w:tc>
+          <w:tcPr>
+            <w:tcW w:type="dxa" w:w="2556"/>
+          </w:tcPr>
+          <w:p>
+            <w:r>
+              <w:t>Criterion</w:t>
+            </w:r>
+          </w:p>
+        </w:tc>
+        <w:tc>
+          <w:tcPr>
+            <w:tcW w:type="dxa" w:w="2556"/>
+          </w:tcPr>
+          <w:p>
+            <w:r>
+              <w:t>Not yet</w:t>
+            </w:r>
+          </w:p>
+        </w:tc>
+        <w:tc>
+          <w:tcPr>
+            <w:tcW w:type="dxa" w:w="2556"/>
+          </w:tcPr>
+          <w:p>
+            <w:r>
+              <w:t>With support</w:t>
+            </w:r>
+          </w:p>
+        </w:tc>
+        <w:tc>
+          <w:tcPr>
+            <w:tcW w:type="dxa" w:w="2556"/>
+          </w:tcPr>
+          <w:p>
+            <w:r>
+              <w:t>Independent</w:t>
+            </w:r>
+          </w:p>
+        </w:tc>
+      </w:tr>
+      <w:tr>
+        <w:tc>
+          <w:tcPr>
+            <w:tcW w:type="dxa" w:w="2556"/>
+          </w:tcPr>
+          <w:p>
+            <w:r>
+              <w:t>Explanation</w:t>
+            </w:r>
+          </w:p>
+        </w:tc>
+        <w:tc>
+          <w:tcPr>
+            <w:tcW w:type="dxa" w:w="2556"/>
+          </w:tcPr>
+          <w:p>
+            <w:r>
+              <w:t>Names an answer without a deciding fact</w:t>
+            </w:r>
+          </w:p>
+        </w:tc>
+        <w:tc>
+          <w:tcPr>
+            <w:tcW w:type="dxa" w:w="2556"/>
+          </w:tcPr>
+          <w:p>
+            <w:r>
+              <w:t>Uses a hint to link fact and decision</w:t>
+            </w:r>
+          </w:p>
+        </w:tc>
+        <w:tc>
+          <w:tcPr>
+            <w:tcW w:type="dxa" w:w="2556"/>
+          </w:tcPr>
+          <w:p>
+            <w:r>
+              <w:t>Explains the deciding fact in own words</w:t>
+            </w:r>
+          </w:p>
+        </w:tc>
+      </w:tr>
+      <w:tr>
+        <w:tc>
+          <w:tcPr>
+            <w:tcW w:type="dxa" w:w="2556"/>
+          </w:tcPr>
+          <w:p>
+            <w:r>
+              <w:t>Trace or test</w:t>
+            </w:r>
+          </w:p>
+        </w:tc>
+        <w:tc>
+          <w:tcPr>
+            <w:tcW w:type="dxa" w:w="2556"/>
+          </w:tcPr>
+          <w:p>
+            <w:r>
+              <w:t>Cannot connect input and result</w:t>
+            </w:r>
+          </w:p>
+        </w:tc>
+        <w:tc>
+          <w:tcPr>
+            <w:tcW w:type="dxa" w:w="2556"/>
+          </w:tcPr>
+          <w:p>
+            <w:r>
+              <w:t>Completes steps with prompts</w:t>
+            </w:r>
+          </w:p>
+        </w:tc>
+        <w:tc>
+          <w:tcPr>
+            <w:tcW w:type="dxa" w:w="2556"/>
+          </w:tcPr>
+          <w:p>
+            <w:r>
+              <w:t>Traces or tests a changed case accurately</w:t>
+            </w:r>
+          </w:p>
+        </w:tc>
+      </w:tr>
+      <w:tr>
+        <w:tc>
+          <w:tcPr>
+            <w:tcW w:type="dxa" w:w="2556"/>
+          </w:tcPr>
+          <w:p>
+            <w:r>
+              <w:t>Limits and revision</w:t>
+            </w:r>
+          </w:p>
+        </w:tc>
+        <w:tc>
+          <w:tcPr>
+            <w:tcW w:type="dxa" w:w="2556"/>
+          </w:tcPr>
+          <w:p>
+            <w:r>
+              <w:t>Claims more than evidence supports</w:t>
+            </w:r>
+          </w:p>
+        </w:tc>
+        <w:tc>
+          <w:tcPr>
+            <w:tcW w:type="dxa" w:w="2556"/>
+          </w:tcPr>
+          <w:p>
+            <w:r>
+              <w:t>Names a limit after a prompt</w:t>
+            </w:r>
+          </w:p>
+        </w:tc>
+        <w:tc>
+          <w:tcPr>
+            <w:tcW w:type="dxa" w:w="2556"/>
+          </w:tcPr>
+          <w:p>
+            <w:r>
+              <w:t>States a defensible limit and useful next test</w:t>
+            </w:r>
+          </w:p>
+        </w:tc>
+      </w:tr>
+    </w:tbl>
+    <w:p>
+      <w:r>
+        <w:t>Project checkpoint: Make a transparent first version. Keep a trace of how one input becomes an output; explain the rule or learned component.</w:t>
+      </w:r>
+    </w:p>
+    <w:p>
+      <w:r>
+        <w:t>Use the weekly teacher answer for topic-specific reasoning. A saved progress tick is an activity record; judge mastery from the learner’s explanation and evidence.</w:t>
+      </w:r>
+    </w:p>
     <w:sectPr>
       <w:pgSz w:w="12240" w:h="15840"/>
       <w:pgMar w:top="936" w:right="1008" w:bottom="936" w:left="1008" w:header="720" w:footer="720" w:gutter="0"/>

--- a/downloads/teacher/ai-2-week-12.docx
+++ b/downloads/teacher/ai-2-week-12.docx
@@ -3868,6 +3868,39 @@
         <w:t>Use the weekly teacher answer for topic-specific reasoning. A saved progress tick is an activity record; judge mastery from the learner’s explanation and evidence.</w:t>
       </w:r>
     </w:p>
+    <w:p>
+      <w:pPr>
+        <w:pStyle w:val="Heading1"/>
+      </w:pPr>
+      <w:r>
+        <w:t>08. Use feedback, labs and repair paths</w:t>
+      </w:r>
+    </w:p>
+    <w:p>
+      <w:r>
+        <w:t>Use the two formative questions as supported practice, not as independent mastery scores. Discuss the deciding evidence rather than accepting a guessed selection.</w:t>
+      </w:r>
+    </w:p>
+    <w:p>
+      <w:r>
+        <w:t>The feedback comes from the reviewed public worked case. Do not reveal the separately reserved independent teacher answer until the learner has attempted that case.</w:t>
+      </w:r>
+    </w:p>
+    <w:p>
+      <w:r>
+        <w:t>Ask students to predict before running code. Preserve errors and actual outputs; collect a changed test and an explanation. The branch-boundary and indexing lessons deliberately include failure cases.</w:t>
+      </w:r>
+    </w:p>
+    <w:p>
+      <w:r>
+        <w:t>Use the earlier worked-explanation links to address a specific missing building block, then return to the current question. Adapt this suggestion after observing the learner; it is not an automatic diagnosis.</w:t>
+      </w:r>
+    </w:p>
+    <w:p>
+      <w:r>
+        <w:t>Collect the completed-work portfolio as evidence. Record support separately from correctness, and assess explanation, trace/test and limitations. Progress ticks and quiz selections alone do not establish mastery.</w:t>
+      </w:r>
+    </w:p>
     <w:sectPr>
       <w:pgSz w:w="12240" w:h="15840"/>
       <w:pgMar w:top="936" w:right="1008" w:bottom="936" w:left="1008" w:header="720" w:footer="720" w:gutter="0"/>

--- a/downloads/teacher/ai-2-week-12.docx
+++ b/downloads/teacher/ai-2-week-12.docx
@@ -29,6 +29,11 @@
       </w:r>
     </w:p>
     <w:p>
+      <w:r>
+        <w:t>Prepare Accuracy as a Fraction: check the target, prerequisites, resources and adaptable teaching schedule.</w:t>
+      </w:r>
+    </w:p>
+    <w:p>
       <w:pPr>
         <w:pStyle w:val="Heading3"/>
       </w:pPr>
@@ -37,8 +42,26 @@
       </w:r>
     </w:p>
     <w:p>
-      <w:r>
-        <w:t>Primary target: Explain why overall accuracy can hide failure on a less common class</w:t>
+      <w:pPr>
+        <w:spacing w:line="336" w:lineRule="auto" w:after="180"/>
+      </w:pPr>
+      <w:r>
+        <w:rPr>
+          <w:b w:val="0"/>
+        </w:rPr>
+        <w:t xml:space="preserve">Primary target: Explain why overall </w:t>
+      </w:r>
+      <w:r>
+        <w:rPr>
+          <w:b/>
+        </w:rPr>
+        <w:t>accuracy</w:t>
+      </w:r>
+      <w:r>
+        <w:rPr>
+          <w:b w:val="0"/>
+        </w:rPr>
+        <w:t xml:space="preserve"> can hide failure on a less common class</w:t>
       </w:r>
     </w:p>
     <w:tbl>
@@ -185,12 +208,47 @@
       </w:tr>
     </w:tbl>
     <w:p>
-      <w:r>
-        <w:t>This is a starting allocation of 135 minutes, not a validated duration. Preserve all named topics. Schedule extra time for connected examples, the full investigation, independent cases and project building. Repeated copies of a case share one recorded attempt; they are not new evidence.</w:t>
-      </w:r>
-    </w:p>
-    <w:p>
-      <w:r>
+      <w:pPr>
+        <w:spacing w:line="336" w:lineRule="auto" w:after="180"/>
+      </w:pPr>
+      <w:r>
+        <w:rPr>
+          <w:b w:val="0"/>
+        </w:rPr>
+        <w:t>This is a starting allocation of 135 minutes, not a validated duration. Preserve all named topics. Schedule extra time for connected examples, the full investigation, independent cases and project building.</w:t>
+      </w:r>
+    </w:p>
+    <w:p>
+      <w:pPr>
+        <w:spacing w:line="336" w:lineRule="auto" w:after="180"/>
+      </w:pPr>
+      <w:r>
+        <w:rPr>
+          <w:b w:val="0"/>
+        </w:rPr>
+        <w:t xml:space="preserve">Repeated copies of a case share one recorded attempt; they are not new </w:t>
+      </w:r>
+      <w:r>
+        <w:rPr>
+          <w:b/>
+        </w:rPr>
+        <w:t>evidence</w:t>
+      </w:r>
+      <w:r>
+        <w:rPr>
+          <w:b w:val="0"/>
+        </w:rPr>
+        <w:t>.</w:t>
+      </w:r>
+    </w:p>
+    <w:p>
+      <w:pPr>
+        <w:spacing w:line="336" w:lineRule="auto" w:after="180"/>
+      </w:pPr>
+      <w:r>
+        <w:rPr>
+          <w:b w:val="0"/>
+        </w:rPr>
         <w:t>Case exposure check: this source example appears in ai-2/12, ai-4/16. Reuse a familiar case for recall or modelling; verify that the case used to assess transfer has not already received feedback.</w:t>
       </w:r>
     </w:p>
@@ -211,18 +269,83 @@
       </w:r>
     </w:p>
     <w:p>
-      <w:r>
-        <w:t>Without opening the old lesson, explain one key idea from Training and Testing. Give an example and a mistake that the idea helps you avoid.</w:t>
-      </w:r>
-    </w:p>
-    <w:p>
-      <w:r>
-        <w:t>Look for: Choose a split unit that matches the intended prediction claim</w:t>
-      </w:r>
-    </w:p>
-    <w:p>
-      <w:r>
-        <w:t>Reference example, not the only acceptable wording: Training fits the model; validation compares development choices; test evaluates after choices are fixed. Repeatedly selecting by the test score uses that set for development, so it is no longer an untouched final evaluation.</w:t>
+      <w:pPr>
+        <w:spacing w:line="336" w:lineRule="auto" w:after="180"/>
+      </w:pPr>
+      <w:r>
+        <w:rPr>
+          <w:b w:val="0"/>
+        </w:rPr>
+        <w:t xml:space="preserve">Without opening the old lesson, explain one key idea from </w:t>
+      </w:r>
+      <w:r>
+        <w:rPr>
+          <w:b/>
+        </w:rPr>
+        <w:t>Training</w:t>
+      </w:r>
+      <w:r>
+        <w:rPr>
+          <w:b w:val="0"/>
+        </w:rPr>
+        <w:t xml:space="preserve"> and Testing. Give an example and a mistake that the idea helps you avoid.</w:t>
+      </w:r>
+    </w:p>
+    <w:p>
+      <w:pPr>
+        <w:spacing w:line="336" w:lineRule="auto" w:after="180"/>
+      </w:pPr>
+      <w:r>
+        <w:rPr>
+          <w:b w:val="0"/>
+        </w:rPr>
+        <w:t xml:space="preserve">Look for: Choose a split unit that matches the intended </w:t>
+      </w:r>
+      <w:r>
+        <w:rPr>
+          <w:b/>
+        </w:rPr>
+        <w:t>prediction</w:t>
+      </w:r>
+      <w:r>
+        <w:rPr>
+          <w:b w:val="0"/>
+        </w:rPr>
+        <w:t xml:space="preserve"> claim</w:t>
+      </w:r>
+    </w:p>
+    <w:p>
+      <w:pPr>
+        <w:spacing w:line="336" w:lineRule="auto" w:after="180"/>
+      </w:pPr>
+      <w:r>
+        <w:rPr>
+          <w:b w:val="0"/>
+        </w:rPr>
+        <w:t xml:space="preserve">Reference example, not the only acceptable wording: </w:t>
+      </w:r>
+      <w:r>
+        <w:rPr>
+          <w:b/>
+        </w:rPr>
+        <w:t>Training</w:t>
+      </w:r>
+      <w:r>
+        <w:rPr>
+          <w:b w:val="0"/>
+        </w:rPr>
+        <w:t xml:space="preserve"> fits the model; validation compares development choices; test evaluates after choices are fixed.</w:t>
+      </w:r>
+    </w:p>
+    <w:p>
+      <w:pPr>
+        <w:spacing w:line="336" w:lineRule="auto" w:after="180"/>
+      </w:pPr>
+      <w:r>
+        <w:rPr>
+          <w:b w:val="0"/>
+        </w:rPr>
+        <w:t>Repeatedly selecting by the test score uses that set for development, so it is no longer an untouched final evaluation.</w:t>
       </w:r>
     </w:p>
     <w:p>
@@ -234,18 +357,58 @@
       </w:r>
     </w:p>
     <w:p>
-      <w:r>
+      <w:pPr>
+        <w:spacing w:line="336" w:lineRule="auto" w:after="180"/>
+      </w:pPr>
+      <w:r>
+        <w:rPr>
+          <w:b w:val="0"/>
+        </w:rPr>
         <w:t>Without opening the old lesson, explain one key idea from Features and Distractors. Give an example and a mistake that the idea helps you avoid.</w:t>
       </w:r>
     </w:p>
     <w:p>
-      <w:r>
+      <w:pPr>
+        <w:spacing w:line="336" w:lineRule="auto" w:after="180"/>
+      </w:pPr>
+      <w:r>
+        <w:rPr>
+          <w:b w:val="0"/>
+        </w:rPr>
         <w:t>Look for: Choose recorded properties that preserve distinctions needed for a stated task</w:t>
       </w:r>
     </w:p>
     <w:p>
-      <w:r>
-        <w:t>Reference example, not the only acceptable wording: Use length and width measured before the decision. State the order as length in cm, then width in cm; the record is 12, 8. The target is fits or too large under the guide, and this card is fits because both equalities are included. Colour and card number are not needed for this rule; the final inspection sticker copies the answer and is unavailable before inspection.</w:t>
+      <w:pPr>
+        <w:spacing w:line="336" w:lineRule="auto" w:after="180"/>
+      </w:pPr>
+      <w:r>
+        <w:rPr>
+          <w:b w:val="0"/>
+        </w:rPr>
+        <w:t>Reference example, not the only acceptable wording: Use length and width measured before the decision. State the order as length in cm, then width in cm; the record is 12, 8.</w:t>
+      </w:r>
+    </w:p>
+    <w:p>
+      <w:pPr>
+        <w:spacing w:line="336" w:lineRule="auto" w:after="180"/>
+      </w:pPr>
+      <w:r>
+        <w:rPr>
+          <w:b w:val="0"/>
+        </w:rPr>
+        <w:t>The target is fits or too large under the guide, and this card is fits because both equalities are included.</w:t>
+      </w:r>
+    </w:p>
+    <w:p>
+      <w:pPr>
+        <w:spacing w:line="336" w:lineRule="auto" w:after="180"/>
+      </w:pPr>
+      <w:r>
+        <w:rPr>
+          <w:b w:val="0"/>
+        </w:rPr>
+        <w:t>Colour and card number are not needed for this rule; the final inspection sticker copies the answer and is unavailable before inspection.</w:t>
       </w:r>
     </w:p>
     <w:p>
@@ -257,22 +420,46 @@
       </w:r>
     </w:p>
     <w:p>
-      <w:r>
+      <w:pPr>
+        <w:spacing w:line="336" w:lineRule="auto" w:after="180"/>
+      </w:pPr>
+      <w:r>
+        <w:rPr>
+          <w:b w:val="0"/>
+        </w:rPr>
         <w:t>Without opening the old lesson, explain one key idea from Debugging Strategies. Give an example and a mistake that the idea helps you avoid.</w:t>
       </w:r>
     </w:p>
     <w:p>
-      <w:r>
+      <w:pPr>
+        <w:spacing w:line="336" w:lineRule="auto" w:after="180"/>
+      </w:pPr>
+      <w:r>
+        <w:rPr>
+          <w:b w:val="0"/>
+        </w:rPr>
         <w:t>Look for: Design revealing tests for a function</w:t>
       </w:r>
     </w:p>
     <w:p>
-      <w:r>
+      <w:pPr>
+        <w:spacing w:line="336" w:lineRule="auto" w:after="180"/>
+      </w:pPr>
+      <w:r>
+        <w:rPr>
+          <w:b w:val="0"/>
+        </w:rPr>
         <w:t>Reference example, not the only acceptable wording: 4, 0 and 6.</w:t>
       </w:r>
     </w:p>
     <w:p>
-      <w:r>
+      <w:pPr>
+        <w:spacing w:line="336" w:lineRule="auto" w:after="180"/>
+      </w:pPr>
+      <w:r>
+        <w:rPr>
+          <w:b w:val="0"/>
+        </w:rPr>
         <w:t>Use the student module and workbook section with this exact week title. The worked case, independent question and answers below form one aligned lesson sequence.</w:t>
       </w:r>
     </w:p>
@@ -285,8 +472,27 @@
       </w:r>
     </w:p>
     <w:p>
-      <w:r>
-        <w:t>Class A gets 8/10 cases right and class B gets 18/30 right. Compute each rate and the combined rate. Why is averaging the two percentages misleading here?</w:t>
+      <w:pPr>
+        <w:spacing w:line="336" w:lineRule="auto" w:after="180"/>
+        <w:shd w:fill="F5F1FB"/>
+      </w:pPr>
+      <w:r>
+        <w:rPr>
+          <w:b w:val="0"/>
+        </w:rPr>
+        <w:t xml:space="preserve">Class A gets 8/10 cases right and class B gets 18/30 right. Compute each rate and the combined rate. Why is averaging the two </w:t>
+      </w:r>
+      <w:r>
+        <w:rPr>
+          <w:b/>
+        </w:rPr>
+        <w:t>percentage</w:t>
+      </w:r>
+      <w:r>
+        <w:rPr>
+          <w:b w:val="0"/>
+        </w:rPr>
+        <w:t>s misleading here?</w:t>
       </w:r>
     </w:p>
     <w:p>
@@ -298,8 +504,44 @@
       </w:r>
     </w:p>
     <w:p>
-      <w:r>
-        <w:t>Accuracy is correct predictions divided by all predictions.</w:t>
+      <w:pPr>
+        <w:spacing w:line="336" w:lineRule="auto" w:after="180"/>
+      </w:pPr>
+      <w:r>
+        <w:rPr>
+          <w:b/>
+        </w:rPr>
+        <w:t>Accuracy</w:t>
+      </w:r>
+      <w:r>
+        <w:rPr>
+          <w:b w:val="0"/>
+        </w:rPr>
+        <w:t xml:space="preserve"> is correct </w:t>
+      </w:r>
+      <w:r>
+        <w:rPr>
+          <w:b/>
+        </w:rPr>
+        <w:t>prediction</w:t>
+      </w:r>
+      <w:r>
+        <w:rPr>
+          <w:b w:val="0"/>
+        </w:rPr>
+        <w:t xml:space="preserve">s divided by all </w:t>
+      </w:r>
+      <w:r>
+        <w:rPr>
+          <w:b/>
+        </w:rPr>
+        <w:t>prediction</w:t>
+      </w:r>
+      <w:r>
+        <w:rPr>
+          <w:b w:val="0"/>
+        </w:rPr>
+        <w:t>s.</w:t>
       </w:r>
     </w:p>
     <w:tbl>
@@ -435,12 +677,62 @@
       </w:r>
     </w:p>
     <w:p>
-      <w:r>
-        <w:t>Use the supplied scenario, student illustrations and blank paper. For numeric work, offer counters or a calculator after learners show the setup. Fictional records are supplied; personal data and paid accounts are unnecessary.</w:t>
-      </w:r>
-    </w:p>
-    <w:p>
-      <w:r>
+      <w:pPr>
+        <w:spacing w:line="336" w:lineRule="auto" w:after="180"/>
+      </w:pPr>
+      <w:r>
+        <w:rPr>
+          <w:b w:val="0"/>
+        </w:rPr>
+        <w:t xml:space="preserve">Use the supplied scenario, student illustrations and blank paper. For numeric work, offer </w:t>
+      </w:r>
+      <w:r>
+        <w:rPr>
+          <w:b/>
+        </w:rPr>
+        <w:t>count</w:t>
+      </w:r>
+      <w:r>
+        <w:rPr>
+          <w:b w:val="0"/>
+        </w:rPr>
+        <w:t>ers or a calculator after learners show the setup. Fictional records are supplied; personal data and paid ac</w:t>
+      </w:r>
+      <w:r>
+        <w:rPr>
+          <w:b/>
+        </w:rPr>
+        <w:t>count</w:t>
+      </w:r>
+      <w:r>
+        <w:rPr>
+          <w:b w:val="0"/>
+        </w:rPr>
+        <w:t>s are unnecessary.</w:t>
+      </w:r>
+    </w:p>
+    <w:p>
+      <w:pPr>
+        <w:pStyle w:val="Heading3"/>
+      </w:pPr>
+      <w:r>
+        <w:t>Alternative compact allocation</w:t>
+      </w:r>
+    </w:p>
+    <w:p>
+      <w:r>
+        <w:t>This compact option is not the full-week schedule. Use the main teaching cycle and allow extra sessions for the investigation, independent work and project.</w:t>
+      </w:r>
+    </w:p>
+    <w:p>
+      <w:pPr>
+        <w:spacing w:line="336" w:lineRule="auto" w:after="180"/>
+        <w:shd w:fill="F1F6F8"/>
+      </w:pPr>
+      <w:r>
+        <w:rPr>
+          <w:b w:val="0"/>
+        </w:rPr>
         <w:t>Allow 80 minutes: recall 8; explanation 12; worked demonstration 15; guided practice 20; independent assessment 15; project and reflection 10. Extend the lab into a second session when needed.</w:t>
       </w:r>
     </w:p>
@@ -453,8 +745,61 @@
       </w:r>
     </w:p>
     <w:p>
-      <w:r>
-        <w:t>Teach two 45-minute sessions. Begin with a majority guess that looks successful under overall accuracy, then keep both class denominators visible. Introduce balanced accuracy as an equal average of two correct fractions, without treating it as a universal replacement for task-specific evaluation.</w:t>
+      <w:pPr>
+        <w:spacing w:line="336" w:lineRule="auto" w:after="180"/>
+      </w:pPr>
+      <w:r>
+        <w:rPr>
+          <w:b w:val="0"/>
+        </w:rPr>
+        <w:t xml:space="preserve">Teach two 45-minute sessions. Begin with a majority guess that looks successful under overall </w:t>
+      </w:r>
+      <w:r>
+        <w:rPr>
+          <w:b/>
+        </w:rPr>
+        <w:t>accuracy</w:t>
+      </w:r>
+      <w:r>
+        <w:rPr>
+          <w:b w:val="0"/>
+        </w:rPr>
+        <w:t xml:space="preserve">, then keep both class </w:t>
+      </w:r>
+      <w:r>
+        <w:rPr>
+          <w:b/>
+        </w:rPr>
+        <w:t>denominator</w:t>
+      </w:r>
+      <w:r>
+        <w:rPr>
+          <w:b w:val="0"/>
+        </w:rPr>
+        <w:t>s visible.</w:t>
+      </w:r>
+    </w:p>
+    <w:p>
+      <w:pPr>
+        <w:spacing w:line="336" w:lineRule="auto" w:after="180"/>
+      </w:pPr>
+      <w:r>
+        <w:rPr>
+          <w:b w:val="0"/>
+        </w:rPr>
+        <w:t xml:space="preserve">Introduce </w:t>
+      </w:r>
+      <w:r>
+        <w:rPr>
+          <w:b/>
+        </w:rPr>
+        <w:t>balanced accuracy</w:t>
+      </w:r>
+      <w:r>
+        <w:rPr>
+          <w:b w:val="0"/>
+        </w:rPr>
+        <w:t xml:space="preserve"> as an equal average of two correct fractions, without treating it as a universal replacement for task-specific evaluation.</w:t>
       </w:r>
     </w:p>
     <w:p>
@@ -466,27 +811,81 @@
       </w:r>
     </w:p>
     <w:p>
-      <w:r>
-        <w:t>They are in the blocked-reference row and clear-prediction column: the lower-left cell. These are missed blocked cases.</w:t>
-      </w:r>
-    </w:p>
-    <w:p>
-      <w:r>
+      <w:pPr>
+        <w:spacing w:line="336" w:lineRule="auto" w:after="180"/>
+      </w:pPr>
+      <w:r>
+        <w:rPr>
+          <w:b w:val="0"/>
+        </w:rPr>
+        <w:t>They are in the blocked-reference row and clear-</w:t>
+      </w:r>
+      <w:r>
+        <w:rPr>
+          <w:b/>
+        </w:rPr>
+        <w:t>prediction</w:t>
+      </w:r>
+      <w:r>
+        <w:rPr>
+          <w:b w:val="0"/>
+        </w:rPr>
+        <w:t xml:space="preserve"> column: the lower-left cell. These are missed blocked cases.</w:t>
+      </w:r>
+    </w:p>
+    <w:p>
+      <w:pPr>
+        <w:spacing w:line="336" w:lineRule="auto" w:after="180"/>
+      </w:pPr>
+      <w:r>
+        <w:rPr>
+          <w:b w:val="0"/>
+        </w:rPr>
         <w:t>Printed lesson and workbook</w:t>
       </w:r>
     </w:p>
     <w:p>
-      <w:r>
-        <w:t>Twenty counters with sixteen labelled clear and four blocked</w:t>
-      </w:r>
-    </w:p>
-    <w:p>
-      <w:r>
+      <w:pPr>
+        <w:spacing w:line="336" w:lineRule="auto" w:after="180"/>
+      </w:pPr>
+      <w:r>
+        <w:rPr>
+          <w:b w:val="0"/>
+        </w:rPr>
+        <w:t xml:space="preserve">Twenty </w:t>
+      </w:r>
+      <w:r>
+        <w:rPr>
+          <w:b/>
+        </w:rPr>
+        <w:t>count</w:t>
+      </w:r>
+      <w:r>
+        <w:rPr>
+          <w:b w:val="0"/>
+        </w:rPr>
+        <w:t>ers with sixteen labelled clear and four blocked</w:t>
+      </w:r>
+    </w:p>
+    <w:p>
+      <w:pPr>
+        <w:spacing w:line="336" w:lineRule="auto" w:after="180"/>
+      </w:pPr>
+      <w:r>
+        <w:rPr>
+          <w:b w:val="0"/>
+        </w:rPr>
         <w:t>Blank confusion matrices and fraction strips</w:t>
       </w:r>
     </w:p>
     <w:p>
-      <w:r>
+      <w:pPr>
+        <w:spacing w:line="336" w:lineRule="auto" w:after="180"/>
+      </w:pPr>
+      <w:r>
+        <w:rPr>
+          <w:b w:val="0"/>
+        </w:rPr>
         <w:t>Optional Python 3 editor with no packages required</w:t>
       </w:r>
     </w:p>
@@ -499,8 +898,48 @@
       </w:r>
     </w:p>
     <w:p>
-      <w:r>
-        <w:t>Teach Week 16 as a two-session investigation using fictional data. A fictional poll asks whether a short activity was useful. Responses are Yes, No or Unknown. We will report Yes among known responses and also disclose unknown responses. Choosing a denominator changes the question being answered. Assess the three stated outcomes through the independent task, not by copying the worked result.</w:t>
+      <w:pPr>
+        <w:spacing w:line="336" w:lineRule="auto" w:after="180"/>
+      </w:pPr>
+      <w:r>
+        <w:rPr>
+          <w:b w:val="0"/>
+        </w:rPr>
+        <w:t>Teach Week 16 as a two-session investigation using fictional data. A fictional poll asks whether a short activity was useful. Responses are Yes, No or Unknown.</w:t>
+      </w:r>
+    </w:p>
+    <w:p>
+      <w:pPr>
+        <w:spacing w:line="336" w:lineRule="auto" w:after="180"/>
+      </w:pPr>
+      <w:r>
+        <w:rPr>
+          <w:b w:val="0"/>
+        </w:rPr>
+        <w:t xml:space="preserve">We will report Yes among known responses and also disclose unknown responses. Choosing a </w:t>
+      </w:r>
+      <w:r>
+        <w:rPr>
+          <w:b/>
+        </w:rPr>
+        <w:t>denominator</w:t>
+      </w:r>
+      <w:r>
+        <w:rPr>
+          <w:b w:val="0"/>
+        </w:rPr>
+        <w:t xml:space="preserve"> changes the question being answered.</w:t>
+      </w:r>
+    </w:p>
+    <w:p>
+      <w:pPr>
+        <w:spacing w:line="336" w:lineRule="auto" w:after="180"/>
+      </w:pPr>
+      <w:r>
+        <w:rPr>
+          <w:b w:val="0"/>
+        </w:rPr>
+        <w:t>Assess the three stated outcomes through the independent task, not by copying the worked result.</w:t>
       </w:r>
     </w:p>
     <w:p>
@@ -512,23 +951,59 @@
       </w:r>
     </w:p>
     <w:p>
-      <w:r>
+      <w:pPr>
+        <w:spacing w:line="336" w:lineRule="auto" w:after="180"/>
+      </w:pPr>
+      <w:r>
+        <w:rPr>
+          <w:b w:val="0"/>
+        </w:rPr>
         <w:t>3/12, which is 1/4.</w:t>
       </w:r>
     </w:p>
     <w:p>
-      <w:r>
+      <w:pPr>
+        <w:spacing w:line="336" w:lineRule="auto" w:after="180"/>
+      </w:pPr>
+      <w:r>
+        <w:rPr>
+          <w:b w:val="0"/>
+        </w:rPr>
         <w:t>Python 3 editor with a fresh local practice file</w:t>
       </w:r>
     </w:p>
     <w:p>
-      <w:r>
+      <w:pPr>
+        <w:spacing w:line="336" w:lineRule="auto" w:after="180"/>
+      </w:pPr>
+      <w:r>
+        <w:rPr>
+          <w:b w:val="0"/>
+        </w:rPr>
         <w:t>Paper trace table and the student workbook</w:t>
       </w:r>
     </w:p>
     <w:p>
-      <w:r>
-        <w:t>Fictional input records from this lesson; no real student identifiers</w:t>
+      <w:pPr>
+        <w:spacing w:line="336" w:lineRule="auto" w:after="180"/>
+      </w:pPr>
+      <w:r>
+        <w:rPr>
+          <w:b w:val="0"/>
+        </w:rPr>
+        <w:t xml:space="preserve">Fictional </w:t>
+      </w:r>
+      <w:r>
+        <w:rPr>
+          <w:b/>
+        </w:rPr>
+        <w:t>input</w:t>
+      </w:r>
+      <w:r>
+        <w:rPr>
+          <w:b w:val="0"/>
+        </w:rPr>
+        <w:t xml:space="preserve"> records from this lesson; no real student identifiers</w:t>
       </w:r>
     </w:p>
     <w:p>
@@ -540,12 +1015,36 @@
       </w:r>
     </w:p>
     <w:p>
-      <w:r>
-        <w:t>By the end, I can compare accuracy with class-specific performance in an imbalanced evaluation.</w:t>
-      </w:r>
-    </w:p>
-    <w:p>
-      <w:r>
+      <w:pPr>
+        <w:spacing w:line="336" w:lineRule="auto" w:after="180"/>
+      </w:pPr>
+      <w:r>
+        <w:rPr>
+          <w:b w:val="0"/>
+        </w:rPr>
+        <w:t xml:space="preserve">By the end, I can compare </w:t>
+      </w:r>
+      <w:r>
+        <w:rPr>
+          <w:b/>
+        </w:rPr>
+        <w:t>accuracy</w:t>
+      </w:r>
+      <w:r>
+        <w:rPr>
+          <w:b w:val="0"/>
+        </w:rPr>
+        <w:t xml:space="preserve"> with class-specific performance in an imbalanced evaluation.</w:t>
+      </w:r>
+    </w:p>
+    <w:p>
+      <w:pPr>
+        <w:spacing w:line="336" w:lineRule="auto" w:after="180"/>
+      </w:pPr>
+      <w:r>
+        <w:rPr>
+          <w:b w:val="0"/>
+        </w:rPr>
         <w:t>This added worked case illustrates the week’s main idea. Retain all original and connected topics; schedule its practice within the teaching cycle.</w:t>
       </w:r>
     </w:p>
@@ -558,61 +1057,203 @@
       </w:r>
     </w:p>
     <w:p>
+      <w:r>
+        <w:t>Model Accuracy as a Fraction using the supplied case, labelled mechanism and reasoning. Make the scope of each conclusion explicit.</w:t>
+      </w:r>
+    </w:p>
+    <w:p>
+      <w:pPr>
+        <w:spacing w:line="336" w:lineRule="auto" w:after="180"/>
+      </w:pPr>
+      <w:r>
+        <w:rPr>
+          <w:b/>
+        </w:rPr>
+        <w:t>Input</w:t>
+      </w:r>
+      <w:r>
+        <w:rPr>
+          <w:b w:val="0"/>
+        </w:rPr>
+        <w:t xml:space="preserve"> → </w:t>
+      </w:r>
+      <w:r>
+        <w:rPr>
+          <w:b/>
+        </w:rPr>
+        <w:t>Process</w:t>
+      </w:r>
+      <w:r>
+        <w:rPr>
+          <w:b w:val="0"/>
+        </w:rPr>
+        <w:t xml:space="preserve"> → </w:t>
+      </w:r>
+      <w:r>
+        <w:rPr>
+          <w:b/>
+        </w:rPr>
+        <w:t>Output</w:t>
+      </w:r>
+    </w:p>
+    <w:p>
+      <w:pPr>
+        <w:spacing w:line="336" w:lineRule="auto" w:after="180"/>
+      </w:pPr>
+      <w:r>
+        <w:rPr>
+          <w:b w:val="0"/>
+        </w:rPr>
+        <w:t>Trace the information. At each stage, ask what changed and how you could test it.</w:t>
+      </w:r>
+    </w:p>
+    <w:p>
+      <w:pPr>
+        <w:spacing w:line="336" w:lineRule="auto" w:after="180"/>
+      </w:pPr>
+      <w:r>
+        <w:rPr>
+          <w:b w:val="0"/>
+        </w:rPr>
+        <w:t>Which stage could fail even when the other two are correct? Explain:</w:t>
+      </w:r>
+    </w:p>
+    <w:p>
+      <w:pPr>
+        <w:spacing w:line="336" w:lineRule="auto" w:after="180"/>
+      </w:pPr>
+      <w:r>
+        <w:rPr>
+          <w:b w:val="0"/>
+        </w:rPr>
+        <w:t xml:space="preserve">Predict first. Then check each step. A correct answer without visible reasoning is incomplete </w:t>
+      </w:r>
+      <w:r>
+        <w:rPr>
+          <w:b/>
+        </w:rPr>
+        <w:t>evidence</w:t>
+      </w:r>
+      <w:r>
+        <w:rPr>
+          <w:b w:val="0"/>
+        </w:rPr>
+        <w:t>.</w:t>
+      </w:r>
+    </w:p>
+    <w:p>
+      <w:pPr>
+        <w:spacing w:line="336" w:lineRule="auto" w:after="180"/>
+        <w:shd w:fill="F4F9FC"/>
+      </w:pPr>
+      <w:r>
+        <w:rPr>
+          <w:b w:val="0"/>
+        </w:rPr>
+        <w:t xml:space="preserve">1. Model A: 7 correct out of 10 → 7/10 = </w:t>
+      </w:r>
+      <w:r>
+        <w:rPr>
+          <w:b/>
+        </w:rPr>
+        <w:t>70%</w:t>
+      </w:r>
+      <w:r>
+        <w:rPr>
+          <w:b w:val="0"/>
+        </w:rPr>
+        <w:t>.</w:t>
+      </w:r>
+    </w:p>
+    <w:p>
+      <w:pPr>
+        <w:spacing w:line="336" w:lineRule="auto" w:after="180"/>
+        <w:shd w:fill="F4F9FC"/>
+      </w:pPr>
+      <w:r>
+        <w:rPr>
+          <w:b w:val="0"/>
+        </w:rPr>
+        <w:t>2. Model B: 18 correct out of 20 → 18/20 = 90%.</w:t>
+      </w:r>
+    </w:p>
+    <w:p>
+      <w:pPr>
+        <w:spacing w:line="336" w:lineRule="auto" w:after="180"/>
+        <w:shd w:fill="F4F9FC"/>
+      </w:pPr>
+      <w:r>
+        <w:rPr>
+          <w:b w:val="0"/>
+        </w:rPr>
+        <w:t xml:space="preserve">3. Model B has higher measured </w:t>
+      </w:r>
+      <w:r>
+        <w:rPr>
+          <w:b/>
+        </w:rPr>
+        <w:t>accuracy</w:t>
+      </w:r>
+      <w:r>
+        <w:rPr>
+          <w:b w:val="0"/>
+        </w:rPr>
+        <w:t xml:space="preserve"> on these tests.</w:t>
+      </w:r>
+    </w:p>
+    <w:p>
+      <w:pPr>
+        <w:spacing w:line="336" w:lineRule="auto" w:after="180"/>
+        <w:shd w:fill="F4F9FC"/>
+      </w:pPr>
+      <w:r>
+        <w:rPr>
+          <w:b w:val="0"/>
+        </w:rPr>
+        <w:t>4. Still ask: were the test cases fair and were some errors more costly?</w:t>
+      </w:r>
+    </w:p>
+    <w:p>
+      <w:pPr>
+        <w:spacing w:line="336" w:lineRule="auto" w:after="180"/>
+      </w:pPr>
+      <w:r>
+        <w:rPr>
+          <w:b w:val="0"/>
+        </w:rPr>
+        <w:t>Recalculate, retrace, or restate the reasoning in your own representation:</w:t>
+      </w:r>
+    </w:p>
+    <w:p>
+      <w:pPr>
+        <w:spacing w:line="336" w:lineRule="auto" w:after="180"/>
+        <w:shd w:fill="F5F1FB"/>
+      </w:pPr>
+      <w:r>
+        <w:rPr>
+          <w:b w:val="0"/>
+        </w:rPr>
+        <w:t xml:space="preserve">CHECK Did the </w:t>
+      </w:r>
+      <w:r>
+        <w:rPr>
+          <w:b/>
+        </w:rPr>
+        <w:t>evidence</w:t>
+      </w:r>
+      <w:r>
+        <w:rPr>
+          <w:b w:val="0"/>
+        </w:rPr>
+        <w:t xml:space="preserve"> answer the exact question? Did the total, path, or source record stay consistent?</w:t>
+      </w:r>
+    </w:p>
+    <w:p>
       <w:pPr>
         <w:pStyle w:val="Heading3"/>
       </w:pPr>
       <w:r>
-        <w:t>Explain the mechanism</w:t>
-      </w:r>
-    </w:p>
-    <w:p>
-      <w:r>
-        <w:t>Input → Process → Output</w:t>
-      </w:r>
-    </w:p>
-    <w:p>
-      <w:r>
-        <w:t>Trace the information. At each stage, ask what changed and how you could test it.</w:t>
-      </w:r>
-    </w:p>
-    <w:p>
-      <w:r>
-        <w:t>Which stage could fail even when the other two are correct? Explain:</w:t>
-      </w:r>
-    </w:p>
-    <w:p>
-      <w:r>
-        <w:t>Predict first. Then check each step. A correct answer without visible reasoning is incomplete evidence.</w:t>
-      </w:r>
-    </w:p>
-    <w:p>
-      <w:r>
-        <w:t>1. Model A: 7 correct out of 10 → 7/10 = 70%.</w:t>
-      </w:r>
-    </w:p>
-    <w:p>
-      <w:r>
-        <w:t>2. Model B: 18 correct out of 20 → 18/20 = 90%.</w:t>
-      </w:r>
-    </w:p>
-    <w:p>
-      <w:r>
-        <w:t>3. Model B has higher measured accuracy on these tests.</w:t>
-      </w:r>
-    </w:p>
-    <w:p>
-      <w:r>
-        <w:t>4. Still ask: were the test cases fair and were some errors more costly?</w:t>
-      </w:r>
-    </w:p>
-    <w:p>
-      <w:r>
-        <w:t>Recalculate, retrace, or restate the reasoning in your own representation:</w:t>
-      </w:r>
-    </w:p>
-    <w:p>
-      <w:r>
-        <w:t>CHECK Did the evidence answer the exact question? Did the total, path, or source record stay consistent?</w:t>
+        <w:t>Concrete teaching case</w:t>
       </w:r>
     </w:p>
     <w:p>
@@ -620,63 +1261,447 @@
         <w:pStyle w:val="Heading3"/>
       </w:pPr>
       <w:r>
-        <w:t>Concrete teaching case</w:t>
-      </w:r>
-    </w:p>
-    <w:p>
-      <w:r>
+        <w:t>The teaching case</w:t>
+      </w:r>
+    </w:p>
+    <w:p>
+      <w:pPr>
+        <w:spacing w:line="336" w:lineRule="auto" w:after="180"/>
+        <w:shd w:fill="F1F6FC"/>
+      </w:pPr>
+      <w:r>
+        <w:rPr>
+          <w:b w:val="0"/>
+        </w:rPr>
         <w:t>Nine of twelve held-out classifications are correct.</w:t>
       </w:r>
     </w:p>
     <w:p>
-      <w:r>
-        <w:t>Compute accuracy and state the denominator.</w:t>
-      </w:r>
-    </w:p>
-    <w:p>
       <w:pPr>
         <w:pStyle w:val="Heading3"/>
       </w:pPr>
       <w:r>
+        <w:t>The teaching case</w:t>
+      </w:r>
+    </w:p>
+    <w:p>
+      <w:pPr>
+        <w:spacing w:line="336" w:lineRule="auto" w:after="180"/>
+        <w:shd w:fill="F1F6FC"/>
+      </w:pPr>
+      <w:r>
+        <w:rPr>
+          <w:b w:val="0"/>
+        </w:rPr>
+        <w:t xml:space="preserve">Compute </w:t>
+      </w:r>
+      <w:r>
+        <w:rPr>
+          <w:b/>
+        </w:rPr>
+        <w:t>accuracy</w:t>
+      </w:r>
+      <w:r>
+        <w:rPr>
+          <w:b w:val="0"/>
+        </w:rPr>
+        <w:t xml:space="preserve"> and state the </w:t>
+      </w:r>
+      <w:r>
+        <w:rPr>
+          <w:b/>
+        </w:rPr>
+        <w:t>denominator</w:t>
+      </w:r>
+      <w:r>
+        <w:rPr>
+          <w:b w:val="0"/>
+        </w:rPr>
+        <w:t>.</w:t>
+      </w:r>
+    </w:p>
+    <w:p>
+      <w:pPr>
+        <w:pStyle w:val="Heading3"/>
+      </w:pPr>
+      <w:r>
         <w:t>Exact explanation to model</w:t>
       </w:r>
     </w:p>
     <w:p>
-      <w:r>
-        <w:t>9/12=3/4=75%. Count all scored cases, including errors.</w:t>
-      </w:r>
-    </w:p>
-    <w:p>
       <w:pPr>
         <w:pStyle w:val="Heading3"/>
       </w:pPr>
       <w:r>
+        <w:t>Why the result follows</w:t>
+      </w:r>
+    </w:p>
+    <w:p>
+      <w:pPr>
+        <w:spacing w:line="336" w:lineRule="auto" w:after="180"/>
+        <w:shd w:fill="F1F6FC"/>
+      </w:pPr>
+      <w:r>
+        <w:rPr>
+          <w:b w:val="0"/>
+        </w:rPr>
+        <w:t xml:space="preserve">9/12=3/4=75%. </w:t>
+      </w:r>
+      <w:r>
+        <w:rPr>
+          <w:b/>
+        </w:rPr>
+        <w:t>Count</w:t>
+      </w:r>
+      <w:r>
+        <w:rPr>
+          <w:b w:val="0"/>
+        </w:rPr>
+        <w:t xml:space="preserve"> all scored cases, including errors.</w:t>
+      </w:r>
+    </w:p>
+    <w:p>
+      <w:pPr>
+        <w:pStyle w:val="Heading3"/>
+      </w:pPr>
+      <w:r>
         <w:t>Explain the added worked example</w:t>
       </w:r>
     </w:p>
     <w:p>
-      <w:r>
-        <w:t>Accuracy counts all correct predictions and divides by all evaluated examples. Each example has equal weight, so a common class contributes more to the score. A high result can hide failure on a rare class. This week keeps the confusion matrix visible and checks both classes separately.</w:t>
-      </w:r>
-    </w:p>
-    <w:p>
-      <w:r>
-        <w:t>New fictional training data has 16 clear and 4 blocked labels. Its majority baseline predicts clear for every query; choose that rule from training, not evaluation labels. A separate evaluation set also contains 16 clear and 4 blocked cases. A frozen candidate and the baseline are evaluated on the same 20 records.</w:t>
-      </w:r>
-    </w:p>
-    <w:p>
-      <w:r>
-        <w:t>Rows are references and columns are predictions, ordered clear then blocked. Blocked is positive. Both methods get 16/20=80 percent accuracy. The baseline misses all four blocked cases. The candidate finds all four but falsely flags four clear cases. The same score conceals a different tradeoff.</w:t>
-      </w:r>
-    </w:p>
-    <w:p>
-      <w:r>
-        <w:t>The output is baseline 80.0 50.0, then candidate 80.0 87.5. In each output line the first percentage is ordinary accuracy and the second is balanced accuracy. For the candidate, the clear-class correct fraction is 12/16=75 percent and the blocked-class fraction is 4/4=100 percent. Their equal average is 87.5 percent.</w:t>
-      </w:r>
-    </w:p>
-    <w:p>
-      <w:r>
-        <w:t>For the baseline, those fractions are 16/16=100 percent and 0/4=0 percent, averaging 50 percent. The code assumes a two-by-two table of nonnegative integer counts in the stated order. It stops when either reference class is absent. Then report the observed counts and the unavailable class result; do not invent a denominator or silently substitute zero.</w:t>
+      <w:pPr>
+        <w:pStyle w:val="Heading3"/>
+      </w:pPr>
+      <w:r>
+        <w:t>Explain the added worked example · 1</w:t>
+      </w:r>
+    </w:p>
+    <w:p>
+      <w:pPr>
+        <w:spacing w:line="336" w:lineRule="auto" w:after="180"/>
+      </w:pPr>
+      <w:r>
+        <w:rPr>
+          <w:b/>
+        </w:rPr>
+        <w:t>Accuracy</w:t>
+      </w:r>
+      <w:r>
+        <w:rPr>
+          <w:b w:val="0"/>
+        </w:rPr>
+        <w:t xml:space="preserve"> </w:t>
+      </w:r>
+      <w:r>
+        <w:rPr>
+          <w:b/>
+        </w:rPr>
+        <w:t>count</w:t>
+      </w:r>
+      <w:r>
+        <w:rPr>
+          <w:b w:val="0"/>
+        </w:rPr>
+        <w:t xml:space="preserve">s all correct </w:t>
+      </w:r>
+      <w:r>
+        <w:rPr>
+          <w:b/>
+        </w:rPr>
+        <w:t>prediction</w:t>
+      </w:r>
+      <w:r>
+        <w:rPr>
+          <w:b w:val="0"/>
+        </w:rPr>
+        <w:t>s and divides by all evaluated examples. Each example has equal weight, so a common class contributes more to the score. A high result can hide failure on a rare class.</w:t>
+      </w:r>
+    </w:p>
+    <w:p>
+      <w:pPr>
+        <w:spacing w:line="336" w:lineRule="auto" w:after="180"/>
+      </w:pPr>
+      <w:r>
+        <w:rPr>
+          <w:b w:val="0"/>
+        </w:rPr>
+        <w:t>This week keeps the confusion matrix visible and checks both classes separately.</w:t>
+      </w:r>
+    </w:p>
+    <w:p>
+      <w:pPr>
+        <w:pStyle w:val="Heading3"/>
+      </w:pPr>
+      <w:r>
+        <w:t>Explain the added worked example · 2</w:t>
+      </w:r>
+    </w:p>
+    <w:p>
+      <w:pPr>
+        <w:spacing w:line="336" w:lineRule="auto" w:after="180"/>
+      </w:pPr>
+      <w:r>
+        <w:rPr>
+          <w:b w:val="0"/>
+        </w:rPr>
+        <w:t xml:space="preserve">New fictional </w:t>
+      </w:r>
+      <w:r>
+        <w:rPr>
+          <w:b/>
+        </w:rPr>
+        <w:t>training</w:t>
+      </w:r>
+      <w:r>
+        <w:rPr>
+          <w:b w:val="0"/>
+        </w:rPr>
+        <w:t xml:space="preserve"> data has 16 clear and 4 blocked labels. Its </w:t>
+      </w:r>
+      <w:r>
+        <w:rPr>
+          <w:b/>
+        </w:rPr>
+        <w:t>majority baseline</w:t>
+      </w:r>
+      <w:r>
+        <w:rPr>
+          <w:b w:val="0"/>
+        </w:rPr>
+        <w:t xml:space="preserve"> predicts clear for every query; choose that rule from </w:t>
+      </w:r>
+      <w:r>
+        <w:rPr>
+          <w:b/>
+        </w:rPr>
+        <w:t>training</w:t>
+      </w:r>
+      <w:r>
+        <w:rPr>
+          <w:b w:val="0"/>
+        </w:rPr>
+        <w:t>, not evaluation labels.</w:t>
+      </w:r>
+    </w:p>
+    <w:p>
+      <w:pPr>
+        <w:spacing w:line="336" w:lineRule="auto" w:after="180"/>
+      </w:pPr>
+      <w:r>
+        <w:rPr>
+          <w:b w:val="0"/>
+        </w:rPr>
+        <w:t>A separate evaluation set also contains 16 clear and 4 blocked cases. A frozen candidate and the baseline are evaluated on the same 20 records.</w:t>
+      </w:r>
+    </w:p>
+    <w:p>
+      <w:pPr>
+        <w:pStyle w:val="Heading3"/>
+      </w:pPr>
+      <w:r>
+        <w:t>Explain the added worked example · 3</w:t>
+      </w:r>
+    </w:p>
+    <w:p>
+      <w:pPr>
+        <w:spacing w:line="336" w:lineRule="auto" w:after="180"/>
+      </w:pPr>
+      <w:r>
+        <w:rPr>
+          <w:b w:val="0"/>
+        </w:rPr>
+        <w:t xml:space="preserve">Rows are references and columns are </w:t>
+      </w:r>
+      <w:r>
+        <w:rPr>
+          <w:b/>
+        </w:rPr>
+        <w:t>prediction</w:t>
+      </w:r>
+      <w:r>
+        <w:rPr>
+          <w:b w:val="0"/>
+        </w:rPr>
+        <w:t xml:space="preserve">s, ordered clear then blocked. Blocked is positive. Both methods get 16/20=80 percent </w:t>
+      </w:r>
+      <w:r>
+        <w:rPr>
+          <w:b/>
+        </w:rPr>
+        <w:t>accuracy</w:t>
+      </w:r>
+      <w:r>
+        <w:rPr>
+          <w:b w:val="0"/>
+        </w:rPr>
+        <w:t>. The baseline misses all four blocked cases.</w:t>
+      </w:r>
+    </w:p>
+    <w:p>
+      <w:pPr>
+        <w:spacing w:line="336" w:lineRule="auto" w:after="180"/>
+      </w:pPr>
+      <w:r>
+        <w:rPr>
+          <w:b w:val="0"/>
+        </w:rPr>
+        <w:t>The candidate finds all four but falsely flags four clear cases. The same score conceals a different tradeoff.</w:t>
+      </w:r>
+    </w:p>
+    <w:p>
+      <w:pPr>
+        <w:pStyle w:val="Heading3"/>
+      </w:pPr>
+      <w:r>
+        <w:t>Explain the added worked example · 4</w:t>
+      </w:r>
+    </w:p>
+    <w:p>
+      <w:pPr>
+        <w:spacing w:line="336" w:lineRule="auto" w:after="180"/>
+      </w:pPr>
+      <w:r>
+        <w:rPr>
+          <w:b w:val="0"/>
+        </w:rPr>
+        <w:t xml:space="preserve">The </w:t>
+      </w:r>
+      <w:r>
+        <w:rPr>
+          <w:b/>
+        </w:rPr>
+        <w:t>output</w:t>
+      </w:r>
+      <w:r>
+        <w:rPr>
+          <w:b w:val="0"/>
+        </w:rPr>
+        <w:t xml:space="preserve"> is baseline 80.0 50.0, then candidate 80.0 87.5. In each </w:t>
+      </w:r>
+      <w:r>
+        <w:rPr>
+          <w:b/>
+        </w:rPr>
+        <w:t>output</w:t>
+      </w:r>
+      <w:r>
+        <w:rPr>
+          <w:b w:val="0"/>
+        </w:rPr>
+        <w:t xml:space="preserve"> line the first </w:t>
+      </w:r>
+      <w:r>
+        <w:rPr>
+          <w:b/>
+        </w:rPr>
+        <w:t>percentage</w:t>
+      </w:r>
+      <w:r>
+        <w:rPr>
+          <w:b w:val="0"/>
+        </w:rPr>
+        <w:t xml:space="preserve"> is ordinary </w:t>
+      </w:r>
+      <w:r>
+        <w:rPr>
+          <w:b/>
+        </w:rPr>
+        <w:t>accuracy</w:t>
+      </w:r>
+      <w:r>
+        <w:rPr>
+          <w:b w:val="0"/>
+        </w:rPr>
+        <w:t xml:space="preserve"> and the second is </w:t>
+      </w:r>
+      <w:r>
+        <w:rPr>
+          <w:b/>
+        </w:rPr>
+        <w:t>balanced accuracy</w:t>
+      </w:r>
+      <w:r>
+        <w:rPr>
+          <w:b w:val="0"/>
+        </w:rPr>
+        <w:t>.</w:t>
+      </w:r>
+    </w:p>
+    <w:p>
+      <w:pPr>
+        <w:spacing w:line="336" w:lineRule="auto" w:after="180"/>
+      </w:pPr>
+      <w:r>
+        <w:rPr>
+          <w:b w:val="0"/>
+        </w:rPr>
+        <w:t>For the candidate, the clear-class correct fraction is 12/16=75 percent and the blocked-class fraction is 4/4=100 percent. Their equal average is 87.5 percent.</w:t>
+      </w:r>
+    </w:p>
+    <w:p>
+      <w:pPr>
+        <w:pStyle w:val="Heading3"/>
+      </w:pPr>
+      <w:r>
+        <w:t>Explain the added worked example · 5</w:t>
+      </w:r>
+    </w:p>
+    <w:p>
+      <w:pPr>
+        <w:spacing w:line="336" w:lineRule="auto" w:after="180"/>
+      </w:pPr>
+      <w:r>
+        <w:rPr>
+          <w:b w:val="0"/>
+        </w:rPr>
+        <w:t xml:space="preserve">For the baseline, those fractions are 16/16=100 percent and 0/4=0 percent, averaging 50 percent. The code assumes a two-by-two table of nonnegative integer </w:t>
+      </w:r>
+      <w:r>
+        <w:rPr>
+          <w:b/>
+        </w:rPr>
+        <w:t>count</w:t>
+      </w:r>
+      <w:r>
+        <w:rPr>
+          <w:b w:val="0"/>
+        </w:rPr>
+        <w:t>s in the stated order.</w:t>
+      </w:r>
+    </w:p>
+    <w:p>
+      <w:pPr>
+        <w:spacing w:line="336" w:lineRule="auto" w:after="180"/>
+      </w:pPr>
+      <w:r>
+        <w:rPr>
+          <w:b w:val="0"/>
+        </w:rPr>
+        <w:t xml:space="preserve">It stops when either reference class is absent. Then report the observed </w:t>
+      </w:r>
+      <w:r>
+        <w:rPr>
+          <w:b/>
+        </w:rPr>
+        <w:t>count</w:t>
+      </w:r>
+      <w:r>
+        <w:rPr>
+          <w:b w:val="0"/>
+        </w:rPr>
+        <w:t xml:space="preserve">s and the unavailable class result; do not invent a </w:t>
+      </w:r>
+      <w:r>
+        <w:rPr>
+          <w:b/>
+        </w:rPr>
+        <w:t>denominator</w:t>
+      </w:r>
+      <w:r>
+        <w:rPr>
+          <w:b w:val="0"/>
+        </w:rPr>
+        <w:t xml:space="preserve"> or silently substitute zero.</w:t>
       </w:r>
     </w:p>
     <w:p>
@@ -820,18 +1845,106 @@
       </w:r>
     </w:p>
     <w:p>
-      <w:r>
-        <w:t>A fictional poll asks whether a short activity was useful. Responses are Yes, No or Unknown. We will report Yes among known responses and also disclose unknown responses. Choosing a denominator changes the question being answered.</w:t>
-      </w:r>
-    </w:p>
-    <w:p>
-      <w:r>
-        <w:t>The printed proportion is 0.75, or 75 percent, among four known responses. Yes among all five supplied responses is 0.6, or 60 percent. Both calculations are correct when labelled; they describe different denominators. Unknown must not silently become No.</w:t>
-      </w:r>
-    </w:p>
-    <w:p>
-      <w:r>
-        <w:t>1/2 = 50 percent among known; 1/4 = 25 percent among all supplied. Exit: No. The denominator is known volunteers, and participation may not represent all students.</w:t>
+      <w:pPr>
+        <w:spacing w:line="336" w:lineRule="auto" w:after="180"/>
+      </w:pPr>
+      <w:r>
+        <w:rPr>
+          <w:b w:val="0"/>
+        </w:rPr>
+        <w:t>A fictional poll asks whether a short activity was useful. Responses are Yes, No or Unknown. We will report Yes among known responses and also disclose unknown responses.</w:t>
+      </w:r>
+    </w:p>
+    <w:p>
+      <w:pPr>
+        <w:spacing w:line="336" w:lineRule="auto" w:after="180"/>
+      </w:pPr>
+      <w:r>
+        <w:rPr>
+          <w:b w:val="0"/>
+        </w:rPr>
+        <w:t xml:space="preserve">Choosing a </w:t>
+      </w:r>
+      <w:r>
+        <w:rPr>
+          <w:b/>
+        </w:rPr>
+        <w:t>denominator</w:t>
+      </w:r>
+      <w:r>
+        <w:rPr>
+          <w:b w:val="0"/>
+        </w:rPr>
+        <w:t xml:space="preserve"> changes the question being answered.</w:t>
+      </w:r>
+    </w:p>
+    <w:p>
+      <w:pPr>
+        <w:spacing w:line="336" w:lineRule="auto" w:after="180"/>
+      </w:pPr>
+      <w:r>
+        <w:rPr>
+          <w:b w:val="0"/>
+        </w:rPr>
+        <w:t xml:space="preserve">The printed </w:t>
+      </w:r>
+      <w:r>
+        <w:rPr>
+          <w:b/>
+        </w:rPr>
+        <w:t>proportion</w:t>
+      </w:r>
+      <w:r>
+        <w:rPr>
+          <w:b w:val="0"/>
+        </w:rPr>
+        <w:t xml:space="preserve"> is 0.75, or 75 percent, among four known responses. Yes among all five supplied responses is 0.6, or 60 percent. Both calculations are correct when labelled; they describe different </w:t>
+      </w:r>
+      <w:r>
+        <w:rPr>
+          <w:b/>
+        </w:rPr>
+        <w:t>denominator</w:t>
+      </w:r>
+      <w:r>
+        <w:rPr>
+          <w:b w:val="0"/>
+        </w:rPr>
+        <w:t>s.</w:t>
+      </w:r>
+    </w:p>
+    <w:p>
+      <w:pPr>
+        <w:spacing w:line="336" w:lineRule="auto" w:after="180"/>
+      </w:pPr>
+      <w:r>
+        <w:rPr>
+          <w:b w:val="0"/>
+        </w:rPr>
+        <w:t>Unknown must not silently become No.</w:t>
+      </w:r>
+    </w:p>
+    <w:p>
+      <w:pPr>
+        <w:spacing w:line="336" w:lineRule="auto" w:after="180"/>
+      </w:pPr>
+      <w:r>
+        <w:rPr>
+          <w:b w:val="0"/>
+        </w:rPr>
+        <w:t xml:space="preserve">1/2 = 50 percent among known; 1/4 = 25 percent among all supplied. Exit: No. The </w:t>
+      </w:r>
+      <w:r>
+        <w:rPr>
+          <w:b/>
+        </w:rPr>
+        <w:t>denominator</w:t>
+      </w:r>
+      <w:r>
+        <w:rPr>
+          <w:b w:val="0"/>
+        </w:rPr>
+        <w:t xml:space="preserve"> is known volunteers, and participation may not represent all students.</w:t>
       </w:r>
     </w:p>
     <w:p>
@@ -843,8 +1956,37 @@
       </w:r>
     </w:p>
     <w:p>
-      <w:r>
-        <w:t>Use the complete worked example below before asking learners to complete W2. Reveal a small part, invite a prediction, then explain the deciding step. These teacher notes contain solutions; do not reveal the independent case answer during modelling.</w:t>
+      <w:pPr>
+        <w:spacing w:line="336" w:lineRule="auto" w:after="180"/>
+      </w:pPr>
+      <w:r>
+        <w:rPr>
+          <w:b w:val="0"/>
+        </w:rPr>
+        <w:t xml:space="preserve">Use the complete worked example below before asking learners to complete W2. Reveal a small part, invite a </w:t>
+      </w:r>
+      <w:r>
+        <w:rPr>
+          <w:b/>
+        </w:rPr>
+        <w:t>prediction</w:t>
+      </w:r>
+      <w:r>
+        <w:rPr>
+          <w:b w:val="0"/>
+        </w:rPr>
+        <w:t>, then explain the deciding step.</w:t>
+      </w:r>
+    </w:p>
+    <w:p>
+      <w:pPr>
+        <w:spacing w:line="336" w:lineRule="auto" w:after="180"/>
+      </w:pPr>
+      <w:r>
+        <w:rPr>
+          <w:b w:val="0"/>
+        </w:rPr>
+        <w:t>These teacher notes contain solutions; do not reveal the independent case answer during modelling.</w:t>
       </w:r>
     </w:p>
     <w:p>
@@ -1032,8 +2174,39 @@
       </w:r>
     </w:p>
     <w:p>
-      <w:r>
-        <w:t>Balanced accuracy is a metric choice, not a repair to the classifier or a guarantee of safety. It gives classes equal influence in this summary; it does not encode the actual consequences of false alarms and missed cases. Four blocked evaluation examples are also too few for a strong general claim.</w:t>
+      <w:pPr>
+        <w:pStyle w:val="Heading3"/>
+      </w:pPr>
+      <w:r>
+        <w:t>Model the reasoning aloud · 6</w:t>
+      </w:r>
+    </w:p>
+    <w:p>
+      <w:pPr>
+        <w:spacing w:line="336" w:lineRule="auto" w:after="180"/>
+      </w:pPr>
+      <w:r>
+        <w:rPr>
+          <w:b/>
+        </w:rPr>
+        <w:t>Balanced accuracy</w:t>
+      </w:r>
+      <w:r>
+        <w:rPr>
+          <w:b w:val="0"/>
+        </w:rPr>
+        <w:t xml:space="preserve"> is a metric choice, not a repair to the classifier or a guarantee of safety. It gives classes equal influence in this summary; it does not encode the actual consequences of false alarms and missed cases.</w:t>
+      </w:r>
+    </w:p>
+    <w:p>
+      <w:pPr>
+        <w:spacing w:line="336" w:lineRule="auto" w:after="180"/>
+      </w:pPr>
+      <w:r>
+        <w:rPr>
+          <w:b w:val="0"/>
+        </w:rPr>
+        <w:t>Four blocked evaluation examples are also too few for a strong general claim.</w:t>
       </w:r>
     </w:p>
     <w:tbl>
@@ -1139,7 +2312,13 @@
       </w:tr>
     </w:tbl>
     <w:p>
-      <w:r>
+      <w:pPr>
+        <w:spacing w:line="336" w:lineRule="auto" w:after="180"/>
+      </w:pPr>
+      <w:r>
+        <w:rPr>
+          <w:b w:val="0"/>
+        </w:rPr>
         <w:t>Use the diagram and verbal explanation together. Ask learners to match a sentence to a specific visual step; do not assign learners fixed visual or auditory learning styles.</w:t>
       </w:r>
     </w:p>
@@ -1152,7 +2331,13 @@
       </w:r>
     </w:p>
     <w:p>
-      <w:r>
+      <w:pPr>
+        <w:spacing w:line="336" w:lineRule="auto" w:after="180"/>
+      </w:pPr>
+      <w:r>
+        <w:rPr>
+          <w:b w:val="0"/>
+        </w:rPr>
         <w:t>A fictional shelf classifier predicts repair needed or not needed.</w:t>
       </w:r>
     </w:p>
@@ -1165,12 +2350,42 @@
       </w:r>
     </w:p>
     <w:p>
-      <w:r>
+      <w:pPr>
+        <w:pStyle w:val="Heading3"/>
+      </w:pPr>
+      <w:r>
+        <w:t>Supplied facts</w:t>
+      </w:r>
+    </w:p>
+    <w:p>
+      <w:pPr>
+        <w:spacing w:line="336" w:lineRule="auto" w:after="180"/>
+        <w:shd w:fill="F1F6FC"/>
+      </w:pPr>
+      <w:r>
+        <w:rPr>
+          <w:b w:val="0"/>
+        </w:rPr>
         <w:t>Evaluation reference labels: 16 not-needed and 4 needed. Positive class is needed.</w:t>
       </w:r>
     </w:p>
     <w:p>
-      <w:r>
+      <w:pPr>
+        <w:pStyle w:val="Heading3"/>
+      </w:pPr>
+      <w:r>
+        <w:t>Supplied facts</w:t>
+      </w:r>
+    </w:p>
+    <w:p>
+      <w:pPr>
+        <w:spacing w:line="336" w:lineRule="auto" w:after="180"/>
+        <w:shd w:fill="F1F6FC"/>
+      </w:pPr>
+      <w:r>
+        <w:rPr>
+          <w:b w:val="0"/>
+        </w:rPr>
         <w:t>Always-not-needed baseline is correct on 16. Candidate has TP=3,FN=1,FP=2,TN=14.</w:t>
       </w:r>
     </w:p>
@@ -1392,20 +2607,74 @@
       </w:r>
     </w:p>
     <w:p>
-      <w:r>
-        <w:t>A majority-class baseline can look accurate while missing every positive case. The candidate improves overall agreement and repair detection in this table, but false alarms still matter. Use the same cases, denominators and positive-class definition for both. Do not infer that a single metric identifies the best policy for every library.</w:t>
-      </w:r>
-    </w:p>
-    <w:p>
       <w:pPr>
         <w:pStyle w:val="Heading3"/>
       </w:pPr>
       <w:r>
+        <w:t>Why the result follows</w:t>
+      </w:r>
+    </w:p>
+    <w:p>
+      <w:pPr>
+        <w:spacing w:line="336" w:lineRule="auto" w:after="180"/>
+        <w:shd w:fill="F1F6FC"/>
+      </w:pPr>
+      <w:r>
+        <w:rPr>
+          <w:b w:val="0"/>
+        </w:rPr>
+        <w:t>A majority-class baseline can look accurate while missing every positive case. The candidate improves overall agreement and repair detection in this table, but false alarms still matter.</w:t>
+      </w:r>
+    </w:p>
+    <w:p>
+      <w:pPr>
+        <w:spacing w:line="336" w:lineRule="auto" w:after="180"/>
+        <w:shd w:fill="F1F6FC"/>
+      </w:pPr>
+      <w:r>
+        <w:rPr>
+          <w:b w:val="0"/>
+        </w:rPr>
+        <w:t xml:space="preserve">Use the same cases, </w:t>
+      </w:r>
+      <w:r>
+        <w:rPr>
+          <w:b/>
+        </w:rPr>
+        <w:t>denominator</w:t>
+      </w:r>
+      <w:r>
+        <w:rPr>
+          <w:b w:val="0"/>
+        </w:rPr>
+        <w:t>s and positive-class definition for both. Do not infer that a single metric identifies the best policy for every library.</w:t>
+      </w:r>
+    </w:p>
+    <w:p>
+      <w:pPr>
+        <w:pStyle w:val="Heading3"/>
+      </w:pPr>
+      <w:r>
         <w:t>What this example does not establish</w:t>
       </w:r>
     </w:p>
     <w:p>
-      <w:r>
+      <w:pPr>
+        <w:pStyle w:val="Heading3"/>
+      </w:pPr>
+      <w:r>
+        <w:t>Keep the stated limit</w:t>
+      </w:r>
+    </w:p>
+    <w:p>
+      <w:pPr>
+        <w:spacing w:line="336" w:lineRule="auto" w:after="180"/>
+        <w:shd w:fill="FFF5E6"/>
+      </w:pPr>
+      <w:r>
+        <w:rPr>
+          <w:b w:val="0"/>
+        </w:rPr>
         <w:t>These selected cases do not establish future rates or specify the real cost of each error.</w:t>
       </w:r>
     </w:p>
@@ -1418,17 +2687,80 @@
       </w:r>
     </w:p>
     <w:p>
-      <w:r>
+      <w:pPr>
+        <w:pStyle w:val="Heading3"/>
+      </w:pPr>
+      <w:r>
+        <w:t>Change one thing</w:t>
+      </w:r>
+    </w:p>
+    <w:p>
+      <w:pPr>
+        <w:spacing w:line="336" w:lineRule="auto" w:after="180"/>
+        <w:shd w:fill="F5F1FB"/>
+      </w:pPr>
+      <w:r>
+        <w:rPr>
+          <w:b w:val="0"/>
+        </w:rPr>
         <w:t>Change: A candidate instead marks every book repair needed.</w:t>
       </w:r>
     </w:p>
     <w:p>
-      <w:r>
-        <w:t>Prediction: Recall is 4/4=100%, but accuracy is only 4/20=20%.</w:t>
-      </w:r>
-    </w:p>
-    <w:p>
-      <w:r>
+      <w:pPr>
+        <w:pStyle w:val="Heading3"/>
+      </w:pPr>
+      <w:r>
+        <w:t>Predicted result</w:t>
+      </w:r>
+    </w:p>
+    <w:p>
+      <w:pPr>
+        <w:spacing w:line="336" w:lineRule="auto" w:after="180"/>
+        <w:shd w:fill="F1F6FC"/>
+      </w:pPr>
+      <w:r>
+        <w:rPr>
+          <w:b/>
+        </w:rPr>
+        <w:t>Prediction</w:t>
+      </w:r>
+      <w:r>
+        <w:rPr>
+          <w:b w:val="0"/>
+        </w:rPr>
+        <w:t xml:space="preserve">: Recall is 4/4=100%, but </w:t>
+      </w:r>
+      <w:r>
+        <w:rPr>
+          <w:b/>
+        </w:rPr>
+        <w:t>accuracy</w:t>
+      </w:r>
+      <w:r>
+        <w:rPr>
+          <w:b w:val="0"/>
+        </w:rPr>
+        <w:t xml:space="preserve"> is only 4/20=20%.</w:t>
+      </w:r>
+    </w:p>
+    <w:p>
+      <w:pPr>
+        <w:pStyle w:val="Heading3"/>
+      </w:pPr>
+      <w:r>
+        <w:t>Why the result follows</w:t>
+      </w:r>
+    </w:p>
+    <w:p>
+      <w:pPr>
+        <w:spacing w:line="336" w:lineRule="auto" w:after="180"/>
+        <w:shd w:fill="F1F6FC"/>
+      </w:pPr>
+      <w:r>
+        <w:rPr>
+          <w:b w:val="0"/>
+        </w:rPr>
         <w:t>Reason: All 16 not-needed books become false alarms.</w:t>
       </w:r>
     </w:p>
@@ -1441,8 +2773,57 @@
       </w:r>
     </w:p>
     <w:p>
-      <w:r>
-        <w:t>Cover the result. Ask learners to name the inputs and predict the next step. Uncover one step, connect the icon to the actual procedure, and explain its evidence. Then change the supplied condition and compare. The picture is a representation; it does not document execution of a real AI model.</w:t>
+      <w:pPr>
+        <w:pStyle w:val="Heading3"/>
+      </w:pPr>
+      <w:r>
+        <w:t>Ask while showing the picture · 7</w:t>
+      </w:r>
+    </w:p>
+    <w:p>
+      <w:pPr>
+        <w:spacing w:line="336" w:lineRule="auto" w:after="180"/>
+      </w:pPr>
+      <w:r>
+        <w:rPr>
+          <w:b w:val="0"/>
+        </w:rPr>
+        <w:t xml:space="preserve">Cover the result. Ask learners to name the </w:t>
+      </w:r>
+      <w:r>
+        <w:rPr>
+          <w:b/>
+        </w:rPr>
+        <w:t>input</w:t>
+      </w:r>
+      <w:r>
+        <w:rPr>
+          <w:b w:val="0"/>
+        </w:rPr>
+        <w:t xml:space="preserve">s and predict the next step. Uncover one step, connect the icon to the actual procedure, and explain its </w:t>
+      </w:r>
+      <w:r>
+        <w:rPr>
+          <w:b/>
+        </w:rPr>
+        <w:t>evidence</w:t>
+      </w:r>
+      <w:r>
+        <w:rPr>
+          <w:b w:val="0"/>
+        </w:rPr>
+        <w:t>. Then change the supplied condition and compare.</w:t>
+      </w:r>
+    </w:p>
+    <w:p>
+      <w:pPr>
+        <w:spacing w:line="336" w:lineRule="auto" w:after="180"/>
+      </w:pPr>
+      <w:r>
+        <w:rPr>
+          <w:b w:val="0"/>
+        </w:rPr>
+        <w:t>The picture is a representation; it does not document execution of a real AI model.</w:t>
       </w:r>
     </w:p>
     <w:p>
@@ -1454,11 +2835,16 @@
       </w:r>
     </w:p>
     <w:p>
+      <w:r>
+        <w:t>Demonstrate Accuracy as a Fraction, reduce support deliberately and check individual reasoning before discussing answers.</w:t>
+      </w:r>
+    </w:p>
+    <w:p>
       <w:pPr>
         <w:pStyle w:val="Heading3"/>
       </w:pPr>
       <w:r>
-        <w:t>Demonstrate and guide practice</w:t>
+        <w:t>Board sequence</w:t>
       </w:r>
     </w:p>
     <w:p>
@@ -1466,26 +2852,126 @@
         <w:pStyle w:val="Heading3"/>
       </w:pPr>
       <w:r>
-        <w:t>Board sequence</w:t>
-      </w:r>
-    </w:p>
-    <w:p>
-      <w:r>
+        <w:t>1. Put the facts on the board</w:t>
+      </w:r>
+    </w:p>
+    <w:p>
+      <w:pPr>
+        <w:spacing w:line="336" w:lineRule="auto" w:after="180"/>
+        <w:shd w:fill="F4F9FC"/>
+      </w:pPr>
+      <w:r>
+        <w:rPr>
+          <w:b w:val="0"/>
+        </w:rPr>
         <w:t>Write the given facts: Nine of twelve held-out classifications are correct.</w:t>
       </w:r>
     </w:p>
     <w:p>
-      <w:r>
-        <w:t>Write the question to explain: Compute accuracy and state the denominator.</w:t>
-      </w:r>
-    </w:p>
-    <w:p>
-      <w:r>
-        <w:t>Reveal after predictions: 9/12=3/4=75%. Count all scored cases, including errors.</w:t>
-      </w:r>
-    </w:p>
-    <w:p>
-      <w:r>
+      <w:pPr>
+        <w:pStyle w:val="Heading3"/>
+      </w:pPr>
+      <w:r>
+        <w:t>2. State the decision to explain</w:t>
+      </w:r>
+    </w:p>
+    <w:p>
+      <w:pPr>
+        <w:spacing w:line="336" w:lineRule="auto" w:after="180"/>
+        <w:shd w:fill="F4F9FC"/>
+      </w:pPr>
+      <w:r>
+        <w:rPr>
+          <w:b w:val="0"/>
+        </w:rPr>
+        <w:t xml:space="preserve">Write the question to explain: Compute </w:t>
+      </w:r>
+      <w:r>
+        <w:rPr>
+          <w:b/>
+        </w:rPr>
+        <w:t>accuracy</w:t>
+      </w:r>
+      <w:r>
+        <w:rPr>
+          <w:b w:val="0"/>
+        </w:rPr>
+        <w:t xml:space="preserve"> and state the </w:t>
+      </w:r>
+      <w:r>
+        <w:rPr>
+          <w:b/>
+        </w:rPr>
+        <w:t>denominator</w:t>
+      </w:r>
+      <w:r>
+        <w:rPr>
+          <w:b w:val="0"/>
+        </w:rPr>
+        <w:t>.</w:t>
+      </w:r>
+    </w:p>
+    <w:p>
+      <w:pPr>
+        <w:pStyle w:val="Heading3"/>
+      </w:pPr>
+      <w:r>
+        <w:t>3. Reveal the worked reasoning</w:t>
+      </w:r>
+    </w:p>
+    <w:p>
+      <w:pPr>
+        <w:spacing w:line="336" w:lineRule="auto" w:after="180"/>
+        <w:shd w:fill="F1F6FC"/>
+      </w:pPr>
+      <w:r>
+        <w:rPr>
+          <w:b w:val="0"/>
+        </w:rPr>
+        <w:t xml:space="preserve">Reveal after </w:t>
+      </w:r>
+      <w:r>
+        <w:rPr>
+          <w:b/>
+        </w:rPr>
+        <w:t>prediction</w:t>
+      </w:r>
+      <w:r>
+        <w:rPr>
+          <w:b w:val="0"/>
+        </w:rPr>
+        <w:t xml:space="preserve">s: 9/12=3/4=75%. </w:t>
+      </w:r>
+      <w:r>
+        <w:rPr>
+          <w:b/>
+        </w:rPr>
+        <w:t>Count</w:t>
+      </w:r>
+      <w:r>
+        <w:rPr>
+          <w:b w:val="0"/>
+        </w:rPr>
+        <w:t xml:space="preserve"> all scored cases, including errors.</w:t>
+      </w:r>
+    </w:p>
+    <w:p>
+      <w:pPr>
+        <w:pStyle w:val="Heading3"/>
+      </w:pPr>
+      <w:r>
+        <w:t>Hold back the independent task</w:t>
+      </w:r>
+    </w:p>
+    <w:p>
+      <w:pPr>
+        <w:spacing w:line="336" w:lineRule="auto" w:after="180"/>
+        <w:shd w:fill="FFF5E6"/>
+      </w:pPr>
+      <w:r>
+        <w:rPr>
+          <w:b w:val="0"/>
+        </w:rPr>
         <w:t>Keep for an independent attempt: A classifier gets 9 of 12 cases right. Another gets 8 of 10 right. Calculate both accuracies and identify the larger fraction.</w:t>
       </w:r>
     </w:p>
@@ -1498,23 +2984,89 @@
       </w:r>
     </w:p>
     <w:p>
-      <w:r>
+      <w:pPr>
+        <w:pStyle w:val="Heading3"/>
+      </w:pPr>
+      <w:r>
+        <w:t>Ask the class</w:t>
+      </w:r>
+    </w:p>
+    <w:p>
+      <w:pPr>
+        <w:spacing w:line="336" w:lineRule="auto" w:after="180"/>
+        <w:shd w:fill="F5F1FB"/>
+      </w:pPr>
+      <w:r>
+        <w:rPr>
+          <w:b w:val="0"/>
+        </w:rPr>
         <w:t>Ask: Which facts are given, and which would we have to assume? Learners mark relevant details before discussing answers.</w:t>
       </w:r>
     </w:p>
     <w:p>
-      <w:r>
+      <w:pPr>
+        <w:pStyle w:val="Heading3"/>
+      </w:pPr>
+      <w:r>
+        <w:t>Language to model</w:t>
+      </w:r>
+    </w:p>
+    <w:p>
+      <w:pPr>
+        <w:spacing w:line="336" w:lineRule="auto" w:after="180"/>
+        <w:shd w:fill="F1F6F8"/>
+      </w:pPr>
+      <w:r>
+        <w:rPr>
+          <w:b w:val="0"/>
+        </w:rPr>
         <w:t>Say: Predict first. Show the rule, information path or calculation that would produce the result. A correct guess is not yet an explanation.</w:t>
       </w:r>
     </w:p>
     <w:p>
-      <w:r>
-        <w:t>Reveal reasoning one step at a time. Explain why a tempting alternative fails. Write units and denominators for arithmetic, trace conditions for decisions, and identify supporting sources for claims.</w:t>
-      </w:r>
-    </w:p>
-    <w:p>
-      <w:r>
-        <w:t>In pairs, one learner solves while the other checks evidence; exchange roles. Remove the worked answer before independent assessment.</w:t>
+      <w:pPr>
+        <w:spacing w:line="336" w:lineRule="auto" w:after="180"/>
+      </w:pPr>
+      <w:r>
+        <w:rPr>
+          <w:b w:val="0"/>
+        </w:rPr>
+        <w:t xml:space="preserve">Reveal reasoning one step at a time. Explain why a tempting alternative fails. Write units and </w:t>
+      </w:r>
+      <w:r>
+        <w:rPr>
+          <w:b/>
+        </w:rPr>
+        <w:t>denominator</w:t>
+      </w:r>
+      <w:r>
+        <w:rPr>
+          <w:b w:val="0"/>
+        </w:rPr>
+        <w:t>s for arithmetic, trace conditions for decisions, and identify supporting sources for claims.</w:t>
+      </w:r>
+    </w:p>
+    <w:p>
+      <w:pPr>
+        <w:spacing w:line="336" w:lineRule="auto" w:after="180"/>
+      </w:pPr>
+      <w:r>
+        <w:rPr>
+          <w:b w:val="0"/>
+        </w:rPr>
+        <w:t xml:space="preserve">In pairs, one learner solves while the other checks </w:t>
+      </w:r>
+      <w:r>
+        <w:rPr>
+          <w:b/>
+        </w:rPr>
+        <w:t>evidence</w:t>
+      </w:r>
+      <w:r>
+        <w:rPr>
+          <w:b w:val="0"/>
+        </w:rPr>
+        <w:t>; exchange roles. Remove the worked answer before independent assessment.</w:t>
       </w:r>
     </w:p>
     <w:p>
@@ -1526,8 +3078,72 @@
       </w:r>
     </w:p>
     <w:p>
-      <w:r>
-        <w:t>Guided: baseline has FP=0,FN=4, finding none of four blocked cases. Candidate has FP=4,FN=0, finding all four but adding four false alarms. Both have sixteen correct predictions. Equal averaging gives baseline (100+0)/2=50 percent and candidate (75+100)/2=87.5 percent. Exit: request the full labelled matrix, class counts, sampling method, training-derived baseline and task consequences. The worked always-clear rule misses all four blocked cases.</w:t>
+      <w:pPr>
+        <w:spacing w:line="336" w:lineRule="auto" w:after="180"/>
+      </w:pPr>
+      <w:r>
+        <w:rPr>
+          <w:b w:val="0"/>
+        </w:rPr>
+        <w:t xml:space="preserve">Guided: baseline has FP=0,FN=4, finding none of four blocked cases. Candidate has FP=4,FN=0, finding all four but adding four false alarms. Both have sixteen correct </w:t>
+      </w:r>
+      <w:r>
+        <w:rPr>
+          <w:b/>
+        </w:rPr>
+        <w:t>prediction</w:t>
+      </w:r>
+      <w:r>
+        <w:rPr>
+          <w:b w:val="0"/>
+        </w:rPr>
+        <w:t>s.</w:t>
+      </w:r>
+    </w:p>
+    <w:p>
+      <w:pPr>
+        <w:spacing w:line="336" w:lineRule="auto" w:after="180"/>
+      </w:pPr>
+      <w:r>
+        <w:rPr>
+          <w:b w:val="0"/>
+        </w:rPr>
+        <w:t xml:space="preserve">Equal averaging gives baseline (100+0)/2=50 percent and candidate (75+100)/2=87.5 percent. Exit: request the full labelled matrix, class </w:t>
+      </w:r>
+      <w:r>
+        <w:rPr>
+          <w:b/>
+        </w:rPr>
+        <w:t>count</w:t>
+      </w:r>
+      <w:r>
+        <w:rPr>
+          <w:b w:val="0"/>
+        </w:rPr>
+        <w:t xml:space="preserve">s, sampling method, </w:t>
+      </w:r>
+      <w:r>
+        <w:rPr>
+          <w:b/>
+        </w:rPr>
+        <w:t>training</w:t>
+      </w:r>
+      <w:r>
+        <w:rPr>
+          <w:b w:val="0"/>
+        </w:rPr>
+        <w:t>-derived baseline and task consequences.</w:t>
+      </w:r>
+    </w:p>
+    <w:p>
+      <w:pPr>
+        <w:spacing w:line="336" w:lineRule="auto" w:after="180"/>
+      </w:pPr>
+      <w:r>
+        <w:rPr>
+          <w:b w:val="0"/>
+        </w:rPr>
+        <w:t>The worked always-clear rule misses all four blocked cases.</w:t>
       </w:r>
     </w:p>
     <w:p>
@@ -1979,41 +3595,239 @@
       </w:r>
     </w:p>
     <w:p>
-      <w:r>
-        <w:t>Completion task: For the worked candidate [[12,4],[0,4]], give ordinary accuracy, both class-specific correct fractions, balanced accuracy, false positives and false negatives. Compare with the baseline.</w:t>
-      </w:r>
-    </w:p>
-    <w:p>
-      <w:r>
-        <w:t>Teacher check: Accuracy 16/20=80 percent. Clear fraction 12/16=75 percent; blocked fraction 4/4=100 percent; balanced accuracy (75+100)/2=87.5 percent. FP=4,FN=0. Baseline accuracy is also 80 percent but balanced accuracy is 50 percent with FP=0,FN=4.</w:t>
-      </w:r>
-    </w:p>
-    <w:p>
-      <w:r>
-        <w:t>Start by identifying the given inputs together. Leave the intermediate steps blank. If needed, model one step, then withdraw that help on the next step. Move to a full trace only when the partial trace is understood. For partners, alternate explainer and checker; collect a response from every learner before discussion.</w:t>
-      </w:r>
-    </w:p>
-    <w:p>
       <w:pPr>
         <w:pStyle w:val="Heading3"/>
       </w:pPr>
       <w:r>
+        <w:t>Completion practice</w:t>
+      </w:r>
+    </w:p>
+    <w:p>
+      <w:pPr>
+        <w:spacing w:line="336" w:lineRule="auto" w:after="180"/>
+        <w:shd w:fill="F5F1FB"/>
+      </w:pPr>
+      <w:r>
+        <w:rPr>
+          <w:b w:val="0"/>
+        </w:rPr>
+        <w:t xml:space="preserve">Completion task: For the worked candidate [[12,4],[0,4]], give ordinary </w:t>
+      </w:r>
+      <w:r>
+        <w:rPr>
+          <w:b/>
+        </w:rPr>
+        <w:t>accuracy</w:t>
+      </w:r>
+      <w:r>
+        <w:rPr>
+          <w:b w:val="0"/>
+        </w:rPr>
+        <w:t xml:space="preserve">, both </w:t>
+      </w:r>
+      <w:r>
+        <w:rPr>
+          <w:b/>
+        </w:rPr>
+        <w:t>class-specific correct fraction</w:t>
+      </w:r>
+      <w:r>
+        <w:rPr>
+          <w:b w:val="0"/>
+        </w:rPr>
+        <w:t xml:space="preserve">s, </w:t>
+      </w:r>
+      <w:r>
+        <w:rPr>
+          <w:b/>
+        </w:rPr>
+        <w:t>balanced accuracy</w:t>
+      </w:r>
+      <w:r>
+        <w:rPr>
+          <w:b w:val="0"/>
+        </w:rPr>
+        <w:t>, false positives and false negatives. Compare with the baseline.</w:t>
+      </w:r>
+    </w:p>
+    <w:p>
+      <w:pPr>
+        <w:pStyle w:val="Heading3"/>
+      </w:pPr>
+      <w:r>
+        <w:t>Reasoning to listen for</w:t>
+      </w:r>
+    </w:p>
+    <w:p>
+      <w:pPr>
+        <w:spacing w:line="336" w:lineRule="auto" w:after="180"/>
+        <w:shd w:fill="F1F6FC"/>
+      </w:pPr>
+      <w:r>
+        <w:rPr>
+          <w:b w:val="0"/>
+        </w:rPr>
+        <w:t xml:space="preserve">Teacher check: </w:t>
+      </w:r>
+      <w:r>
+        <w:rPr>
+          <w:b/>
+        </w:rPr>
+        <w:t>Accuracy</w:t>
+      </w:r>
+      <w:r>
+        <w:rPr>
+          <w:b w:val="0"/>
+        </w:rPr>
+        <w:t xml:space="preserve"> 16/20=80 percent. Clear fraction 12/16=75 percent; blocked fraction 4/4=100 percent; </w:t>
+      </w:r>
+      <w:r>
+        <w:rPr>
+          <w:b/>
+        </w:rPr>
+        <w:t>balanced accuracy</w:t>
+      </w:r>
+      <w:r>
+        <w:rPr>
+          <w:b w:val="0"/>
+        </w:rPr>
+        <w:t xml:space="preserve"> (75+100)/2=87.5 percent. FP=4,FN=0.</w:t>
+      </w:r>
+    </w:p>
+    <w:p>
+      <w:pPr>
+        <w:spacing w:line="336" w:lineRule="auto" w:after="180"/>
+        <w:shd w:fill="F1F6FC"/>
+      </w:pPr>
+      <w:r>
+        <w:rPr>
+          <w:b w:val="0"/>
+        </w:rPr>
+        <w:t xml:space="preserve">Baseline </w:t>
+      </w:r>
+      <w:r>
+        <w:rPr>
+          <w:b/>
+        </w:rPr>
+        <w:t>accuracy</w:t>
+      </w:r>
+      <w:r>
+        <w:rPr>
+          <w:b w:val="0"/>
+        </w:rPr>
+        <w:t xml:space="preserve"> is also 80 percent but </w:t>
+      </w:r>
+      <w:r>
+        <w:rPr>
+          <w:b/>
+        </w:rPr>
+        <w:t>balanced accuracy</w:t>
+      </w:r>
+      <w:r>
+        <w:rPr>
+          <w:b w:val="0"/>
+        </w:rPr>
+        <w:t xml:space="preserve"> is 50 percent with FP=0,FN=4.</w:t>
+      </w:r>
+    </w:p>
+    <w:p>
+      <w:pPr>
+        <w:spacing w:line="336" w:lineRule="auto" w:after="180"/>
+      </w:pPr>
+      <w:r>
+        <w:rPr>
+          <w:b w:val="0"/>
+        </w:rPr>
+        <w:t xml:space="preserve">Start by identifying the given </w:t>
+      </w:r>
+      <w:r>
+        <w:rPr>
+          <w:b/>
+        </w:rPr>
+        <w:t>input</w:t>
+      </w:r>
+      <w:r>
+        <w:rPr>
+          <w:b w:val="0"/>
+        </w:rPr>
+        <w:t>s together. Leave the intermediate steps blank. If needed, model one step, then withdraw that help on the next step. Move to a full trace only when the partial trace is understood.</w:t>
+      </w:r>
+    </w:p>
+    <w:p>
+      <w:pPr>
+        <w:spacing w:line="336" w:lineRule="auto" w:after="180"/>
+      </w:pPr>
+      <w:r>
+        <w:rPr>
+          <w:b w:val="0"/>
+        </w:rPr>
+        <w:t>For partners, alternate explainer and checker; collect a response from every learner before discussion.</w:t>
+      </w:r>
+    </w:p>
+    <w:p>
+      <w:pPr>
+        <w:pStyle w:val="Heading3"/>
+      </w:pPr>
+      <w:r>
         <w:t>Individual reasoning check</w:t>
       </w:r>
     </w:p>
     <w:p>
-      <w:r>
-        <w:t>Use the worked case for Accuracy and class imbalance. Proposed explanation: “High accuracy means both classes work well”. Decide whether this explanation is supported. Point to the step or supplied fact that decides; explain your repair if needed.</w:t>
-      </w:r>
-    </w:p>
-    <w:p>
-      <w:r>
-        <w:t>Expected correction: A common class can dominate the overall count. Inspect each reference-class denominator and its errors.</w:t>
-      </w:r>
-    </w:p>
-    <w:p>
-      <w:r>
-        <w:t>Collect explanations, not only yes/no votes. If a misunderstanding is common, re-model the relevant step for the class. If it affects a few learners, give a short targeted group explanation while others solve a more demanding variation.</w:t>
+      <w:pPr>
+        <w:spacing w:line="336" w:lineRule="auto" w:after="180"/>
+      </w:pPr>
+      <w:r>
+        <w:rPr>
+          <w:b w:val="0"/>
+        </w:rPr>
+        <w:t xml:space="preserve">Use the worked case for </w:t>
+      </w:r>
+      <w:r>
+        <w:rPr>
+          <w:b/>
+        </w:rPr>
+        <w:t>Accuracy</w:t>
+      </w:r>
+      <w:r>
+        <w:rPr>
+          <w:b w:val="0"/>
+        </w:rPr>
+        <w:t xml:space="preserve"> and </w:t>
+      </w:r>
+      <w:r>
+        <w:rPr>
+          <w:b/>
+        </w:rPr>
+        <w:t>class imbalance</w:t>
+      </w:r>
+      <w:r>
+        <w:rPr>
+          <w:b w:val="0"/>
+        </w:rPr>
+        <w:t xml:space="preserve">. Proposed explanation: “High </w:t>
+      </w:r>
+      <w:r>
+        <w:rPr>
+          <w:b/>
+        </w:rPr>
+        <w:t>accuracy</w:t>
+      </w:r>
+      <w:r>
+        <w:rPr>
+          <w:b w:val="0"/>
+        </w:rPr>
+        <w:t xml:space="preserve"> means both classes work well”. Decide whether this explanation is supported.</w:t>
+      </w:r>
+    </w:p>
+    <w:p>
+      <w:pPr>
+        <w:spacing w:line="336" w:lineRule="auto" w:after="180"/>
+      </w:pPr>
+      <w:r>
+        <w:rPr>
+          <w:b w:val="0"/>
+        </w:rPr>
+        <w:t>Point to the step or supplied fact that decides; explain your repair if needed.</w:t>
       </w:r>
     </w:p>
     <w:p>
@@ -2021,41 +3835,281 @@
         <w:pStyle w:val="Heading3"/>
       </w:pPr>
       <w:r>
+        <w:t>Expected repair</w:t>
+      </w:r>
+    </w:p>
+    <w:p>
+      <w:pPr>
+        <w:spacing w:line="336" w:lineRule="auto" w:after="180"/>
+        <w:shd w:fill="F1F6FC"/>
+      </w:pPr>
+      <w:r>
+        <w:rPr>
+          <w:b w:val="0"/>
+        </w:rPr>
+        <w:t xml:space="preserve">Expected correction: A common class can dominate the overall </w:t>
+      </w:r>
+      <w:r>
+        <w:rPr>
+          <w:b/>
+        </w:rPr>
+        <w:t>count</w:t>
+      </w:r>
+      <w:r>
+        <w:rPr>
+          <w:b w:val="0"/>
+        </w:rPr>
+        <w:t xml:space="preserve">. Inspect each reference-class </w:t>
+      </w:r>
+      <w:r>
+        <w:rPr>
+          <w:b/>
+        </w:rPr>
+        <w:t>denominator</w:t>
+      </w:r>
+      <w:r>
+        <w:rPr>
+          <w:b w:val="0"/>
+        </w:rPr>
+        <w:t xml:space="preserve"> and its errors.</w:t>
+      </w:r>
+    </w:p>
+    <w:p>
+      <w:pPr>
+        <w:spacing w:line="336" w:lineRule="auto" w:after="180"/>
+      </w:pPr>
+      <w:r>
+        <w:rPr>
+          <w:b w:val="0"/>
+        </w:rPr>
+        <w:t>Collect explanations, not only yes/no votes. If a misunderstanding is common, re-model the relevant step for the class.</w:t>
+      </w:r>
+    </w:p>
+    <w:p>
+      <w:pPr>
+        <w:spacing w:line="336" w:lineRule="auto" w:after="180"/>
+      </w:pPr>
+      <w:r>
+        <w:rPr>
+          <w:b w:val="0"/>
+        </w:rPr>
+        <w:t>If it affects a few learners, give a short targeted group explanation while others solve a more demanding variation.</w:t>
+      </w:r>
+    </w:p>
+    <w:p>
+      <w:pPr>
+        <w:pStyle w:val="Heading3"/>
+      </w:pPr>
+      <w:r>
         <w:t>Connected teaching cycle: Summaries with counts and proportions</w:t>
       </w:r>
     </w:p>
     <w:p>
-      <w:r>
-        <w:t>Target: Count categories with a stated denominator</w:t>
-      </w:r>
-    </w:p>
-    <w:p>
-      <w:r>
+      <w:pPr>
+        <w:spacing w:line="336" w:lineRule="auto" w:after="180"/>
+      </w:pPr>
+      <w:r>
+        <w:rPr>
+          <w:b w:val="0"/>
+        </w:rPr>
+        <w:t xml:space="preserve">Target: </w:t>
+      </w:r>
+      <w:r>
+        <w:rPr>
+          <w:b/>
+        </w:rPr>
+        <w:t>Count</w:t>
+      </w:r>
+      <w:r>
+        <w:rPr>
+          <w:b w:val="0"/>
+        </w:rPr>
+        <w:t xml:space="preserve"> categories with a stated </w:t>
+      </w:r>
+      <w:r>
+        <w:rPr>
+          <w:b/>
+        </w:rPr>
+        <w:t>denominator</w:t>
+      </w:r>
+    </w:p>
+    <w:p>
+      <w:pPr>
+        <w:spacing w:line="336" w:lineRule="auto" w:after="180"/>
+      </w:pPr>
+      <w:r>
+        <w:rPr>
+          <w:b w:val="0"/>
+        </w:rPr>
         <w:t>Reserve further sessions for this topic; the 135-minute primary plan does not absorb all added content.</w:t>
       </w:r>
     </w:p>
     <w:p>
-      <w:r>
-        <w:t>Completion practice: Poll A has 2 Yes of 4 known and Poll B has 3 Yes of 6 known. Compare proportions and counts.</w:t>
-      </w:r>
-    </w:p>
-    <w:p>
-      <w:r>
-        <w:t>Teacher check: Both are 50 percent. Counts and sample sizes differ: 2/4 versus 3/6.</w:t>
-      </w:r>
-    </w:p>
-    <w:p>
-      <w:r>
-        <w:t>Individual check: For Summaries with counts and proportions, use its worked case to evaluate this proposed explanation: “A successful run proves the conclusion”. Explain the deciding step.</w:t>
-      </w:r>
-    </w:p>
-    <w:p>
-      <w:r>
-        <w:t>Expected correction: A percentage from a few volunteers is not automatically representative of the whole class. Report counts, the question, who responded and exclusions alongside the percentage.</w:t>
-      </w:r>
-    </w:p>
-    <w:p>
-      <w:r>
+      <w:pPr>
+        <w:spacing w:line="336" w:lineRule="auto" w:after="180"/>
+      </w:pPr>
+      <w:r>
+        <w:rPr>
+          <w:b w:val="0"/>
+        </w:rPr>
+        <w:t xml:space="preserve">Completion practice: Poll A has 2 Yes of 4 known and Poll B has 3 Yes of 6 known. Compare </w:t>
+      </w:r>
+      <w:r>
+        <w:rPr>
+          <w:b/>
+        </w:rPr>
+        <w:t>proportion</w:t>
+      </w:r>
+      <w:r>
+        <w:rPr>
+          <w:b w:val="0"/>
+        </w:rPr>
+        <w:t xml:space="preserve">s and </w:t>
+      </w:r>
+      <w:r>
+        <w:rPr>
+          <w:b/>
+        </w:rPr>
+        <w:t>count</w:t>
+      </w:r>
+      <w:r>
+        <w:rPr>
+          <w:b w:val="0"/>
+        </w:rPr>
+        <w:t>s.</w:t>
+      </w:r>
+    </w:p>
+    <w:p>
+      <w:pPr>
+        <w:pStyle w:val="Heading3"/>
+      </w:pPr>
+      <w:r>
+        <w:t>Reasoning to listen for</w:t>
+      </w:r>
+    </w:p>
+    <w:p>
+      <w:pPr>
+        <w:spacing w:line="336" w:lineRule="auto" w:after="180"/>
+        <w:shd w:fill="F1F6FC"/>
+      </w:pPr>
+      <w:r>
+        <w:rPr>
+          <w:b w:val="0"/>
+        </w:rPr>
+        <w:t xml:space="preserve">Teacher check: Both are 50 percent. </w:t>
+      </w:r>
+      <w:r>
+        <w:rPr>
+          <w:b/>
+        </w:rPr>
+        <w:t>Count</w:t>
+      </w:r>
+      <w:r>
+        <w:rPr>
+          <w:b w:val="0"/>
+        </w:rPr>
+        <w:t>s and sample sizes differ: 2/4 versus 3/6.</w:t>
+      </w:r>
+    </w:p>
+    <w:p>
+      <w:pPr>
+        <w:spacing w:line="336" w:lineRule="auto" w:after="180"/>
+      </w:pPr>
+      <w:r>
+        <w:rPr>
+          <w:b w:val="0"/>
+        </w:rPr>
+        <w:t xml:space="preserve">Individual check: For Summaries with </w:t>
+      </w:r>
+      <w:r>
+        <w:rPr>
+          <w:b/>
+        </w:rPr>
+        <w:t>count</w:t>
+      </w:r>
+      <w:r>
+        <w:rPr>
+          <w:b w:val="0"/>
+        </w:rPr>
+        <w:t xml:space="preserve">s and </w:t>
+      </w:r>
+      <w:r>
+        <w:rPr>
+          <w:b/>
+        </w:rPr>
+        <w:t>proportion</w:t>
+      </w:r>
+      <w:r>
+        <w:rPr>
+          <w:b w:val="0"/>
+        </w:rPr>
+        <w:t>s, use its worked case to evaluate this proposed explanation: “A successful run proves the conclusion”. Explain the deciding step.</w:t>
+      </w:r>
+    </w:p>
+    <w:p>
+      <w:pPr>
+        <w:pStyle w:val="Heading3"/>
+      </w:pPr>
+      <w:r>
+        <w:t>Expected repair</w:t>
+      </w:r>
+    </w:p>
+    <w:p>
+      <w:pPr>
+        <w:spacing w:line="336" w:lineRule="auto" w:after="180"/>
+        <w:shd w:fill="F1F6FC"/>
+      </w:pPr>
+      <w:r>
+        <w:rPr>
+          <w:b w:val="0"/>
+        </w:rPr>
+        <w:t xml:space="preserve">Expected correction: A </w:t>
+      </w:r>
+      <w:r>
+        <w:rPr>
+          <w:b/>
+        </w:rPr>
+        <w:t>percentage</w:t>
+      </w:r>
+      <w:r>
+        <w:rPr>
+          <w:b w:val="0"/>
+        </w:rPr>
+        <w:t xml:space="preserve"> from a few volunteers is not automatically representative of the whole class. Report </w:t>
+      </w:r>
+      <w:r>
+        <w:rPr>
+          <w:b/>
+        </w:rPr>
+        <w:t>count</w:t>
+      </w:r>
+      <w:r>
+        <w:rPr>
+          <w:b w:val="0"/>
+        </w:rPr>
+        <w:t xml:space="preserve">s, the question, who responded and exclusions alongside the </w:t>
+      </w:r>
+      <w:r>
+        <w:rPr>
+          <w:b/>
+        </w:rPr>
+        <w:t>percentage</w:t>
+      </w:r>
+      <w:r>
+        <w:rPr>
+          <w:b w:val="0"/>
+        </w:rPr>
+        <w:t>.</w:t>
+      </w:r>
+    </w:p>
+    <w:p>
+      <w:pPr>
+        <w:spacing w:line="336" w:lineRule="auto" w:after="180"/>
+      </w:pPr>
+      <w:r>
+        <w:rPr>
+          <w:b w:val="0"/>
+        </w:rPr>
         <w:t>Apply the same support, independent transfer and delayed-review decisions to the named connected-topic workbook tasks.</w:t>
       </w:r>
     </w:p>
@@ -2068,7 +4122,14 @@
       </w:r>
     </w:p>
     <w:p>
-      <w:r>
+      <w:pPr>
+        <w:spacing w:line="336" w:lineRule="auto" w:after="180"/>
+        <w:shd w:fill="F5F1FB"/>
+      </w:pPr>
+      <w:r>
+        <w:rPr>
+          <w:b w:val="0"/>
+        </w:rPr>
         <w:t>Why is 100% repair detection not sufficient to declare the changed classifier best?</w:t>
       </w:r>
     </w:p>
@@ -2081,18 +4142,72 @@
       </w:r>
     </w:p>
     <w:p>
-      <w:r>
+      <w:pPr>
+        <w:spacing w:line="336" w:lineRule="auto" w:after="180"/>
+      </w:pPr>
+      <w:r>
+        <w:rPr>
+          <w:b w:val="0"/>
+        </w:rPr>
         <w:t>It catches all four repairs but wrongly flags all 16 others, creating many extra checks; consequences must be assessed.</w:t>
       </w:r>
     </w:p>
     <w:p>
-      <w:r>
-        <w:t>Changed-case reasoning: Recall is 4/4=100%, but accuracy is only 4/20=20%. All 16 not-needed books become false alarms.</w:t>
-      </w:r>
-    </w:p>
-    <w:p>
-      <w:r>
-        <w:t>Collect each learner’s explanation before discussion. Use the first missing connection between input, deciding step and result to choose support. This question is worked-case practice, not fresh mastery evidence.</w:t>
+      <w:pPr>
+        <w:spacing w:line="336" w:lineRule="auto" w:after="180"/>
+      </w:pPr>
+      <w:r>
+        <w:rPr>
+          <w:b w:val="0"/>
+        </w:rPr>
+        <w:t xml:space="preserve">Changed-case reasoning: Recall is 4/4=100%, but </w:t>
+      </w:r>
+      <w:r>
+        <w:rPr>
+          <w:b/>
+        </w:rPr>
+        <w:t>accuracy</w:t>
+      </w:r>
+      <w:r>
+        <w:rPr>
+          <w:b w:val="0"/>
+        </w:rPr>
+        <w:t xml:space="preserve"> is only 4/20=20%. All 16 not-needed books become false alarms.</w:t>
+      </w:r>
+    </w:p>
+    <w:p>
+      <w:pPr>
+        <w:spacing w:line="336" w:lineRule="auto" w:after="180"/>
+      </w:pPr>
+      <w:r>
+        <w:rPr>
+          <w:b w:val="0"/>
+        </w:rPr>
+        <w:t xml:space="preserve">Collect each learner’s explanation before discussion. Use the first missing connection between </w:t>
+      </w:r>
+      <w:r>
+        <w:rPr>
+          <w:b/>
+        </w:rPr>
+        <w:t>input</w:t>
+      </w:r>
+      <w:r>
+        <w:rPr>
+          <w:b w:val="0"/>
+        </w:rPr>
+        <w:t xml:space="preserve">, deciding step and result to choose support. This question is worked-case practice, not fresh mastery </w:t>
+      </w:r>
+      <w:r>
+        <w:rPr>
+          <w:b/>
+        </w:rPr>
+        <w:t>evidence</w:t>
+      </w:r>
+      <w:r>
+        <w:rPr>
+          <w:b w:val="0"/>
+        </w:rPr>
+        <w:t>.</w:t>
       </w:r>
     </w:p>
     <w:p>
@@ -2104,54 +4219,129 @@
       </w:r>
     </w:p>
     <w:p>
+      <w:r>
+        <w:t>Run the Accuracy as a Fraction investigation and use the first unsupported step to choose a teaching response.</w:t>
+      </w:r>
+    </w:p>
+    <w:p>
+      <w:pPr>
+        <w:spacing w:line="336" w:lineRule="auto" w:after="180"/>
+      </w:pPr>
+      <w:r>
+        <w:rPr>
+          <w:b w:val="0"/>
+        </w:rPr>
+        <w:t>Words You Can Use to Reason</w:t>
+      </w:r>
+    </w:p>
+    <w:p>
+      <w:pPr>
+        <w:spacing w:line="336" w:lineRule="auto" w:after="180"/>
+      </w:pPr>
+      <w:r>
+        <w:rPr>
+          <w:b w:val="0"/>
+        </w:rPr>
+        <w:t>A definition matters when you can recognize the idea, use it, and contrast it with a near-miss.</w:t>
+      </w:r>
+    </w:p>
+    <w:p>
+      <w:pPr>
+        <w:spacing w:line="336" w:lineRule="auto" w:after="180"/>
+      </w:pPr>
+      <w:r>
+        <w:rPr>
+          <w:b w:val="0"/>
+        </w:rPr>
+        <w:t>Predict → Test → Record → Explain</w:t>
+      </w:r>
+    </w:p>
+    <w:p>
+      <w:pPr>
+        <w:spacing w:line="336" w:lineRule="auto" w:after="180"/>
+      </w:pPr>
+      <w:r>
+        <w:rPr>
+          <w:b w:val="0"/>
+        </w:rPr>
+        <w:t>Keep expected and actual results separate. Surprises are useful data when recorded honestly.</w:t>
+      </w:r>
+    </w:p>
+    <w:p>
+      <w:pPr>
+        <w:spacing w:line="336" w:lineRule="auto" w:after="180"/>
+      </w:pPr>
+      <w:r>
+        <w:rPr>
+          <w:b w:val="0"/>
+        </w:rPr>
+        <w:t xml:space="preserve">Score two </w:t>
+      </w:r>
+      <w:r>
+        <w:rPr>
+          <w:b/>
+        </w:rPr>
+        <w:t>prediction</w:t>
+      </w:r>
+      <w:r>
+        <w:rPr>
+          <w:b w:val="0"/>
+        </w:rPr>
+        <w:t xml:space="preserve"> sheets, simplify or convert each fraction, compare </w:t>
+      </w:r>
+      <w:r>
+        <w:rPr>
+          <w:b/>
+        </w:rPr>
+        <w:t>percentage</w:t>
+      </w:r>
+      <w:r>
+        <w:rPr>
+          <w:b w:val="0"/>
+        </w:rPr>
+        <w:t>s, then inspect which cases were wrong.</w:t>
+      </w:r>
+    </w:p>
+    <w:p>
+      <w:pPr>
+        <w:spacing w:line="336" w:lineRule="auto" w:after="180"/>
+        <w:shd w:fill="F5F1FB"/>
+      </w:pPr>
+      <w:r>
+        <w:rPr>
+          <w:b w:val="0"/>
+        </w:rPr>
+        <w:t>What did the hardest test teach you that the normal test did not?</w:t>
+      </w:r>
+    </w:p>
+    <w:p>
       <w:pPr>
         <w:pStyle w:val="Heading3"/>
       </w:pPr>
       <w:r>
-        <w:t>Run the weekly evidence lab</w:t>
-      </w:r>
-    </w:p>
-    <w:p>
-      <w:r>
-        <w:t>Words You Can Use to Reason</w:t>
-      </w:r>
-    </w:p>
-    <w:p>
-      <w:r>
-        <w:t>A definition matters when you can recognize the idea, use it, and contrast it with a near-miss.</w:t>
-      </w:r>
-    </w:p>
-    <w:p>
-      <w:r>
-        <w:t>Predict → Test → Record → Explain</w:t>
-      </w:r>
-    </w:p>
-    <w:p>
-      <w:r>
-        <w:t>Keep expected and actual results separate. Surprises are useful data when recorded honestly.</w:t>
-      </w:r>
-    </w:p>
-    <w:p>
-      <w:r>
-        <w:t>Score two prediction sheets, simplify or convert each fraction, compare percentages, then inspect which cases were wrong.</w:t>
-      </w:r>
-    </w:p>
-    <w:p>
-      <w:r>
-        <w:t>What did the hardest test teach you that the normal test did not?</w:t>
-      </w:r>
-    </w:p>
-    <w:p>
-      <w:pPr>
-        <w:pStyle w:val="Heading3"/>
-      </w:pPr>
-      <w:r>
         <w:t>Make the lab runnable</w:t>
       </w:r>
     </w:p>
     <w:p>
-      <w:r>
-        <w:t>Use the concrete case as the shared normal case and the independent question as a second case. Each pair creates a boundary or missing-information case and predicts its result before testing. Keep the expected result separate from an observed mistake.</w:t>
+      <w:pPr>
+        <w:spacing w:line="336" w:lineRule="auto" w:after="180"/>
+      </w:pPr>
+      <w:r>
+        <w:rPr>
+          <w:b w:val="0"/>
+        </w:rPr>
+        <w:t>Use the concrete case as the shared normal case and the independent question as a second case. Each pair creates a boundary or missing-information case and predicts its result before testing.</w:t>
+      </w:r>
+    </w:p>
+    <w:p>
+      <w:pPr>
+        <w:spacing w:line="336" w:lineRule="auto" w:after="180"/>
+      </w:pPr>
+      <w:r>
+        <w:rPr>
+          <w:b w:val="0"/>
+        </w:rPr>
+        <w:t>Keep the expected result separate from an observed mistake.</w:t>
       </w:r>
     </w:p>
     <w:tbl>
@@ -2309,8 +4499,25 @@
       </w:r>
     </w:p>
     <w:p>
-      <w:r>
-        <w:t>For guessing, return to given facts and request a trace. For vocabulary without application, use one example and one non-example. For arithmetic errors, check the setup before the calculation. Finish with a different uncoached case before recording mastery.</w:t>
+      <w:pPr>
+        <w:spacing w:line="336" w:lineRule="auto" w:after="180"/>
+      </w:pPr>
+      <w:r>
+        <w:rPr>
+          <w:b w:val="0"/>
+        </w:rPr>
+        <w:t>For guessing, return to given facts and request a trace. For vocabulary without application, use one example and one non-example. For arithmetic errors, check the setup before the calculation.</w:t>
+      </w:r>
+    </w:p>
+    <w:p>
+      <w:pPr>
+        <w:spacing w:line="336" w:lineRule="auto" w:after="180"/>
+      </w:pPr>
+      <w:r>
+        <w:rPr>
+          <w:b w:val="0"/>
+        </w:rPr>
+        <w:t>Finish with a different uncoached case before recording mastery.</w:t>
       </w:r>
     </w:p>
     <w:p>
@@ -2322,18 +4529,102 @@
       </w:r>
     </w:p>
     <w:p>
-      <w:r>
-        <w:t>High accuracy means both classes work well: A common class can dominate the overall count. Inspect each reference-class denominator and its errors.</w:t>
-      </w:r>
-    </w:p>
-    <w:p>
-      <w:r>
-        <w:t>Balanced accuracy fixes the model: It changes the summary weighting, not any prediction or underlying error.</w:t>
-      </w:r>
-    </w:p>
-    <w:p>
-      <w:r>
-        <w:t>An absent class has zero measured performance: Its fraction has a zero denominator and is unavailable. Report missing coverage rather than inventing a value.</w:t>
+      <w:pPr>
+        <w:spacing w:line="336" w:lineRule="auto" w:after="180"/>
+      </w:pPr>
+      <w:r>
+        <w:rPr>
+          <w:b w:val="0"/>
+        </w:rPr>
+        <w:t xml:space="preserve">High </w:t>
+      </w:r>
+      <w:r>
+        <w:rPr>
+          <w:b/>
+        </w:rPr>
+        <w:t>accuracy</w:t>
+      </w:r>
+      <w:r>
+        <w:rPr>
+          <w:b w:val="0"/>
+        </w:rPr>
+        <w:t xml:space="preserve"> means both classes work well: A common class can dominate the overall </w:t>
+      </w:r>
+      <w:r>
+        <w:rPr>
+          <w:b/>
+        </w:rPr>
+        <w:t>count</w:t>
+      </w:r>
+      <w:r>
+        <w:rPr>
+          <w:b w:val="0"/>
+        </w:rPr>
+        <w:t xml:space="preserve">. Inspect each reference-class </w:t>
+      </w:r>
+      <w:r>
+        <w:rPr>
+          <w:b/>
+        </w:rPr>
+        <w:t>denominator</w:t>
+      </w:r>
+      <w:r>
+        <w:rPr>
+          <w:b w:val="0"/>
+        </w:rPr>
+        <w:t xml:space="preserve"> and its errors.</w:t>
+      </w:r>
+    </w:p>
+    <w:p>
+      <w:pPr>
+        <w:spacing w:line="336" w:lineRule="auto" w:after="180"/>
+      </w:pPr>
+      <w:r>
+        <w:rPr>
+          <w:b/>
+        </w:rPr>
+        <w:t>Balanced accuracy</w:t>
+      </w:r>
+      <w:r>
+        <w:rPr>
+          <w:b w:val="0"/>
+        </w:rPr>
+        <w:t xml:space="preserve"> fixes the model: It changes the summary weighting, not any </w:t>
+      </w:r>
+      <w:r>
+        <w:rPr>
+          <w:b/>
+        </w:rPr>
+        <w:t>prediction</w:t>
+      </w:r>
+      <w:r>
+        <w:rPr>
+          <w:b w:val="0"/>
+        </w:rPr>
+        <w:t xml:space="preserve"> or underlying error.</w:t>
+      </w:r>
+    </w:p>
+    <w:p>
+      <w:pPr>
+        <w:spacing w:line="336" w:lineRule="auto" w:after="180"/>
+      </w:pPr>
+      <w:r>
+        <w:rPr>
+          <w:b w:val="0"/>
+        </w:rPr>
+        <w:t xml:space="preserve">An absent class has zero measured performance: Its fraction has a zero </w:t>
+      </w:r>
+      <w:r>
+        <w:rPr>
+          <w:b/>
+        </w:rPr>
+        <w:t>denominator</w:t>
+      </w:r>
+      <w:r>
+        <w:rPr>
+          <w:b w:val="0"/>
+        </w:rPr>
+        <w:t xml:space="preserve"> and is unavailable. Report missing coverage rather than inventing a value.</w:t>
       </w:r>
     </w:p>
     <w:p>
@@ -2345,18 +4636,106 @@
       </w:r>
     </w:p>
     <w:p>
-      <w:r>
-        <w:t>A successful run proves the conclusion: A percentage from a few volunteers is not automatically representative of the whole class. Report counts, the question, who responded and exclusions alongside the percentage.</w:t>
-      </w:r>
-    </w:p>
-    <w:p>
-      <w:r>
-        <w:t>Matching the example is enough: Require the new W4 case, explicit predictions and an explanation. Fresh retry: No, Yes, Unknown, No, Unknown gives 1 Yes of 3 known, about 33.3 percent, with 2 unknown. Accept 1/3 without rounding.</w:t>
-      </w:r>
-    </w:p>
-    <w:p>
-      <w:r>
-        <w:t>A convenient shortcut preserves meaning: Dividing by known when it equals 0 causes ZeroDivisionError. Test known &gt; 0 before division and report no known responses if none exist. Reporting 0 percent would wrongly suggest known responses with no Yes answers.</w:t>
+      <w:pPr>
+        <w:spacing w:line="336" w:lineRule="auto" w:after="180"/>
+      </w:pPr>
+      <w:r>
+        <w:rPr>
+          <w:b w:val="0"/>
+        </w:rPr>
+        <w:t xml:space="preserve">A successful run proves the conclusion: A </w:t>
+      </w:r>
+      <w:r>
+        <w:rPr>
+          <w:b/>
+        </w:rPr>
+        <w:t>percentage</w:t>
+      </w:r>
+      <w:r>
+        <w:rPr>
+          <w:b w:val="0"/>
+        </w:rPr>
+        <w:t xml:space="preserve"> from a few volunteers is not automatically representative of the whole class. Report </w:t>
+      </w:r>
+      <w:r>
+        <w:rPr>
+          <w:b/>
+        </w:rPr>
+        <w:t>count</w:t>
+      </w:r>
+      <w:r>
+        <w:rPr>
+          <w:b w:val="0"/>
+        </w:rPr>
+        <w:t xml:space="preserve">s, the question, who responded and exclusions alongside the </w:t>
+      </w:r>
+      <w:r>
+        <w:rPr>
+          <w:b/>
+        </w:rPr>
+        <w:t>percentage</w:t>
+      </w:r>
+      <w:r>
+        <w:rPr>
+          <w:b w:val="0"/>
+        </w:rPr>
+        <w:t>.</w:t>
+      </w:r>
+    </w:p>
+    <w:p>
+      <w:pPr>
+        <w:spacing w:line="336" w:lineRule="auto" w:after="180"/>
+      </w:pPr>
+      <w:r>
+        <w:rPr>
+          <w:b w:val="0"/>
+        </w:rPr>
+        <w:t xml:space="preserve">Matching the example is enough: Require the new W4 case, explicit </w:t>
+      </w:r>
+      <w:r>
+        <w:rPr>
+          <w:b/>
+        </w:rPr>
+        <w:t>prediction</w:t>
+      </w:r>
+      <w:r>
+        <w:rPr>
+          <w:b w:val="0"/>
+        </w:rPr>
+        <w:t>s and an explanation. Fresh retry: No, Yes, Unknown, No, Unknown gives 1 Yes of 3 known, about 33.3 percent, with 2 unknown.</w:t>
+      </w:r>
+    </w:p>
+    <w:p>
+      <w:pPr>
+        <w:spacing w:line="336" w:lineRule="auto" w:after="180"/>
+      </w:pPr>
+      <w:r>
+        <w:rPr>
+          <w:b w:val="0"/>
+        </w:rPr>
+        <w:t>Accept 1/3 without rounding.</w:t>
+      </w:r>
+    </w:p>
+    <w:p>
+      <w:pPr>
+        <w:spacing w:line="336" w:lineRule="auto" w:after="180"/>
+      </w:pPr>
+      <w:r>
+        <w:rPr>
+          <w:b w:val="0"/>
+        </w:rPr>
+        <w:t>A convenient shortcut preserves meaning: Dividing by known when it equals 0 causes ZeroDivisionError. Test known &gt; 0 before division and report no known responses if none exist.</w:t>
+      </w:r>
+    </w:p>
+    <w:p>
+      <w:pPr>
+        <w:spacing w:line="336" w:lineRule="auto" w:after="180"/>
+      </w:pPr>
+      <w:r>
+        <w:rPr>
+          <w:b w:val="0"/>
+        </w:rPr>
+        <w:t>Reporting 0 percent would wrongly suggest known responses with no Yes answers.</w:t>
       </w:r>
     </w:p>
     <w:p>
@@ -2514,8 +4893,25 @@
       </w:tr>
     </w:tbl>
     <w:p>
-      <w:r>
-        <w:t>Offer an oral explanation, drawing, enlarged visual or fewer examples when that removes a reading/writing barrier. Keep the same reasoning goal. Stretch secure learners by changing a boundary or assumption and asking them to defend the effect, not simply by assigning more of the same questions.</w:t>
+      <w:pPr>
+        <w:spacing w:line="336" w:lineRule="auto" w:after="180"/>
+      </w:pPr>
+      <w:r>
+        <w:rPr>
+          <w:b w:val="0"/>
+        </w:rPr>
+        <w:t>Offer an oral explanation, drawing, enlarged visual or fewer examples when that removes a reading/writing barrier. Keep the same reasoning goal.</w:t>
+      </w:r>
+    </w:p>
+    <w:p>
+      <w:pPr>
+        <w:spacing w:line="336" w:lineRule="auto" w:after="180"/>
+      </w:pPr>
+      <w:r>
+        <w:rPr>
+          <w:b w:val="0"/>
+        </w:rPr>
+        <w:t>Stretch secure learners by changing a boundary or assumption and asking them to defend the effect, not simply by assigning more of the same questions.</w:t>
       </w:r>
     </w:p>
     <w:p>
@@ -2527,11 +4923,16 @@
       </w:r>
     </w:p>
     <w:p>
+      <w:r>
+        <w:t>Use the Accuracy as a Fraction questions, teacher keys and criteria after the relevant attempts. Previously discussed cases are practice; protect the separately selected independent task.</w:t>
+      </w:r>
+    </w:p>
+    <w:p>
       <w:pPr>
         <w:pStyle w:val="Heading3"/>
       </w:pPr>
       <w:r>
-        <w:t>Assess and explain the answers</w:t>
+        <w:t>Worked case answer</w:t>
       </w:r>
     </w:p>
     <w:p>
@@ -2539,12 +4940,31 @@
         <w:pStyle w:val="Heading3"/>
       </w:pPr>
       <w:r>
-        <w:t>Worked case answer</w:t>
-      </w:r>
-    </w:p>
-    <w:p>
-      <w:r>
-        <w:t>9/12=3/4=75%. Count all scored cases, including errors.</w:t>
+        <w:t>Teacher key · Worked case answer</w:t>
+      </w:r>
+    </w:p>
+    <w:p>
+      <w:pPr>
+        <w:spacing w:line="336" w:lineRule="auto" w:after="180"/>
+        <w:shd w:fill="F1F6FC"/>
+      </w:pPr>
+      <w:r>
+        <w:rPr>
+          <w:b w:val="0"/>
+        </w:rPr>
+        <w:t xml:space="preserve">9/12=3/4=75%. </w:t>
+      </w:r>
+      <w:r>
+        <w:rPr>
+          <w:b/>
+        </w:rPr>
+        <w:t>Count</w:t>
+      </w:r>
+      <w:r>
+        <w:rPr>
+          <w:b w:val="0"/>
+        </w:rPr>
+        <w:t xml:space="preserve"> all scored cases, including errors.</w:t>
       </w:r>
     </w:p>
     <w:p>
@@ -2556,7 +4976,22 @@
       </w:r>
     </w:p>
     <w:p>
-      <w:r>
+      <w:pPr>
+        <w:pStyle w:val="Heading3"/>
+      </w:pPr>
+      <w:r>
+        <w:t>Independent question · withhold the key</w:t>
+      </w:r>
+    </w:p>
+    <w:p>
+      <w:pPr>
+        <w:spacing w:line="336" w:lineRule="auto" w:after="180"/>
+        <w:shd w:fill="F5F1FB"/>
+      </w:pPr>
+      <w:r>
+        <w:rPr>
+          <w:b w:val="0"/>
+        </w:rPr>
         <w:t>A classifier gets 9 of 12 cases right. Another gets 8 of 10 right. Calculate both accuracies and identify the larger fraction.</w:t>
       </w:r>
     </w:p>
@@ -2569,8 +5004,35 @@
       </w:r>
     </w:p>
     <w:p>
-      <w:r>
-        <w:t>9/12 is 75%; 8/10 is 80%. The second fraction is higher, although differing test sets can make a direct model comparison unfair.</w:t>
+      <w:pPr>
+        <w:pStyle w:val="Heading3"/>
+      </w:pPr>
+      <w:r>
+        <w:t>Teacher key · Expected independent answer</w:t>
+      </w:r>
+    </w:p>
+    <w:p>
+      <w:pPr>
+        <w:spacing w:line="336" w:lineRule="auto" w:after="180"/>
+        <w:shd w:fill="F1F6FC"/>
+      </w:pPr>
+      <w:r>
+        <w:rPr>
+          <w:b w:val="0"/>
+        </w:rPr>
+        <w:t xml:space="preserve">9/12 is 75%; 8/10 is </w:t>
+      </w:r>
+      <w:r>
+        <w:rPr>
+          <w:b/>
+        </w:rPr>
+        <w:t>80%</w:t>
+      </w:r>
+      <w:r>
+        <w:rPr>
+          <w:b w:val="0"/>
+        </w:rPr>
+        <w:t>. The second fraction is higher, although differing test sets can make a direct model comparison unfair.</w:t>
       </w:r>
     </w:p>
     <w:p>
@@ -2808,8 +5270,37 @@
       </w:tr>
     </w:tbl>
     <w:p>
-      <w:r>
-        <w:t>Use 6/8 as a classroom checkpoint, with 2 required for both Result and Reasoning. This is a proposed teaching rule, not a validated certification threshold. Do not count a coached answer as independent mastery; correct unsafe or unsupported claims regardless of total.</w:t>
+      <w:pPr>
+        <w:spacing w:line="336" w:lineRule="auto" w:after="180"/>
+      </w:pPr>
+      <w:r>
+        <w:rPr>
+          <w:b w:val="0"/>
+        </w:rPr>
+        <w:t>Use 6/8 as a classroom checkpoint, with 2 required for both Result and Reasoning. This is a proposed teaching rule, not a validated certification threshold.</w:t>
+      </w:r>
+    </w:p>
+    <w:p>
+      <w:pPr>
+        <w:spacing w:line="336" w:lineRule="auto" w:after="180"/>
+      </w:pPr>
+      <w:r>
+        <w:rPr>
+          <w:b w:val="0"/>
+        </w:rPr>
+        <w:t xml:space="preserve">Do not </w:t>
+      </w:r>
+      <w:r>
+        <w:rPr>
+          <w:b/>
+        </w:rPr>
+        <w:t>count</w:t>
+      </w:r>
+      <w:r>
+        <w:rPr>
+          <w:b w:val="0"/>
+        </w:rPr>
+        <w:t xml:space="preserve"> a coached answer as independent mastery; correct unsafe or unsupported claims regardless of total.</w:t>
       </w:r>
     </w:p>
     <w:p>
@@ -2821,8 +5312,38 @@
       </w:r>
     </w:p>
     <w:p>
-      <w:r>
-        <w:t>Ask the learner to find the evidence that challenges this claim: “More correct answers always means higher accuracy.” Keep the first attempt and an uncoached retry separate.</w:t>
+      <w:pPr>
+        <w:spacing w:line="336" w:lineRule="auto" w:after="180"/>
+      </w:pPr>
+      <w:r>
+        <w:rPr>
+          <w:b w:val="0"/>
+        </w:rPr>
+        <w:t xml:space="preserve">Ask the learner to find the </w:t>
+      </w:r>
+      <w:r>
+        <w:rPr>
+          <w:b/>
+        </w:rPr>
+        <w:t>evidence</w:t>
+      </w:r>
+      <w:r>
+        <w:rPr>
+          <w:b w:val="0"/>
+        </w:rPr>
+        <w:t xml:space="preserve"> that challenges this claim: “More correct answers always means higher </w:t>
+      </w:r>
+      <w:r>
+        <w:rPr>
+          <w:b/>
+        </w:rPr>
+        <w:t>accuracy</w:t>
+      </w:r>
+      <w:r>
+        <w:rPr>
+          <w:b w:val="0"/>
+        </w:rPr>
+        <w:t>.” Keep the first attempt and an uncoached retry separate.</w:t>
       </w:r>
     </w:p>
     <w:p>
@@ -2834,15 +5355,66 @@
       </w:r>
     </w:p>
     <w:p>
-      <w:r>
-        <w:t>A=80%, B=60%; combined 26/40=65%. The unweighted average is 70%, which gives the ten-case class the same weight as the thirty-case class. State whether the question concerns a typical class or a typical tested case.</w:t>
-      </w:r>
-    </w:p>
-    <w:p>
       <w:pPr>
         <w:pStyle w:val="Heading3"/>
       </w:pPr>
       <w:r>
+        <w:t>Teacher key · Original transfer answer</w:t>
+      </w:r>
+    </w:p>
+    <w:p>
+      <w:pPr>
+        <w:spacing w:line="336" w:lineRule="auto" w:after="180"/>
+        <w:shd w:fill="F1F6FC"/>
+      </w:pPr>
+      <w:r>
+        <w:rPr>
+          <w:b w:val="0"/>
+        </w:rPr>
+        <w:t>A=</w:t>
+      </w:r>
+      <w:r>
+        <w:rPr>
+          <w:b/>
+        </w:rPr>
+        <w:t>80%</w:t>
+      </w:r>
+      <w:r>
+        <w:rPr>
+          <w:b w:val="0"/>
+        </w:rPr>
+        <w:t>, B=</w:t>
+      </w:r>
+      <w:r>
+        <w:rPr>
+          <w:b/>
+        </w:rPr>
+        <w:t>60%</w:t>
+      </w:r>
+      <w:r>
+        <w:rPr>
+          <w:b w:val="0"/>
+        </w:rPr>
+        <w:t xml:space="preserve">; combined 26/40=65%. The unweighted average is </w:t>
+      </w:r>
+      <w:r>
+        <w:rPr>
+          <w:b/>
+        </w:rPr>
+        <w:t>70%</w:t>
+      </w:r>
+      <w:r>
+        <w:rPr>
+          <w:b w:val="0"/>
+        </w:rPr>
+        <w:t>, which gives the ten-case class the same weight as the thirty-case class. State whether the question concerns a typical class or a typical tested case.</w:t>
+      </w:r>
+    </w:p>
+    <w:p>
+      <w:pPr>
+        <w:pStyle w:val="Heading3"/>
+      </w:pPr>
+      <w:r>
         <w:t>Explanations for the additional workbook examples</w:t>
       </w:r>
     </w:p>
@@ -2855,102 +5427,625 @@
       </w:r>
     </w:p>
     <w:p>
-      <w:r>
-        <w:t>Training has 16 clear and 4 blocked labels. State the majority rule. On the worked evaluation, give its matrix, accuracy, false positives and false negatives with blocked positive. Explain why 80 percent is incomplete.</w:t>
-      </w:r>
-    </w:p>
-    <w:p>
-      <w:r>
-        <w:t>The training-majority rule always predicts clear. Matrix [[16,0],[4,0]] gives 16/20=80 percent, FP=0,FN=4. It misses all four blocked cases, so the overall score hides complete failure on that evaluated class.</w:t>
-      </w:r>
-    </w:p>
-    <w:p>
       <w:pPr>
         <w:pStyle w:val="Heading3"/>
       </w:pPr>
       <w:r>
+        <w:t>Workbook question · W1</w:t>
+      </w:r>
+    </w:p>
+    <w:p>
+      <w:pPr>
+        <w:spacing w:line="336" w:lineRule="auto" w:after="180"/>
+        <w:shd w:fill="F5F1FB"/>
+      </w:pPr>
+      <w:r>
+        <w:rPr>
+          <w:b/>
+        </w:rPr>
+        <w:t>Training</w:t>
+      </w:r>
+      <w:r>
+        <w:rPr>
+          <w:b w:val="0"/>
+        </w:rPr>
+        <w:t xml:space="preserve"> has 16 clear and 4 blocked labels. State the majority rule. On the worked evaluation, give its matrix, </w:t>
+      </w:r>
+      <w:r>
+        <w:rPr>
+          <w:b/>
+        </w:rPr>
+        <w:t>accuracy</w:t>
+      </w:r>
+      <w:r>
+        <w:rPr>
+          <w:b w:val="0"/>
+        </w:rPr>
+        <w:t>, false positives and false negatives with blocked positive. Explain why 80 percent is incomplete.</w:t>
+      </w:r>
+    </w:p>
+    <w:p>
+      <w:pPr>
+        <w:pStyle w:val="Heading3"/>
+      </w:pPr>
+      <w:r>
+        <w:t>Teacher reasoning · W1</w:t>
+      </w:r>
+    </w:p>
+    <w:p>
+      <w:pPr>
+        <w:spacing w:line="336" w:lineRule="auto" w:after="180"/>
+        <w:shd w:fill="F1F6FC"/>
+      </w:pPr>
+      <w:r>
+        <w:rPr>
+          <w:b w:val="0"/>
+        </w:rPr>
+        <w:t xml:space="preserve">The </w:t>
+      </w:r>
+      <w:r>
+        <w:rPr>
+          <w:b/>
+        </w:rPr>
+        <w:t>training</w:t>
+      </w:r>
+      <w:r>
+        <w:rPr>
+          <w:b w:val="0"/>
+        </w:rPr>
+        <w:t>-majority rule always predicts clear. Matrix [[16,0],[4,0]] gives 16/20=80 percent, FP=0,FN=4. It misses all four blocked cases, so the overall score hides complete failure on that evaluated class.</w:t>
+      </w:r>
+    </w:p>
+    <w:p>
+      <w:pPr>
+        <w:pStyle w:val="Heading3"/>
+      </w:pPr>
+      <w:r>
         <w:t>W2 Compare both class fractions</w:t>
       </w:r>
     </w:p>
     <w:p>
-      <w:r>
-        <w:t>For the worked candidate [[12,4],[0,4]], give ordinary accuracy, both class-specific correct fractions, balanced accuracy, false positives and false negatives. Compare with the baseline.</w:t>
-      </w:r>
-    </w:p>
-    <w:p>
-      <w:r>
-        <w:t>Accuracy 16/20=80 percent. Clear fraction 12/16=75 percent; blocked fraction 4/4=100 percent; balanced accuracy (75+100)/2=87.5 percent. FP=4,FN=0. Baseline accuracy is also 80 percent but balanced accuracy is 50 percent with FP=0,FN=4.</w:t>
-      </w:r>
-    </w:p>
-    <w:p>
       <w:pPr>
         <w:pStyle w:val="Heading3"/>
       </w:pPr>
       <w:r>
+        <w:t>Workbook question · W2</w:t>
+      </w:r>
+    </w:p>
+    <w:p>
+      <w:pPr>
+        <w:spacing w:line="336" w:lineRule="auto" w:after="180"/>
+        <w:shd w:fill="F5F1FB"/>
+      </w:pPr>
+      <w:r>
+        <w:rPr>
+          <w:b w:val="0"/>
+        </w:rPr>
+        <w:t xml:space="preserve">For the worked candidate [[12,4],[0,4]], give ordinary </w:t>
+      </w:r>
+      <w:r>
+        <w:rPr>
+          <w:b/>
+        </w:rPr>
+        <w:t>accuracy</w:t>
+      </w:r>
+      <w:r>
+        <w:rPr>
+          <w:b w:val="0"/>
+        </w:rPr>
+        <w:t xml:space="preserve">, both </w:t>
+      </w:r>
+      <w:r>
+        <w:rPr>
+          <w:b/>
+        </w:rPr>
+        <w:t>class-specific correct fraction</w:t>
+      </w:r>
+      <w:r>
+        <w:rPr>
+          <w:b w:val="0"/>
+        </w:rPr>
+        <w:t xml:space="preserve">s, </w:t>
+      </w:r>
+      <w:r>
+        <w:rPr>
+          <w:b/>
+        </w:rPr>
+        <w:t>balanced accuracy</w:t>
+      </w:r>
+      <w:r>
+        <w:rPr>
+          <w:b w:val="0"/>
+        </w:rPr>
+        <w:t>, false positives and false negatives. Compare with the baseline.</w:t>
+      </w:r>
+    </w:p>
+    <w:p>
+      <w:pPr>
+        <w:pStyle w:val="Heading3"/>
+      </w:pPr>
+      <w:r>
+        <w:t>Teacher reasoning · W2</w:t>
+      </w:r>
+    </w:p>
+    <w:p>
+      <w:pPr>
+        <w:spacing w:line="336" w:lineRule="auto" w:after="180"/>
+        <w:shd w:fill="F1F6FC"/>
+      </w:pPr>
+      <w:r>
+        <w:rPr>
+          <w:b/>
+        </w:rPr>
+        <w:t>Accuracy</w:t>
+      </w:r>
+      <w:r>
+        <w:rPr>
+          <w:b w:val="0"/>
+        </w:rPr>
+        <w:t xml:space="preserve"> 16/20=80 percent. Clear fraction 12/16=75 percent; blocked fraction 4/4=100 percent; </w:t>
+      </w:r>
+      <w:r>
+        <w:rPr>
+          <w:b/>
+        </w:rPr>
+        <w:t>balanced accuracy</w:t>
+      </w:r>
+      <w:r>
+        <w:rPr>
+          <w:b w:val="0"/>
+        </w:rPr>
+        <w:t xml:space="preserve"> (75+100)/2=87.5 percent. FP=4,FN=0.</w:t>
+      </w:r>
+    </w:p>
+    <w:p>
+      <w:pPr>
+        <w:spacing w:line="336" w:lineRule="auto" w:after="180"/>
+        <w:shd w:fill="F1F6FC"/>
+      </w:pPr>
+      <w:r>
+        <w:rPr>
+          <w:b w:val="0"/>
+        </w:rPr>
+        <w:t xml:space="preserve">Baseline </w:t>
+      </w:r>
+      <w:r>
+        <w:rPr>
+          <w:b/>
+        </w:rPr>
+        <w:t>accuracy</w:t>
+      </w:r>
+      <w:r>
+        <w:rPr>
+          <w:b w:val="0"/>
+        </w:rPr>
+        <w:t xml:space="preserve"> is also 80 percent but </w:t>
+      </w:r>
+      <w:r>
+        <w:rPr>
+          <w:b/>
+        </w:rPr>
+        <w:t>balanced accuracy</w:t>
+      </w:r>
+      <w:r>
+        <w:rPr>
+          <w:b w:val="0"/>
+        </w:rPr>
+        <w:t xml:space="preserve"> is 50 percent with FP=0,FN=4.</w:t>
+      </w:r>
+    </w:p>
+    <w:p>
+      <w:pPr>
+        <w:pStyle w:val="Heading3"/>
+      </w:pPr>
+      <w:r>
         <w:t>W3 Explain a changed class mix</w:t>
       </w:r>
     </w:p>
     <w:p>
-      <w:r>
-        <w:t>For the illustrative 8-clear 8-blocked set, use baseline [[8,0],[8,0]] and candidate [[6,2],[0,8]]. Calculate ordinary and balanced accuracy for each. Explain what stayed fixed and what this example does not prove.</w:t>
-      </w:r>
-    </w:p>
-    <w:p>
-      <w:r>
-        <w:t>Baseline ordinary 8/16=50 percent and balanced (100+0)/2=50 percent. Candidate ordinary 14/16=87.5 percent and balanced (75+100)/2=87.5 percent. Within-class fractions stayed fixed while class counts changed. This arithmetic assumption does not prove unchanged real-world behavior on a new population.</w:t>
-      </w:r>
-    </w:p>
-    <w:p>
       <w:pPr>
         <w:pStyle w:val="Heading3"/>
       </w:pPr>
       <w:r>
+        <w:t>Workbook question · W3</w:t>
+      </w:r>
+    </w:p>
+    <w:p>
+      <w:pPr>
+        <w:spacing w:line="336" w:lineRule="auto" w:after="180"/>
+        <w:shd w:fill="F5F1FB"/>
+      </w:pPr>
+      <w:r>
+        <w:rPr>
+          <w:b w:val="0"/>
+        </w:rPr>
+        <w:t xml:space="preserve">For the illustrative 8-clear 8-blocked set, use baseline [[8,0],[8,0]] and candidate [[6,2],[0,8]]. Calculate ordinary and </w:t>
+      </w:r>
+      <w:r>
+        <w:rPr>
+          <w:b/>
+        </w:rPr>
+        <w:t>balanced accuracy</w:t>
+      </w:r>
+      <w:r>
+        <w:rPr>
+          <w:b w:val="0"/>
+        </w:rPr>
+        <w:t xml:space="preserve"> for each. Explain what stayed fixed and what this example does not prove.</w:t>
+      </w:r>
+    </w:p>
+    <w:p>
+      <w:pPr>
+        <w:pStyle w:val="Heading3"/>
+      </w:pPr>
+      <w:r>
+        <w:t>Teacher reasoning · W3</w:t>
+      </w:r>
+    </w:p>
+    <w:p>
+      <w:pPr>
+        <w:spacing w:line="336" w:lineRule="auto" w:after="180"/>
+        <w:shd w:fill="F1F6FC"/>
+      </w:pPr>
+      <w:r>
+        <w:rPr>
+          <w:b w:val="0"/>
+        </w:rPr>
+        <w:t xml:space="preserve">Baseline ordinary 8/16=50 percent and balanced (100+0)/2=50 percent. Candidate ordinary 14/16=87.5 percent and balanced (75+100)/2=87.5 percent. Within-class fractions stayed fixed while class </w:t>
+      </w:r>
+      <w:r>
+        <w:rPr>
+          <w:b/>
+        </w:rPr>
+        <w:t>count</w:t>
+      </w:r>
+      <w:r>
+        <w:rPr>
+          <w:b w:val="0"/>
+        </w:rPr>
+        <w:t>s changed.</w:t>
+      </w:r>
+    </w:p>
+    <w:p>
+      <w:pPr>
+        <w:spacing w:line="336" w:lineRule="auto" w:after="180"/>
+        <w:shd w:fill="F1F6FC"/>
+      </w:pPr>
+      <w:r>
+        <w:rPr>
+          <w:b w:val="0"/>
+        </w:rPr>
+        <w:t>This arithmetic assumption does not prove unchanged real-world behavior on a new population.</w:t>
+      </w:r>
+    </w:p>
+    <w:p>
+      <w:pPr>
+        <w:pStyle w:val="Heading3"/>
+      </w:pPr>
+      <w:r>
         <w:t>W4 Assess a new comparison independently</w:t>
       </w:r>
     </w:p>
     <w:p>
-      <w:r>
-        <w:t>New training labels have a clear majority. A separate evaluation has 18 clear and 2 blocked records. The always-clear baseline is [[18,0],[2,0]] and candidate is [[15,3],[1,1]], with reference rows and clear then blocked on both axes. Calculate ordinary accuracy, both class fractions and balanced accuracy for each. Give candidate FP and FN, then explain why the metrics do not choose an automatic winner.</w:t>
-      </w:r>
-    </w:p>
-    <w:p>
-      <w:r>
-        <w:t>Baseline accuracy 18/20=90 percent; class fractions 100 percent and 0 percent; balanced accuracy 50 percent. Candidate accuracy 16/20=80 percent; clear fraction 15/18=5/6 about 83.3 percent, blocked fraction 1/2=50 percent; balanced accuracy (5/6+1/2)/2=2/3 about 66.7 percent. Candidate FP=3,FN=1. It finds one blocked case but adds three false alarms; task consequences and the small sample matter.</w:t>
-      </w:r>
-    </w:p>
-    <w:p>
       <w:pPr>
         <w:pStyle w:val="Heading3"/>
       </w:pPr>
       <w:r>
+        <w:t>Workbook question · W4</w:t>
+      </w:r>
+    </w:p>
+    <w:p>
+      <w:pPr>
+        <w:spacing w:line="336" w:lineRule="auto" w:after="180"/>
+        <w:shd w:fill="F5F1FB"/>
+      </w:pPr>
+      <w:r>
+        <w:rPr>
+          <w:b w:val="0"/>
+        </w:rPr>
+        <w:t xml:space="preserve">New </w:t>
+      </w:r>
+      <w:r>
+        <w:rPr>
+          <w:b/>
+        </w:rPr>
+        <w:t>training</w:t>
+      </w:r>
+      <w:r>
+        <w:rPr>
+          <w:b w:val="0"/>
+        </w:rPr>
+        <w:t xml:space="preserve"> labels have a clear majority. A separate evaluation has 18 clear and 2 blocked records.</w:t>
+      </w:r>
+    </w:p>
+    <w:p>
+      <w:pPr>
+        <w:spacing w:line="336" w:lineRule="auto" w:after="180"/>
+        <w:shd w:fill="F5F1FB"/>
+      </w:pPr>
+      <w:r>
+        <w:rPr>
+          <w:b w:val="0"/>
+        </w:rPr>
+        <w:t xml:space="preserve">The always-clear baseline is [[18,0],[2,0]] and candidate is [[15,3],[1,1]], with reference rows and clear then blocked on both axes. Calculate ordinary </w:t>
+      </w:r>
+      <w:r>
+        <w:rPr>
+          <w:b/>
+        </w:rPr>
+        <w:t>accuracy</w:t>
+      </w:r>
+      <w:r>
+        <w:rPr>
+          <w:b w:val="0"/>
+        </w:rPr>
+        <w:t xml:space="preserve">, both class fractions and </w:t>
+      </w:r>
+      <w:r>
+        <w:rPr>
+          <w:b/>
+        </w:rPr>
+        <w:t>balanced accuracy</w:t>
+      </w:r>
+      <w:r>
+        <w:rPr>
+          <w:b w:val="0"/>
+        </w:rPr>
+        <w:t xml:space="preserve"> for each.</w:t>
+      </w:r>
+    </w:p>
+    <w:p>
+      <w:pPr>
+        <w:spacing w:line="336" w:lineRule="auto" w:after="180"/>
+        <w:shd w:fill="F5F1FB"/>
+      </w:pPr>
+      <w:r>
+        <w:rPr>
+          <w:b w:val="0"/>
+        </w:rPr>
+        <w:t>Give candidate FP and FN, then explain why the metrics do not choose an automatic winner.</w:t>
+      </w:r>
+    </w:p>
+    <w:p>
+      <w:pPr>
+        <w:pStyle w:val="Heading3"/>
+      </w:pPr>
+      <w:r>
+        <w:t>Teacher reasoning · W4</w:t>
+      </w:r>
+    </w:p>
+    <w:p>
+      <w:pPr>
+        <w:spacing w:line="336" w:lineRule="auto" w:after="180"/>
+        <w:shd w:fill="F1F6FC"/>
+      </w:pPr>
+      <w:r>
+        <w:rPr>
+          <w:b w:val="0"/>
+        </w:rPr>
+        <w:t xml:space="preserve">Baseline </w:t>
+      </w:r>
+      <w:r>
+        <w:rPr>
+          <w:b/>
+        </w:rPr>
+        <w:t>accuracy</w:t>
+      </w:r>
+      <w:r>
+        <w:rPr>
+          <w:b w:val="0"/>
+        </w:rPr>
+        <w:t xml:space="preserve"> 18/20=90 percent; class fractions 100 percent and 0 percent; </w:t>
+      </w:r>
+      <w:r>
+        <w:rPr>
+          <w:b/>
+        </w:rPr>
+        <w:t>balanced accuracy</w:t>
+      </w:r>
+      <w:r>
+        <w:rPr>
+          <w:b w:val="0"/>
+        </w:rPr>
+        <w:t xml:space="preserve"> 50 percent.</w:t>
+      </w:r>
+    </w:p>
+    <w:p>
+      <w:pPr>
+        <w:spacing w:line="336" w:lineRule="auto" w:after="180"/>
+        <w:shd w:fill="F1F6FC"/>
+      </w:pPr>
+      <w:r>
+        <w:rPr>
+          <w:b w:val="0"/>
+        </w:rPr>
+        <w:t xml:space="preserve">Candidate </w:t>
+      </w:r>
+      <w:r>
+        <w:rPr>
+          <w:b/>
+        </w:rPr>
+        <w:t>accuracy</w:t>
+      </w:r>
+      <w:r>
+        <w:rPr>
+          <w:b w:val="0"/>
+        </w:rPr>
+        <w:t xml:space="preserve"> 16/20=80 percent; clear fraction 15/18=5/6 about 83.3 percent, blocked fraction 1/2=50 percent; </w:t>
+      </w:r>
+      <w:r>
+        <w:rPr>
+          <w:b/>
+        </w:rPr>
+        <w:t>balanced accuracy</w:t>
+      </w:r>
+      <w:r>
+        <w:rPr>
+          <w:b w:val="0"/>
+        </w:rPr>
+        <w:t xml:space="preserve"> (5/6+1/2)/2=2/3 about 66.7 percent. Candidate FP=3,FN=1.</w:t>
+      </w:r>
+    </w:p>
+    <w:p>
+      <w:pPr>
+        <w:spacing w:line="336" w:lineRule="auto" w:after="180"/>
+        <w:shd w:fill="F1F6FC"/>
+      </w:pPr>
+      <w:r>
+        <w:rPr>
+          <w:b w:val="0"/>
+        </w:rPr>
+        <w:t>It finds one blocked case but adds three false alarms; task consequences and the small sample matter.</w:t>
+      </w:r>
+    </w:p>
+    <w:p>
+      <w:pPr>
+        <w:pStyle w:val="Heading3"/>
+      </w:pPr>
+      <w:r>
         <w:t>W5 Limit claims from missing classes</w:t>
       </w:r>
     </w:p>
     <w:p>
-      <w:r>
-        <w:t>An evaluation contains ten clear cases and no blocked cases. All predictions are clear. State ordinary accuracy, explain why blocked performance is unavailable, and describe how our code handles the missing class.</w:t>
-      </w:r>
-    </w:p>
-    <w:p>
-      <w:r>
-        <w:t>Ordinary accuracy is 10/10=100 percent on the observed clear cases. The blocked-class fraction has denominator zero, so it cannot be measured. Our two-class summary function stops with ValueError; report the missing coverage instead of claiming perfect performance on both classes.</w:t>
-      </w:r>
-    </w:p>
-    <w:p>
       <w:pPr>
         <w:pStyle w:val="Heading3"/>
       </w:pPr>
       <w:r>
+        <w:t>Workbook question · W5</w:t>
+      </w:r>
+    </w:p>
+    <w:p>
+      <w:pPr>
+        <w:spacing w:line="336" w:lineRule="auto" w:after="180"/>
+        <w:shd w:fill="F5F1FB"/>
+      </w:pPr>
+      <w:r>
+        <w:rPr>
+          <w:b w:val="0"/>
+        </w:rPr>
+        <w:t xml:space="preserve">An evaluation contains ten clear cases and no blocked cases. All </w:t>
+      </w:r>
+      <w:r>
+        <w:rPr>
+          <w:b/>
+        </w:rPr>
+        <w:t>prediction</w:t>
+      </w:r>
+      <w:r>
+        <w:rPr>
+          <w:b w:val="0"/>
+        </w:rPr>
+        <w:t xml:space="preserve">s are clear. State ordinary </w:t>
+      </w:r>
+      <w:r>
+        <w:rPr>
+          <w:b/>
+        </w:rPr>
+        <w:t>accuracy</w:t>
+      </w:r>
+      <w:r>
+        <w:rPr>
+          <w:b w:val="0"/>
+        </w:rPr>
+        <w:t>, explain why blocked performance is unavailable, and describe how our code handles the missing class.</w:t>
+      </w:r>
+    </w:p>
+    <w:p>
+      <w:pPr>
+        <w:pStyle w:val="Heading3"/>
+      </w:pPr>
+      <w:r>
+        <w:t>Teacher reasoning · W5</w:t>
+      </w:r>
+    </w:p>
+    <w:p>
+      <w:pPr>
+        <w:spacing w:line="336" w:lineRule="auto" w:after="180"/>
+        <w:shd w:fill="F1F6FC"/>
+      </w:pPr>
+      <w:r>
+        <w:rPr>
+          <w:b w:val="0"/>
+        </w:rPr>
+        <w:t xml:space="preserve">Ordinary </w:t>
+      </w:r>
+      <w:r>
+        <w:rPr>
+          <w:b/>
+        </w:rPr>
+        <w:t>accuracy</w:t>
+      </w:r>
+      <w:r>
+        <w:rPr>
+          <w:b w:val="0"/>
+        </w:rPr>
+        <w:t xml:space="preserve"> is 10/10=100 percent on the observed clear cases. The blocked-class fraction has </w:t>
+      </w:r>
+      <w:r>
+        <w:rPr>
+          <w:b/>
+        </w:rPr>
+        <w:t>denominator</w:t>
+      </w:r>
+      <w:r>
+        <w:rPr>
+          <w:b w:val="0"/>
+        </w:rPr>
+        <w:t xml:space="preserve"> zero, so it cannot be measured.</w:t>
+      </w:r>
+    </w:p>
+    <w:p>
+      <w:pPr>
+        <w:spacing w:line="336" w:lineRule="auto" w:after="180"/>
+        <w:shd w:fill="F1F6FC"/>
+      </w:pPr>
+      <w:r>
+        <w:rPr>
+          <w:b w:val="0"/>
+        </w:rPr>
+        <w:t>Our two-class summary function stops with ValueError; report the missing coverage instead of claiming perfect performance on both classes.</w:t>
+      </w:r>
+    </w:p>
+    <w:p>
+      <w:pPr>
+        <w:pStyle w:val="Heading3"/>
+      </w:pPr>
+      <w:r>
         <w:t>Summaries with counts and proportions — W1 State the denominator</w:t>
       </w:r>
     </w:p>
     <w:p>
-      <w:r>
-        <w:t>In the worked poll, why is the known denominator 4 rather than 5?</w:t>
-      </w:r>
-    </w:p>
-    <w:p>
-      <w:r>
+      <w:pPr>
+        <w:spacing w:line="336" w:lineRule="auto" w:after="180"/>
+        <w:shd w:fill="F5F1FB"/>
+      </w:pPr>
+      <w:r>
+        <w:rPr>
+          <w:b w:val="0"/>
+        </w:rPr>
+        <w:t xml:space="preserve">In the worked poll, why is the known </w:t>
+      </w:r>
+      <w:r>
+        <w:rPr>
+          <w:b/>
+        </w:rPr>
+        <w:t>denominator</w:t>
+      </w:r>
+      <w:r>
+        <w:rPr>
+          <w:b w:val="0"/>
+        </w:rPr>
+        <w:t xml:space="preserve"> 4 rather than 5?</w:t>
+      </w:r>
+    </w:p>
+    <w:p>
+      <w:pPr>
+        <w:spacing w:line="336" w:lineRule="auto" w:after="180"/>
+      </w:pPr>
+      <w:r>
+        <w:rPr>
+          <w:b w:val="0"/>
+        </w:rPr>
         <w:t>Only Yes and No are included; one Unknown is excluded and must be disclosed.</w:t>
       </w:r>
     </w:p>
@@ -2963,13 +6058,61 @@
       </w:r>
     </w:p>
     <w:p>
-      <w:r>
-        <w:t>Poll A has 2 Yes of 4 known and Poll B has 3 Yes of 6 known. Compare proportions and counts.</w:t>
-      </w:r>
-    </w:p>
-    <w:p>
-      <w:r>
-        <w:t>Both are 50 percent. Counts and sample sizes differ: 2/4 versus 3/6.</w:t>
+      <w:pPr>
+        <w:spacing w:line="336" w:lineRule="auto" w:after="180"/>
+      </w:pPr>
+      <w:r>
+        <w:rPr>
+          <w:b w:val="0"/>
+        </w:rPr>
+        <w:t xml:space="preserve">Poll A has 2 Yes of 4 known and Poll B has 3 Yes of 6 known. Compare </w:t>
+      </w:r>
+      <w:r>
+        <w:rPr>
+          <w:b/>
+        </w:rPr>
+        <w:t>proportion</w:t>
+      </w:r>
+      <w:r>
+        <w:rPr>
+          <w:b w:val="0"/>
+        </w:rPr>
+        <w:t xml:space="preserve">s and </w:t>
+      </w:r>
+      <w:r>
+        <w:rPr>
+          <w:b/>
+        </w:rPr>
+        <w:t>count</w:t>
+      </w:r>
+      <w:r>
+        <w:rPr>
+          <w:b w:val="0"/>
+        </w:rPr>
+        <w:t>s.</w:t>
+      </w:r>
+    </w:p>
+    <w:p>
+      <w:pPr>
+        <w:spacing w:line="336" w:lineRule="auto" w:after="180"/>
+      </w:pPr>
+      <w:r>
+        <w:rPr>
+          <w:b w:val="0"/>
+        </w:rPr>
+        <w:t xml:space="preserve">Both are 50 percent. </w:t>
+      </w:r>
+      <w:r>
+        <w:rPr>
+          <w:b/>
+        </w:rPr>
+        <w:t>Count</w:t>
+      </w:r>
+      <w:r>
+        <w:rPr>
+          <w:b w:val="0"/>
+        </w:rPr>
+        <w:t>s and sample sizes differ: 2/4 versus 3/6.</w:t>
       </w:r>
     </w:p>
     <w:p>
@@ -2981,13 +6124,38 @@
       </w:r>
     </w:p>
     <w:p>
-      <w:r>
+      <w:pPr>
+        <w:spacing w:line="336" w:lineRule="auto" w:after="180"/>
+        <w:shd w:fill="F5F1FB"/>
+      </w:pPr>
+      <w:r>
+        <w:rPr>
+          <w:b w:val="0"/>
+        </w:rPr>
         <w:t>All three responses are Unknown. What should the program report?</w:t>
       </w:r>
     </w:p>
     <w:p>
-      <w:r>
-        <w:t>No known responses, with 3 unknown. Do not divide by zero or report 0 percent as a measured proportion.</w:t>
+      <w:pPr>
+        <w:spacing w:line="336" w:lineRule="auto" w:after="180"/>
+      </w:pPr>
+      <w:r>
+        <w:rPr>
+          <w:b w:val="0"/>
+        </w:rPr>
+        <w:t xml:space="preserve">No known responses, with 3 unknown. Do not divide by zero or report 0 percent as a measured </w:t>
+      </w:r>
+      <w:r>
+        <w:rPr>
+          <w:b/>
+        </w:rPr>
+        <w:t>proportion</w:t>
+      </w:r>
+      <w:r>
+        <w:rPr>
+          <w:b w:val="0"/>
+        </w:rPr>
+        <w:t>.</w:t>
       </w:r>
     </w:p>
     <w:p>
@@ -2999,12 +6167,78 @@
       </w:r>
     </w:p>
     <w:p>
-      <w:r>
-        <w:t>Process Yes, Yes, No, Unknown, No, Yes. Report Yes count, known count, unknown count and Yes proportion among known.</w:t>
-      </w:r>
-    </w:p>
-    <w:p>
-      <w:r>
+      <w:pPr>
+        <w:spacing w:line="336" w:lineRule="auto" w:after="180"/>
+      </w:pPr>
+      <w:r>
+        <w:rPr>
+          <w:b/>
+        </w:rPr>
+        <w:t>Process</w:t>
+      </w:r>
+      <w:r>
+        <w:rPr>
+          <w:b w:val="0"/>
+        </w:rPr>
+        <w:t xml:space="preserve"> Yes, Yes, No, Unknown, No, Yes. Report Yes </w:t>
+      </w:r>
+      <w:r>
+        <w:rPr>
+          <w:b/>
+        </w:rPr>
+        <w:t>count</w:t>
+      </w:r>
+      <w:r>
+        <w:rPr>
+          <w:b w:val="0"/>
+        </w:rPr>
+        <w:t xml:space="preserve">, known </w:t>
+      </w:r>
+      <w:r>
+        <w:rPr>
+          <w:b/>
+        </w:rPr>
+        <w:t>count</w:t>
+      </w:r>
+      <w:r>
+        <w:rPr>
+          <w:b w:val="0"/>
+        </w:rPr>
+        <w:t xml:space="preserve">, unknown </w:t>
+      </w:r>
+      <w:r>
+        <w:rPr>
+          <w:b/>
+        </w:rPr>
+        <w:t>count</w:t>
+      </w:r>
+      <w:r>
+        <w:rPr>
+          <w:b w:val="0"/>
+        </w:rPr>
+        <w:t xml:space="preserve"> and Yes </w:t>
+      </w:r>
+      <w:r>
+        <w:rPr>
+          <w:b/>
+        </w:rPr>
+        <w:t>proportion</w:t>
+      </w:r>
+      <w:r>
+        <w:rPr>
+          <w:b w:val="0"/>
+        </w:rPr>
+        <w:t xml:space="preserve"> among known.</w:t>
+      </w:r>
+    </w:p>
+    <w:p>
+      <w:pPr>
+        <w:spacing w:line="336" w:lineRule="auto" w:after="180"/>
+      </w:pPr>
+      <w:r>
+        <w:rPr>
+          <w:b w:val="0"/>
+        </w:rPr>
         <w:t>3 Yes, 5 known, 1 unknown; 3/5 = 0.6 = 60 percent.</w:t>
       </w:r>
     </w:p>
@@ -3017,13 +6251,38 @@
       </w:r>
     </w:p>
     <w:p>
-      <w:r>
+      <w:pPr>
+        <w:spacing w:line="336" w:lineRule="auto" w:after="180"/>
+        <w:shd w:fill="F5F1FB"/>
+      </w:pPr>
+      <w:r>
+        <w:rPr>
+          <w:b w:val="0"/>
+        </w:rPr>
         <w:t>Three of five known volunteers said Yes. Can you say 60 percent of all students agree?</w:t>
       </w:r>
     </w:p>
     <w:p>
-      <w:r>
-        <w:t>No. The denominator is known volunteers, and participation may not represent all students.</w:t>
+      <w:pPr>
+        <w:spacing w:line="336" w:lineRule="auto" w:after="180"/>
+      </w:pPr>
+      <w:r>
+        <w:rPr>
+          <w:b w:val="0"/>
+        </w:rPr>
+        <w:t xml:space="preserve">No. The </w:t>
+      </w:r>
+      <w:r>
+        <w:rPr>
+          <w:b/>
+        </w:rPr>
+        <w:t>denominator</w:t>
+      </w:r>
+      <w:r>
+        <w:rPr>
+          <w:b w:val="0"/>
+        </w:rPr>
+        <w:t xml:space="preserve"> is known volunteers, and participation may not represent all students.</w:t>
       </w:r>
     </w:p>
     <w:p>
@@ -3035,21 +6294,183 @@
       </w:r>
     </w:p>
     <w:p>
-      <w:r>
-        <w:t>Selected case: New training labels have a clear majority. A separate evaluation has 18 clear and 2 blocked records. The always-clear baseline is [[18,0],[2,0]] and candidate is [[15,3],[1,1]], with reference rows and clear then blocked on both axes. Calculate ordinary accuracy, both class fractions and balanced accuracy for each. Give candidate FP and FN, then explain why the metrics do not choose an automatic winner.</w:t>
-      </w:r>
-    </w:p>
-    <w:p>
       <w:pPr>
         <w:pStyle w:val="Heading3"/>
       </w:pPr>
       <w:r>
+        <w:t>Independent question · withhold the key</w:t>
+      </w:r>
+    </w:p>
+    <w:p>
+      <w:pPr>
+        <w:spacing w:line="336" w:lineRule="auto" w:after="180"/>
+        <w:shd w:fill="F5F1FB"/>
+      </w:pPr>
+      <w:r>
+        <w:rPr>
+          <w:b w:val="0"/>
+        </w:rPr>
+        <w:t xml:space="preserve">Selected case: New </w:t>
+      </w:r>
+      <w:r>
+        <w:rPr>
+          <w:b/>
+        </w:rPr>
+        <w:t>training</w:t>
+      </w:r>
+      <w:r>
+        <w:rPr>
+          <w:b w:val="0"/>
+        </w:rPr>
+        <w:t xml:space="preserve"> labels have a clear majority. A separate evaluation has 18 clear and 2 blocked records.</w:t>
+      </w:r>
+    </w:p>
+    <w:p>
+      <w:pPr>
+        <w:spacing w:line="336" w:lineRule="auto" w:after="180"/>
+        <w:shd w:fill="F5F1FB"/>
+      </w:pPr>
+      <w:r>
+        <w:rPr>
+          <w:b w:val="0"/>
+        </w:rPr>
+        <w:t xml:space="preserve">The always-clear baseline is [[18,0],[2,0]] and candidate is [[15,3],[1,1]], with reference rows and clear then blocked on both axes. Calculate ordinary </w:t>
+      </w:r>
+      <w:r>
+        <w:rPr>
+          <w:b/>
+        </w:rPr>
+        <w:t>accuracy</w:t>
+      </w:r>
+      <w:r>
+        <w:rPr>
+          <w:b w:val="0"/>
+        </w:rPr>
+        <w:t xml:space="preserve">, both class fractions and </w:t>
+      </w:r>
+      <w:r>
+        <w:rPr>
+          <w:b/>
+        </w:rPr>
+        <w:t>balanced accuracy</w:t>
+      </w:r>
+      <w:r>
+        <w:rPr>
+          <w:b w:val="0"/>
+        </w:rPr>
+        <w:t xml:space="preserve"> for each.</w:t>
+      </w:r>
+    </w:p>
+    <w:p>
+      <w:pPr>
+        <w:spacing w:line="336" w:lineRule="auto" w:after="180"/>
+        <w:shd w:fill="F5F1FB"/>
+      </w:pPr>
+      <w:r>
+        <w:rPr>
+          <w:b w:val="0"/>
+        </w:rPr>
+        <w:t>Give candidate FP and FN, then explain why the metrics do not choose an automatic winner.</w:t>
+      </w:r>
+    </w:p>
+    <w:p>
+      <w:pPr>
+        <w:pStyle w:val="Heading3"/>
+      </w:pPr>
+      <w:r>
         <w:t>Selected case answer</w:t>
       </w:r>
     </w:p>
     <w:p>
-      <w:r>
-        <w:t>Baseline accuracy 18/20=90 percent; class fractions 100 percent and 0 percent; balanced accuracy 50 percent. Candidate accuracy 16/20=80 percent; clear fraction 15/18=5/6 about 83.3 percent, blocked fraction 1/2=50 percent; balanced accuracy (5/6+1/2)/2=2/3 about 66.7 percent. Candidate FP=3,FN=1. It finds one blocked case but adds three false alarms; task consequences and the small sample matter.</w:t>
+      <w:pPr>
+        <w:pStyle w:val="Heading3"/>
+      </w:pPr>
+      <w:r>
+        <w:t>Teacher key · Selected case answer</w:t>
+      </w:r>
+    </w:p>
+    <w:p>
+      <w:pPr>
+        <w:spacing w:line="336" w:lineRule="auto" w:after="180"/>
+        <w:shd w:fill="F1F6FC"/>
+      </w:pPr>
+      <w:r>
+        <w:rPr>
+          <w:b w:val="0"/>
+        </w:rPr>
+        <w:t xml:space="preserve">Baseline </w:t>
+      </w:r>
+      <w:r>
+        <w:rPr>
+          <w:b/>
+        </w:rPr>
+        <w:t>accuracy</w:t>
+      </w:r>
+      <w:r>
+        <w:rPr>
+          <w:b w:val="0"/>
+        </w:rPr>
+        <w:t xml:space="preserve"> 18/20=90 percent; class fractions 100 percent and 0 percent; </w:t>
+      </w:r>
+      <w:r>
+        <w:rPr>
+          <w:b/>
+        </w:rPr>
+        <w:t>balanced accuracy</w:t>
+      </w:r>
+      <w:r>
+        <w:rPr>
+          <w:b w:val="0"/>
+        </w:rPr>
+        <w:t xml:space="preserve"> 50 percent.</w:t>
+      </w:r>
+    </w:p>
+    <w:p>
+      <w:pPr>
+        <w:spacing w:line="336" w:lineRule="auto" w:after="180"/>
+        <w:shd w:fill="F1F6FC"/>
+      </w:pPr>
+      <w:r>
+        <w:rPr>
+          <w:b w:val="0"/>
+        </w:rPr>
+        <w:t xml:space="preserve">Candidate </w:t>
+      </w:r>
+      <w:r>
+        <w:rPr>
+          <w:b/>
+        </w:rPr>
+        <w:t>accuracy</w:t>
+      </w:r>
+      <w:r>
+        <w:rPr>
+          <w:b w:val="0"/>
+        </w:rPr>
+        <w:t xml:space="preserve"> 16/20=80 percent; clear fraction 15/18=5/6 about 83.3 percent, blocked fraction 1/2=50 percent; </w:t>
+      </w:r>
+      <w:r>
+        <w:rPr>
+          <w:b/>
+        </w:rPr>
+        <w:t>balanced accuracy</w:t>
+      </w:r>
+      <w:r>
+        <w:rPr>
+          <w:b w:val="0"/>
+        </w:rPr>
+        <w:t xml:space="preserve"> (5/6+1/2)/2=2/3 about 66.7 percent. Candidate FP=3,FN=1.</w:t>
+      </w:r>
+    </w:p>
+    <w:p>
+      <w:pPr>
+        <w:spacing w:line="336" w:lineRule="auto" w:after="180"/>
+        <w:shd w:fill="F1F6FC"/>
+      </w:pPr>
+      <w:r>
+        <w:rPr>
+          <w:b w:val="0"/>
+        </w:rPr>
+        <w:t>It finds one blocked case but adds three false alarms; task consequences and the small sample matter.</w:t>
       </w:r>
     </w:p>
     <w:tbl>
@@ -3155,21 +6576,77 @@
       </w:tr>
     </w:tbl>
     <w:p>
-      <w:r>
-        <w:t>Record each dimension as not yet, with support, or independent. Accept a valid alternative procedure with a defensible trace. Do not penalise an honestly recorded model failure if the learner correctly explains its evidence and limits.</w:t>
-      </w:r>
-    </w:p>
-    <w:p>
       <w:pPr>
         <w:pStyle w:val="Heading3"/>
       </w:pPr>
       <w:r>
+        <w:t>Teacher key · Selected case answer</w:t>
+      </w:r>
+    </w:p>
+    <w:p>
+      <w:pPr>
+        <w:spacing w:line="336" w:lineRule="auto" w:after="180"/>
+        <w:shd w:fill="F1F6FC"/>
+      </w:pPr>
+      <w:r>
+        <w:rPr>
+          <w:b w:val="0"/>
+        </w:rPr>
+        <w:t>Record each dimension as not yet, with support, or independent. Accept a valid alternative procedure with a defensible trace.</w:t>
+      </w:r>
+    </w:p>
+    <w:p>
+      <w:pPr>
+        <w:spacing w:line="336" w:lineRule="auto" w:after="180"/>
+        <w:shd w:fill="F1F6FC"/>
+      </w:pPr>
+      <w:r>
+        <w:rPr>
+          <w:b w:val="0"/>
+        </w:rPr>
+        <w:t xml:space="preserve">Do not penalise an honestly recorded model failure if the learner correctly explains its </w:t>
+      </w:r>
+      <w:r>
+        <w:rPr>
+          <w:b/>
+        </w:rPr>
+        <w:t>evidence</w:t>
+      </w:r>
+      <w:r>
+        <w:rPr>
+          <w:b w:val="0"/>
+        </w:rPr>
+        <w:t xml:space="preserve"> and limits.</w:t>
+      </w:r>
+    </w:p>
+    <w:p>
+      <w:pPr>
+        <w:pStyle w:val="Heading3"/>
+      </w:pPr>
+      <w:r>
         <w:t>Feedback that the learner uses</w:t>
       </w:r>
     </w:p>
     <w:p>
-      <w:r>
-        <w:t>Name the earliest unsupported step and give one action to repair it. Have the learner make that repair now and explain why. Then assess the relevant skill on a fresh, fully specified case. Confirm it was not previously practised with feedback; solve and check the new case before assigning it. A follow-up design prompt is a starting brief, not automatically an equivalent test.</w:t>
+      <w:pPr>
+        <w:spacing w:line="336" w:lineRule="auto" w:after="180"/>
+      </w:pPr>
+      <w:r>
+        <w:rPr>
+          <w:b w:val="0"/>
+        </w:rPr>
+        <w:t>Name the earliest unsupported step and give one action to repair it. Have the learner make that repair now and explain why. Then assess the relevant skill on a fresh, fully specified case.</w:t>
+      </w:r>
+    </w:p>
+    <w:p>
+      <w:pPr>
+        <w:spacing w:line="336" w:lineRule="auto" w:after="180"/>
+      </w:pPr>
+      <w:r>
+        <w:rPr>
+          <w:b w:val="0"/>
+        </w:rPr>
+        <w:t>Confirm it was not previously practised with feedback; solve and check the new case before assigning it. A follow-up design prompt is a starting brief, not automatically an equivalent test.</w:t>
       </w:r>
     </w:p>
     <w:p>
@@ -3181,11 +6658,74 @@
       </w:r>
     </w:p>
     <w:p>
+      <w:r>
+        <w:t>Connect Accuracy as a Fraction to Transparent Book Recommender, adapt support and plan a later changed-case check.</w:t>
+      </w:r>
+    </w:p>
+    <w:p>
       <w:pPr>
         <w:pStyle w:val="Heading3"/>
       </w:pPr>
       <w:r>
-        <w:t>Connect and extend learning</w:t>
+        <w:t>Transparent Book Recommender</w:t>
+      </w:r>
+    </w:p>
+    <w:p>
+      <w:pPr>
+        <w:spacing w:line="336" w:lineRule="auto" w:after="180"/>
+      </w:pPr>
+      <w:r>
+        <w:rPr>
+          <w:b w:val="0"/>
+        </w:rPr>
+        <w:t xml:space="preserve">Report correct recommendations / all test users, alongside the raw test </w:t>
+      </w:r>
+      <w:r>
+        <w:rPr>
+          <w:b/>
+        </w:rPr>
+        <w:t>count</w:t>
+      </w:r>
+      <w:r>
+        <w:rPr>
+          <w:b w:val="0"/>
+        </w:rPr>
+        <w:t>.</w:t>
+      </w:r>
+    </w:p>
+    <w:p>
+      <w:pPr>
+        <w:spacing w:line="336" w:lineRule="auto" w:after="180"/>
+      </w:pPr>
+      <w:r>
+        <w:rPr>
+          <w:b w:val="0"/>
+        </w:rPr>
+        <w:t xml:space="preserve">Keep the decision, </w:t>
+      </w:r>
+      <w:r>
+        <w:rPr>
+          <w:b/>
+        </w:rPr>
+        <w:t>input</w:t>
+      </w:r>
+      <w:r>
+        <w:rPr>
+          <w:b w:val="0"/>
+        </w:rPr>
+        <w:t xml:space="preserve">, result, explanation and remaining limitation in the project </w:t>
+      </w:r>
+      <w:r>
+        <w:rPr>
+          <w:b/>
+        </w:rPr>
+        <w:t>evidence</w:t>
+      </w:r>
+      <w:r>
+        <w:rPr>
+          <w:b w:val="0"/>
+        </w:rPr>
+        <w:t xml:space="preserve"> record. Retrieve this record next week rather than restarting the project.</w:t>
       </w:r>
     </w:p>
     <w:p>
@@ -3193,17 +6733,30 @@
         <w:pStyle w:val="Heading3"/>
       </w:pPr>
       <w:r>
-        <w:t>Transparent Book Recommender</w:t>
-      </w:r>
-    </w:p>
-    <w:p>
-      <w:r>
-        <w:t>Report correct recommendations / all test users, alongside the raw test count.</w:t>
-      </w:r>
-    </w:p>
-    <w:p>
-      <w:r>
-        <w:t>Keep the decision, input, result, explanation and remaining limitation in the project evidence record. Retrieve this record next week rather than restarting the project.</w:t>
+        <w:t>Support and stretch</w:t>
+      </w:r>
+    </w:p>
+    <w:p>
+      <w:pPr>
+        <w:spacing w:line="336" w:lineRule="auto" w:after="180"/>
+      </w:pPr>
+      <w:r>
+        <w:rPr>
+          <w:b w:val="0"/>
+        </w:rPr>
+        <w:t xml:space="preserve">Trace one record or condition at a time with </w:t>
+      </w:r>
+      <w:r>
+        <w:rPr>
+          <w:b/>
+        </w:rPr>
+        <w:t>count</w:t>
+      </w:r>
+      <w:r>
+        <w:rPr>
+          <w:b w:val="0"/>
+        </w:rPr>
+        <w:t>ers and labelled columns. Stretch: introduce a tie, boundary or missing field and declare its handling policy before rerunning.</w:t>
       </w:r>
     </w:p>
     <w:p>
@@ -3211,12 +6764,30 @@
         <w:pStyle w:val="Heading3"/>
       </w:pPr>
       <w:r>
-        <w:t>Support and stretch</w:t>
-      </w:r>
-    </w:p>
-    <w:p>
-      <w:r>
-        <w:t>Trace one record or condition at a time with counters and labelled columns. Stretch: introduce a tie, boundary or missing field and declare its handling policy before rerunning.</w:t>
+        <w:t>Exit reflection</w:t>
+      </w:r>
+    </w:p>
+    <w:p>
+      <w:pPr>
+        <w:spacing w:line="336" w:lineRule="auto" w:after="180"/>
+      </w:pPr>
+      <w:r>
+        <w:rPr>
+          <w:b w:val="0"/>
+        </w:rPr>
+        <w:t xml:space="preserve">Ask for one decision the learner can now justify and one situation requiring more </w:t>
+      </w:r>
+      <w:r>
+        <w:rPr>
+          <w:b/>
+        </w:rPr>
+        <w:t>evidence</w:t>
+      </w:r>
+      <w:r>
+        <w:rPr>
+          <w:b w:val="0"/>
+        </w:rPr>
+        <w:t xml:space="preserve"> or human review. Confidence ratings are separate from correct independent performance.</w:t>
       </w:r>
     </w:p>
     <w:p>
@@ -3224,12 +6795,30 @@
         <w:pStyle w:val="Heading3"/>
       </w:pPr>
       <w:r>
-        <w:t>Exit reflection</w:t>
-      </w:r>
-    </w:p>
-    <w:p>
-      <w:r>
-        <w:t>Ask for one decision the learner can now justify and one situation requiring more evidence or human review. Confidence ratings are separate from correct independent performance.</w:t>
+        <w:t>Bridge to the next week</w:t>
+      </w:r>
+    </w:p>
+    <w:p>
+      <w:pPr>
+        <w:spacing w:line="336" w:lineRule="auto" w:after="180"/>
+      </w:pPr>
+      <w:r>
+        <w:rPr>
+          <w:b w:val="0"/>
+        </w:rPr>
+        <w:t xml:space="preserve">Next: Week 13: Types of Classification Error. Retrieve today’s </w:t>
+      </w:r>
+      <w:r>
+        <w:rPr>
+          <w:b/>
+        </w:rPr>
+        <w:t>evidence</w:t>
+      </w:r>
+      <w:r>
+        <w:rPr>
+          <w:b w:val="0"/>
+        </w:rPr>
+        <w:t xml:space="preserve"> and identify what carries forward and what is new.</w:t>
       </w:r>
     </w:p>
     <w:p>
@@ -3237,12 +6826,180 @@
         <w:pStyle w:val="Heading3"/>
       </w:pPr>
       <w:r>
-        <w:t>Bridge to the next week</w:t>
-      </w:r>
-    </w:p>
-    <w:p>
-      <w:r>
-        <w:t>Next: Week 13: Types of Classification Error. Retrieve today’s evidence and identify what carries forward and what is new.</w:t>
+        <w:t>Support and fresh reassessment</w:t>
+      </w:r>
+    </w:p>
+    <w:p>
+      <w:pPr>
+        <w:spacing w:line="336" w:lineRule="auto" w:after="180"/>
+      </w:pPr>
+      <w:r>
+        <w:rPr>
+          <w:b w:val="0"/>
+        </w:rPr>
+        <w:t xml:space="preserve">Use </w:t>
+      </w:r>
+      <w:r>
+        <w:rPr>
+          <w:b/>
+        </w:rPr>
+        <w:t>count</w:t>
+      </w:r>
+      <w:r>
+        <w:rPr>
+          <w:b w:val="0"/>
+        </w:rPr>
+        <w:t xml:space="preserve">ers and write each fraction with its reference-class total before converting to a </w:t>
+      </w:r>
+      <w:r>
+        <w:rPr>
+          <w:b/>
+        </w:rPr>
+        <w:t>percentage</w:t>
+      </w:r>
+      <w:r>
+        <w:rPr>
+          <w:b w:val="0"/>
+        </w:rPr>
+        <w:t xml:space="preserve">. Supply blank </w:t>
+      </w:r>
+      <w:r>
+        <w:rPr>
+          <w:b/>
+        </w:rPr>
+        <w:t>denominator</w:t>
+      </w:r>
+      <w:r>
+        <w:rPr>
+          <w:b w:val="0"/>
+        </w:rPr>
+        <w:t xml:space="preserve"> boxes rather than answers.</w:t>
+      </w:r>
+    </w:p>
+    <w:p>
+      <w:pPr>
+        <w:spacing w:line="336" w:lineRule="auto" w:after="180"/>
+      </w:pPr>
+      <w:r>
+        <w:rPr>
+          <w:b w:val="0"/>
+        </w:rPr>
+        <w:t xml:space="preserve">Extension: express ordinary </w:t>
+      </w:r>
+      <w:r>
+        <w:rPr>
+          <w:b/>
+        </w:rPr>
+        <w:t>accuracy</w:t>
+      </w:r>
+      <w:r>
+        <w:rPr>
+          <w:b w:val="0"/>
+        </w:rPr>
+        <w:t xml:space="preserve"> as the class-size-weighted average of the two correct fractions; for the candidate use (16/20)(12/16)+(4/20)(4/4)=16/20.</w:t>
+      </w:r>
+    </w:p>
+    <w:p>
+      <w:pPr>
+        <w:spacing w:line="336" w:lineRule="auto" w:after="180"/>
+      </w:pPr>
+      <w:r>
+        <w:rPr>
+          <w:b w:val="0"/>
+        </w:rPr>
+        <w:t>Require W4 baseline ordinary 90 percent and balanced 50 percent; candidate ordinary 80 percent and balanced 2/3 about 66.7 percent, with FP=3,FN=1.</w:t>
+      </w:r>
+    </w:p>
+    <w:p>
+      <w:pPr>
+        <w:spacing w:line="336" w:lineRule="auto" w:after="180"/>
+      </w:pPr>
+      <w:r>
+        <w:rPr>
+          <w:b w:val="0"/>
+        </w:rPr>
+        <w:t xml:space="preserve">Fresh retry: evaluation 12 clear and 4 blocked, baseline [[12,0],[4,0]], candidate [[9,3],[1,3]], </w:t>
+      </w:r>
+      <w:r>
+        <w:rPr>
+          <w:b/>
+        </w:rPr>
+        <w:t>training</w:t>
+      </w:r>
+      <w:r>
+        <w:rPr>
+          <w:b w:val="0"/>
+        </w:rPr>
+        <w:t xml:space="preserve"> majority clear. Baseline ordinary 75 percent, class fractions 100 and 0 percent, balanced 50 percent.</w:t>
+      </w:r>
+    </w:p>
+    <w:p>
+      <w:pPr>
+        <w:spacing w:line="336" w:lineRule="auto" w:after="180"/>
+      </w:pPr>
+      <w:r>
+        <w:rPr>
+          <w:b w:val="0"/>
+        </w:rPr>
+        <w:t xml:space="preserve">Candidate ordinary 12/16=75 percent, both class fractions 75 percent, balanced 75 percent, FP=3,FN=1. Require both </w:t>
+      </w:r>
+      <w:r>
+        <w:rPr>
+          <w:b/>
+        </w:rPr>
+        <w:t>denominator</w:t>
+      </w:r>
+      <w:r>
+        <w:rPr>
+          <w:b w:val="0"/>
+        </w:rPr>
+        <w:t>s and no automatic-winner claim.</w:t>
+      </w:r>
+    </w:p>
+    <w:p>
+      <w:pPr>
+        <w:spacing w:line="336" w:lineRule="auto" w:after="180"/>
+      </w:pPr>
+      <w:r>
+        <w:rPr>
+          <w:b w:val="0"/>
+        </w:rPr>
+        <w:t xml:space="preserve">Week 15 covers precision recall and </w:t>
+      </w:r>
+      <w:r>
+        <w:rPr>
+          <w:b/>
+        </w:rPr>
+        <w:t>denominator</w:t>
+      </w:r>
+      <w:r>
+        <w:rPr>
+          <w:b w:val="0"/>
+        </w:rPr>
+        <w:t>s. Carry forward the matrix and the question answered by each fraction.</w:t>
+      </w:r>
+    </w:p>
+    <w:p>
+      <w:pPr>
+        <w:spacing w:line="336" w:lineRule="auto" w:after="180"/>
+      </w:pPr>
+      <w:r>
+        <w:rPr>
+          <w:b w:val="0"/>
+        </w:rPr>
+        <w:t>Teacher reference: https://scikit-learn.org/stable/modules/generated/sklearn.metrics.balanced_</w:t>
+      </w:r>
+      <w:r>
+        <w:rPr>
+          <w:b/>
+        </w:rPr>
+        <w:t>accuracy</w:t>
+      </w:r>
+      <w:r>
+        <w:rPr>
+          <w:b w:val="0"/>
+        </w:rPr>
+        <w:t>_score.html (equal average of class recalls; reviewed 2026-09-28).</w:t>
       </w:r>
     </w:p>
     <w:p>
@@ -3250,22 +7007,64 @@
         <w:pStyle w:val="Heading3"/>
       </w:pPr>
       <w:r>
-        <w:t>Support and fresh reassessment</w:t>
-      </w:r>
-    </w:p>
-    <w:p>
-      <w:r>
-        <w:t>Use counters and write each fraction with its reference-class total before converting to a percentage. Supply blank denominator boxes rather than answers. Extension: express ordinary accuracy as the class-size-weighted average of the two correct fractions; for the candidate use (16/20)(12/16)+(4/20)(4/4)=16/20.</w:t>
-      </w:r>
-    </w:p>
-    <w:p>
-      <w:r>
-        <w:t>Require W4 baseline ordinary 90 percent and balanced 50 percent; candidate ordinary 80 percent and balanced 2/3 about 66.7 percent, with FP=3,FN=1. Fresh retry: evaluation 12 clear and 4 blocked, baseline [[12,0],[4,0]], candidate [[9,3],[1,3]], training majority clear. Baseline ordinary 75 percent, class fractions 100 and 0 percent, balanced 50 percent. Candidate ordinary 12/16=75 percent, both class fractions 75 percent, balanced 75 percent, FP=3,FN=1. Require both denominators and no automatic-winner claim.</w:t>
-      </w:r>
-    </w:p>
-    <w:p>
-      <w:r>
-        <w:t>Week 15 covers precision recall and denominators. Carry forward the matrix and the question answered by each fraction. Teacher reference: https://scikit-learn.org/stable/modules/generated/sklearn.metrics.balanced_accuracy_score.html (equal average of class recalls; reviewed 2026-09-28).</w:t>
+        <w:t>Readiness and reassessment for Summaries with counts and proportions</w:t>
+      </w:r>
+    </w:p>
+    <w:p>
+      <w:pPr>
+        <w:spacing w:line="336" w:lineRule="auto" w:after="180"/>
+      </w:pPr>
+      <w:r>
+        <w:rPr>
+          <w:b w:val="0"/>
+        </w:rPr>
+        <w:t xml:space="preserve">Use fraction bars with separate unknown cards. Extension: show both </w:t>
+      </w:r>
+      <w:r>
+        <w:rPr>
+          <w:b/>
+        </w:rPr>
+        <w:t>denominator</w:t>
+      </w:r>
+      <w:r>
+        <w:rPr>
+          <w:b w:val="0"/>
+        </w:rPr>
+        <w:t>s side by side with explicit labels.</w:t>
+      </w:r>
+    </w:p>
+    <w:p>
+      <w:pPr>
+        <w:spacing w:line="336" w:lineRule="auto" w:after="180"/>
+      </w:pPr>
+      <w:r>
+        <w:rPr>
+          <w:b w:val="0"/>
+        </w:rPr>
+        <w:t xml:space="preserve">Independent W4 </w:t>
+      </w:r>
+      <w:r>
+        <w:rPr>
+          <w:b/>
+        </w:rPr>
+        <w:t>evidence</w:t>
+      </w:r>
+      <w:r>
+        <w:rPr>
+          <w:b w:val="0"/>
+        </w:rPr>
+        <w:t>: 3 Yes, 5 known, 1 unknown; 3/5 = 0.6 = 60 percent. Record whether the learner needed no help, a hint or explanation.</w:t>
+      </w:r>
+    </w:p>
+    <w:p>
+      <w:pPr>
+        <w:spacing w:line="336" w:lineRule="auto" w:after="180"/>
+      </w:pPr>
+      <w:r>
+        <w:rPr>
+          <w:b w:val="0"/>
+        </w:rPr>
+        <w:t>Fresh retry: No, Yes, Unknown, No, Unknown gives 1 Yes of 3 known, about 33.3 percent, with 2 unknown. Accept 1/3 without rounding.</w:t>
       </w:r>
     </w:p>
     <w:p>
@@ -3273,35 +7072,40 @@
         <w:pStyle w:val="Heading3"/>
       </w:pPr>
       <w:r>
-        <w:t>Readiness and reassessment for Summaries with counts and proportions</w:t>
-      </w:r>
-    </w:p>
-    <w:p>
-      <w:r>
-        <w:t>Use fraction bars with separate unknown cards. Extension: show both denominators side by side with explicit labels.</w:t>
-      </w:r>
-    </w:p>
-    <w:p>
-      <w:r>
-        <w:t>Independent W4 evidence: 3 Yes, 5 known, 1 unknown; 3/5 = 0.6 = 60 percent. Record whether the learner needed no help, a hint or explanation. Fresh retry: No, Yes, Unknown, No, Unknown gives 1 Yes of 3 known, about 33.3 percent, with 2 unknown. Accept 1/3 without rounding.</w:t>
-      </w:r>
-    </w:p>
-    <w:p>
-      <w:pPr>
-        <w:pStyle w:val="Heading3"/>
-      </w:pPr>
-      <w:r>
         <w:t>Plan the delayed return</w:t>
       </w:r>
     </w:p>
     <w:p>
-      <w:r>
+      <w:pPr>
+        <w:spacing w:line="336" w:lineRule="auto" w:after="180"/>
+      </w:pPr>
+      <w:r>
+        <w:rPr>
+          <w:b w:val="0"/>
+        </w:rPr>
         <w:t>Suggested return points in this level: ai-2/13, ai-2/15, ai-2/18. Use actual classroom dates, adjusting for holidays and gaps. One, three and six teaching weeks are scheduling choices, not a claimed optimal spacing.</w:t>
       </w:r>
     </w:p>
     <w:p>
-      <w:r>
-        <w:t>At a delayed check, ask for the idea from memory and a changed application. Compare with the earlier independent response and record support used. For a new level, revisit the previous capstone before checking the new prerequisites.</w:t>
+      <w:pPr>
+        <w:spacing w:line="336" w:lineRule="auto" w:after="180"/>
+      </w:pPr>
+      <w:r>
+        <w:rPr>
+          <w:b w:val="0"/>
+        </w:rPr>
+        <w:t>At a delayed check, ask for the idea from memory and a changed application. Compare with the earlier independent response and record support used.</w:t>
+      </w:r>
+    </w:p>
+    <w:p>
+      <w:pPr>
+        <w:spacing w:line="336" w:lineRule="auto" w:after="180"/>
+      </w:pPr>
+      <w:r>
+        <w:rPr>
+          <w:b w:val="0"/>
+        </w:rPr>
+        <w:t>For a new level, revisit the previous capstone before checking the new prerequisites.</w:t>
       </w:r>
     </w:p>
     <w:tbl>
@@ -3461,8 +7265,26 @@
       </w:tr>
     </w:tbl>
     <w:p>
-      <w:r>
-        <w:t>Use the evidence to choose reteaching or the next step. A completed page, confidence rating or attractive project does not by itself demonstrate understanding.</w:t>
+      <w:pPr>
+        <w:spacing w:line="336" w:lineRule="auto" w:after="180"/>
+      </w:pPr>
+      <w:r>
+        <w:rPr>
+          <w:b w:val="0"/>
+        </w:rPr>
+        <w:t xml:space="preserve">Use the </w:t>
+      </w:r>
+      <w:r>
+        <w:rPr>
+          <w:b/>
+        </w:rPr>
+        <w:t>evidence</w:t>
+      </w:r>
+      <w:r>
+        <w:rPr>
+          <w:b w:val="0"/>
+        </w:rPr>
+        <w:t xml:space="preserve"> to choose reteaching or the next step. A completed page, confidence rating or attractive project does not by itself demonstrate understanding.</w:t>
       </w:r>
     </w:p>
     <w:p>
@@ -3474,8 +7296,26 @@
       </w:r>
     </w:p>
     <w:p>
-      <w:r>
-        <w:t>Compare recommender choices with a simple baseline and report relevant rare-category failures, not only aggregate accuracy.</w:t>
+      <w:pPr>
+        <w:spacing w:line="336" w:lineRule="auto" w:after="180"/>
+      </w:pPr>
+      <w:r>
+        <w:rPr>
+          <w:b w:val="0"/>
+        </w:rPr>
+        <w:t xml:space="preserve">Compare recommender choices with a simple baseline and report relevant rare-category failures, not only aggregate </w:t>
+      </w:r>
+      <w:r>
+        <w:rPr>
+          <w:b/>
+        </w:rPr>
+        <w:t>accuracy</w:t>
+      </w:r>
+      <w:r>
+        <w:rPr>
+          <w:b w:val="0"/>
+        </w:rPr>
+        <w:t>.</w:t>
       </w:r>
     </w:p>
     <w:p>
@@ -3488,12 +7328,74 @@
     </w:p>
     <w:p>
       <w:r>
-        <w:t>Teaching target: Explain why overall accuracy can hide failure on a less common class</w:t>
-      </w:r>
-    </w:p>
-    <w:p>
-      <w:r>
-        <w:t>Prepare the labelled worked-case picture, the matching workbook, fictional input cards and a place for individual responses. No paid AI account is required for the paper reasoning activities.</w:t>
+        <w:t>Use this preparation summary alongside the detailed Accuracy as a Fraction lesson; it is a checklist rather than a replacement for the full sequence.</w:t>
+      </w:r>
+    </w:p>
+    <w:p>
+      <w:pPr>
+        <w:pStyle w:val="Heading3"/>
+      </w:pPr>
+      <w:r>
+        <w:t>Teaching target</w:t>
+      </w:r>
+    </w:p>
+    <w:p>
+      <w:pPr>
+        <w:spacing w:line="336" w:lineRule="auto" w:after="180"/>
+        <w:shd w:fill="EDF7F3"/>
+      </w:pPr>
+      <w:r>
+        <w:rPr>
+          <w:b w:val="0"/>
+        </w:rPr>
+        <w:t xml:space="preserve">Teaching target: Explain why overall </w:t>
+      </w:r>
+      <w:r>
+        <w:rPr>
+          <w:b/>
+        </w:rPr>
+        <w:t>accuracy</w:t>
+      </w:r>
+      <w:r>
+        <w:rPr>
+          <w:b w:val="0"/>
+        </w:rPr>
+        <w:t xml:space="preserve"> can hide failure on a less common class</w:t>
+      </w:r>
+    </w:p>
+    <w:p>
+      <w:pPr>
+        <w:spacing w:line="336" w:lineRule="auto" w:after="180"/>
+      </w:pPr>
+      <w:r>
+        <w:rPr>
+          <w:b w:val="0"/>
+        </w:rPr>
+        <w:t xml:space="preserve">Prepare the labelled worked-case picture, the matching workbook, fictional </w:t>
+      </w:r>
+      <w:r>
+        <w:rPr>
+          <w:b/>
+        </w:rPr>
+        <w:t>input</w:t>
+      </w:r>
+      <w:r>
+        <w:rPr>
+          <w:b w:val="0"/>
+        </w:rPr>
+        <w:t xml:space="preserve"> cards and a place for individual responses. No paid AI ac</w:t>
+      </w:r>
+      <w:r>
+        <w:rPr>
+          <w:b/>
+        </w:rPr>
+        <w:t>count</w:t>
+      </w:r>
+      <w:r>
+        <w:rPr>
+          <w:b w:val="0"/>
+        </w:rPr>
+        <w:t xml:space="preserve"> is required for the paper reasoning activities.</w:t>
       </w:r>
     </w:p>
     <w:tbl>
@@ -3640,37 +7542,350 @@
       </w:tr>
     </w:tbl>
     <w:p>
-      <w:r>
-        <w:t>Before class, solve the supported practice: For the worked candidate [[12,4],[0,4]], give ordinary accuracy, both class-specific correct fractions, balanced accuracy, false positives and false negatives. Compare with the baseline.</w:t>
-      </w:r>
-    </w:p>
-    <w:p>
-      <w:r>
-        <w:t>Reasoned practice answer: Accuracy 16/20=80 percent. Clear fraction 12/16=75 percent; blocked fraction 4/4=100 percent; balanced accuracy (75+100)/2=87.5 percent. FP=4,FN=0. Baseline accuracy is also 80 percent but balanced accuracy is 50 percent with FP=0,FN=4.</w:t>
-      </w:r>
-    </w:p>
-    <w:p>
-      <w:r>
-        <w:t>Check every learner before discussion: Use the worked case for Accuracy and class imbalance. Proposed explanation: “High accuracy means both classes work well”. Decide whether this explanation is supported. Point to the step or supplied fact that decides; explain your repair if needed.</w:t>
-      </w:r>
-    </w:p>
-    <w:p>
-      <w:r>
-        <w:t>Misconception repair: A common class can dominate the overall count. Inspect each reference-class denominator and its errors.</w:t>
-      </w:r>
-    </w:p>
-    <w:p>
-      <w:r>
-        <w:t>Support: read the exact case aloud, enlarge the labelled picture, supply input cards and model only the first deciding step. Accept a spoken explanation or drawing; retain the reasoning goal.</w:t>
-      </w:r>
-    </w:p>
-    <w:p>
-      <w:r>
-        <w:t>Extension: A candidate instead marks every book repair needed. Require a prediction and a reason before comparing. Expected result: Recall is 4/4=100%, but accuracy is only 4/20=20%. Reason: All 16 not-needed books become false alarms.</w:t>
-      </w:r>
-    </w:p>
-    <w:p>
-      <w:r>
+      <w:pPr>
+        <w:spacing w:line="336" w:lineRule="auto" w:after="180"/>
+      </w:pPr>
+      <w:r>
+        <w:rPr>
+          <w:b w:val="0"/>
+        </w:rPr>
+        <w:t xml:space="preserve">Before class, solve the supported practice: For the worked candidate [[12,4],[0,4]], give ordinary </w:t>
+      </w:r>
+      <w:r>
+        <w:rPr>
+          <w:b/>
+        </w:rPr>
+        <w:t>accuracy</w:t>
+      </w:r>
+      <w:r>
+        <w:rPr>
+          <w:b w:val="0"/>
+        </w:rPr>
+        <w:t xml:space="preserve">, both </w:t>
+      </w:r>
+      <w:r>
+        <w:rPr>
+          <w:b/>
+        </w:rPr>
+        <w:t>class-specific correct fraction</w:t>
+      </w:r>
+      <w:r>
+        <w:rPr>
+          <w:b w:val="0"/>
+        </w:rPr>
+        <w:t xml:space="preserve">s, </w:t>
+      </w:r>
+      <w:r>
+        <w:rPr>
+          <w:b/>
+        </w:rPr>
+        <w:t>balanced accuracy</w:t>
+      </w:r>
+      <w:r>
+        <w:rPr>
+          <w:b w:val="0"/>
+        </w:rPr>
+        <w:t>, false positives and false negatives.</w:t>
+      </w:r>
+    </w:p>
+    <w:p>
+      <w:pPr>
+        <w:spacing w:line="336" w:lineRule="auto" w:after="180"/>
+      </w:pPr>
+      <w:r>
+        <w:rPr>
+          <w:b w:val="0"/>
+        </w:rPr>
+        <w:t>Compare with the baseline.</w:t>
+      </w:r>
+    </w:p>
+    <w:p>
+      <w:pPr>
+        <w:pStyle w:val="Heading3"/>
+      </w:pPr>
+      <w:r>
+        <w:t>Supported practice answer</w:t>
+      </w:r>
+    </w:p>
+    <w:p>
+      <w:pPr>
+        <w:spacing w:line="336" w:lineRule="auto" w:after="180"/>
+        <w:shd w:fill="F1F6FC"/>
+      </w:pPr>
+      <w:r>
+        <w:rPr>
+          <w:b w:val="0"/>
+        </w:rPr>
+        <w:t xml:space="preserve">Reasoned practice answer: </w:t>
+      </w:r>
+      <w:r>
+        <w:rPr>
+          <w:b/>
+        </w:rPr>
+        <w:t>Accuracy</w:t>
+      </w:r>
+      <w:r>
+        <w:rPr>
+          <w:b w:val="0"/>
+        </w:rPr>
+        <w:t xml:space="preserve"> 16/20=80 percent. Clear fraction 12/16=75 percent; blocked fraction 4/4=100 percent; </w:t>
+      </w:r>
+      <w:r>
+        <w:rPr>
+          <w:b/>
+        </w:rPr>
+        <w:t>balanced accuracy</w:t>
+      </w:r>
+      <w:r>
+        <w:rPr>
+          <w:b w:val="0"/>
+        </w:rPr>
+        <w:t xml:space="preserve"> (75+100)/2=87.5 percent. FP=4,FN=0.</w:t>
+      </w:r>
+    </w:p>
+    <w:p>
+      <w:pPr>
+        <w:spacing w:line="336" w:lineRule="auto" w:after="180"/>
+        <w:shd w:fill="F1F6FC"/>
+      </w:pPr>
+      <w:r>
+        <w:rPr>
+          <w:b w:val="0"/>
+        </w:rPr>
+        <w:t xml:space="preserve">Baseline </w:t>
+      </w:r>
+      <w:r>
+        <w:rPr>
+          <w:b/>
+        </w:rPr>
+        <w:t>accuracy</w:t>
+      </w:r>
+      <w:r>
+        <w:rPr>
+          <w:b w:val="0"/>
+        </w:rPr>
+        <w:t xml:space="preserve"> is also 80 percent but </w:t>
+      </w:r>
+      <w:r>
+        <w:rPr>
+          <w:b/>
+        </w:rPr>
+        <w:t>balanced accuracy</w:t>
+      </w:r>
+      <w:r>
+        <w:rPr>
+          <w:b w:val="0"/>
+        </w:rPr>
+        <w:t xml:space="preserve"> is 50 percent with FP=0,FN=4.</w:t>
+      </w:r>
+    </w:p>
+    <w:p>
+      <w:pPr>
+        <w:spacing w:line="336" w:lineRule="auto" w:after="180"/>
+      </w:pPr>
+      <w:r>
+        <w:rPr>
+          <w:b w:val="0"/>
+        </w:rPr>
+        <w:t xml:space="preserve">Check every learner before discussion: Use the worked case for </w:t>
+      </w:r>
+      <w:r>
+        <w:rPr>
+          <w:b/>
+        </w:rPr>
+        <w:t>Accuracy</w:t>
+      </w:r>
+      <w:r>
+        <w:rPr>
+          <w:b w:val="0"/>
+        </w:rPr>
+        <w:t xml:space="preserve"> and </w:t>
+      </w:r>
+      <w:r>
+        <w:rPr>
+          <w:b/>
+        </w:rPr>
+        <w:t>class imbalance</w:t>
+      </w:r>
+      <w:r>
+        <w:rPr>
+          <w:b w:val="0"/>
+        </w:rPr>
+        <w:t xml:space="preserve">. Proposed explanation: “High </w:t>
+      </w:r>
+      <w:r>
+        <w:rPr>
+          <w:b/>
+        </w:rPr>
+        <w:t>accuracy</w:t>
+      </w:r>
+      <w:r>
+        <w:rPr>
+          <w:b w:val="0"/>
+        </w:rPr>
+        <w:t xml:space="preserve"> means both classes work well”. Decide whether this explanation is supported.</w:t>
+      </w:r>
+    </w:p>
+    <w:p>
+      <w:pPr>
+        <w:spacing w:line="336" w:lineRule="auto" w:after="180"/>
+      </w:pPr>
+      <w:r>
+        <w:rPr>
+          <w:b w:val="0"/>
+        </w:rPr>
+        <w:t>Point to the step or supplied fact that decides; explain your repair if needed.</w:t>
+      </w:r>
+    </w:p>
+    <w:p>
+      <w:pPr>
+        <w:pStyle w:val="Heading3"/>
+      </w:pPr>
+      <w:r>
+        <w:t>Repair the misconception</w:t>
+      </w:r>
+    </w:p>
+    <w:p>
+      <w:pPr>
+        <w:spacing w:line="336" w:lineRule="auto" w:after="180"/>
+        <w:shd w:fill="FFF5E6"/>
+      </w:pPr>
+      <w:r>
+        <w:rPr>
+          <w:b w:val="0"/>
+        </w:rPr>
+        <w:t xml:space="preserve">Misconception repair: A common class can dominate the overall </w:t>
+      </w:r>
+      <w:r>
+        <w:rPr>
+          <w:b/>
+        </w:rPr>
+        <w:t>count</w:t>
+      </w:r>
+      <w:r>
+        <w:rPr>
+          <w:b w:val="0"/>
+        </w:rPr>
+        <w:t xml:space="preserve">. Inspect each reference-class </w:t>
+      </w:r>
+      <w:r>
+        <w:rPr>
+          <w:b/>
+        </w:rPr>
+        <w:t>denominator</w:t>
+      </w:r>
+      <w:r>
+        <w:rPr>
+          <w:b w:val="0"/>
+        </w:rPr>
+        <w:t xml:space="preserve"> and its errors.</w:t>
+      </w:r>
+    </w:p>
+    <w:p>
+      <w:pPr>
+        <w:pStyle w:val="Heading3"/>
+      </w:pPr>
+      <w:r>
+        <w:t>Support without giving away the answer</w:t>
+      </w:r>
+    </w:p>
+    <w:p>
+      <w:pPr>
+        <w:spacing w:line="336" w:lineRule="auto" w:after="180"/>
+        <w:shd w:fill="F1F6F8"/>
+      </w:pPr>
+      <w:r>
+        <w:rPr>
+          <w:b w:val="0"/>
+        </w:rPr>
+        <w:t xml:space="preserve">Support: read the exact case aloud, enlarge the labelled picture, supply </w:t>
+      </w:r>
+      <w:r>
+        <w:rPr>
+          <w:b/>
+        </w:rPr>
+        <w:t>input</w:t>
+      </w:r>
+      <w:r>
+        <w:rPr>
+          <w:b w:val="0"/>
+        </w:rPr>
+        <w:t xml:space="preserve"> cards and model only the first deciding step. Accept a spoken explanation or drawing; retain the reasoning goal.</w:t>
+      </w:r>
+    </w:p>
+    <w:p>
+      <w:pPr>
+        <w:pStyle w:val="Heading3"/>
+      </w:pPr>
+      <w:r>
+        <w:t>Extend the reasoning</w:t>
+      </w:r>
+    </w:p>
+    <w:p>
+      <w:pPr>
+        <w:spacing w:line="336" w:lineRule="auto" w:after="180"/>
+        <w:shd w:fill="F5F1FB"/>
+      </w:pPr>
+      <w:r>
+        <w:rPr>
+          <w:b w:val="0"/>
+        </w:rPr>
+        <w:t xml:space="preserve">Extension: A candidate instead marks every book repair needed. Require a </w:t>
+      </w:r>
+      <w:r>
+        <w:rPr>
+          <w:b/>
+        </w:rPr>
+        <w:t>prediction</w:t>
+      </w:r>
+      <w:r>
+        <w:rPr>
+          <w:b w:val="0"/>
+        </w:rPr>
+        <w:t xml:space="preserve"> and a reason before comparing. Expected result: Recall is 4/4=100%, but </w:t>
+      </w:r>
+      <w:r>
+        <w:rPr>
+          <w:b/>
+        </w:rPr>
+        <w:t>accuracy</w:t>
+      </w:r>
+      <w:r>
+        <w:rPr>
+          <w:b w:val="0"/>
+        </w:rPr>
+        <w:t xml:space="preserve"> is only 4/20=20%.</w:t>
+      </w:r>
+    </w:p>
+    <w:p>
+      <w:pPr>
+        <w:spacing w:line="336" w:lineRule="auto" w:after="180"/>
+        <w:shd w:fill="F5F1FB"/>
+      </w:pPr>
+      <w:r>
+        <w:rPr>
+          <w:b w:val="0"/>
+        </w:rPr>
+        <w:t>Reason: All 16 not-needed books become false alarms.</w:t>
+      </w:r>
+    </w:p>
+    <w:p>
+      <w:pPr>
+        <w:pStyle w:val="Heading3"/>
+      </w:pPr>
+      <w:r>
+        <w:t>Protect the independent attempt</w:t>
+      </w:r>
+    </w:p>
+    <w:p>
+      <w:pPr>
+        <w:spacing w:line="336" w:lineRule="auto" w:after="180"/>
+        <w:shd w:fill="FFF5E6"/>
+      </w:pPr>
+      <w:r>
+        <w:rPr>
+          <w:b w:val="0"/>
+        </w:rPr>
         <w:t>Independent assessment: withhold the reserved answer until the learner has attempted the new case. Record support separately from correctness.</w:t>
       </w:r>
     </w:p>
@@ -3859,13 +8074,70 @@
       </w:tr>
     </w:tbl>
     <w:p>
-      <w:r>
-        <w:t>Project checkpoint: Make a transparent first version. Keep a trace of how one input becomes an output; explain the rule or learned component.</w:t>
-      </w:r>
-    </w:p>
-    <w:p>
-      <w:r>
-        <w:t>Use the weekly teacher answer for topic-specific reasoning. A saved progress tick is an activity record; judge mastery from the learner’s explanation and evidence.</w:t>
+      <w:pPr>
+        <w:pStyle w:val="Heading3"/>
+      </w:pPr>
+      <w:r>
+        <w:t>Project checkpoint</w:t>
+      </w:r>
+    </w:p>
+    <w:p>
+      <w:pPr>
+        <w:spacing w:line="336" w:lineRule="auto" w:after="180"/>
+        <w:shd w:fill="EDF7F3"/>
+      </w:pPr>
+      <w:r>
+        <w:rPr>
+          <w:b w:val="0"/>
+        </w:rPr>
+        <w:t xml:space="preserve">Project checkpoint: Make a transparent first version. Keep a trace of how one </w:t>
+      </w:r>
+      <w:r>
+        <w:rPr>
+          <w:b/>
+        </w:rPr>
+        <w:t>input</w:t>
+      </w:r>
+      <w:r>
+        <w:rPr>
+          <w:b w:val="0"/>
+        </w:rPr>
+        <w:t xml:space="preserve"> becomes an </w:t>
+      </w:r>
+      <w:r>
+        <w:rPr>
+          <w:b/>
+        </w:rPr>
+        <w:t>output</w:t>
+      </w:r>
+      <w:r>
+        <w:rPr>
+          <w:b w:val="0"/>
+        </w:rPr>
+        <w:t>; explain the rule or learned component.</w:t>
+      </w:r>
+    </w:p>
+    <w:p>
+      <w:pPr>
+        <w:spacing w:line="336" w:lineRule="auto" w:after="180"/>
+      </w:pPr>
+      <w:r>
+        <w:rPr>
+          <w:b w:val="0"/>
+        </w:rPr>
+        <w:t xml:space="preserve">Use the weekly teacher answer for topic-specific reasoning. A saved progress tick is an activity record; judge mastery from the learner’s explanation and </w:t>
+      </w:r>
+      <w:r>
+        <w:rPr>
+          <w:b/>
+        </w:rPr>
+        <w:t>evidence</w:t>
+      </w:r>
+      <w:r>
+        <w:rPr>
+          <w:b w:val="0"/>
+        </w:rPr>
+        <w:t>.</w:t>
       </w:r>
     </w:p>
     <w:p>
@@ -3878,27 +8150,933 @@
     </w:p>
     <w:p>
       <w:r>
-        <w:t>Use the two formative questions as supported practice, not as independent mastery scores. Discuss the deciding evidence rather than accepting a guessed selection.</w:t>
-      </w:r>
-    </w:p>
-    <w:p>
-      <w:r>
+        <w:t>Use feedback, earlier review and portfolios purposefully. Apply the coding routine only when this lesson has an executable lab.</w:t>
+      </w:r>
+    </w:p>
+    <w:p>
+      <w:pPr>
+        <w:spacing w:line="336" w:lineRule="auto" w:after="180"/>
+      </w:pPr>
+      <w:r>
+        <w:rPr>
+          <w:b w:val="0"/>
+        </w:rPr>
+        <w:t xml:space="preserve">Use the two formative questions as supported practice, not as independent mastery scores. Discuss the deciding </w:t>
+      </w:r>
+      <w:r>
+        <w:rPr>
+          <w:b/>
+        </w:rPr>
+        <w:t>evidence</w:t>
+      </w:r>
+      <w:r>
+        <w:rPr>
+          <w:b w:val="0"/>
+        </w:rPr>
+        <w:t xml:space="preserve"> rather than accepting a guessed selection.</w:t>
+      </w:r>
+    </w:p>
+    <w:p>
+      <w:pPr>
+        <w:spacing w:line="336" w:lineRule="auto" w:after="180"/>
+      </w:pPr>
+      <w:r>
+        <w:rPr>
+          <w:b w:val="0"/>
+        </w:rPr>
         <w:t>The feedback comes from the reviewed public worked case. Do not reveal the separately reserved independent teacher answer until the learner has attempted that case.</w:t>
       </w:r>
     </w:p>
     <w:p>
-      <w:r>
-        <w:t>Ask students to predict before running code. Preserve errors and actual outputs; collect a changed test and an explanation. The branch-boundary and indexing lessons deliberately include failure cases.</w:t>
-      </w:r>
-    </w:p>
-    <w:p>
-      <w:r>
+      <w:pPr>
+        <w:spacing w:line="336" w:lineRule="auto" w:after="180"/>
+      </w:pPr>
+      <w:r>
+        <w:rPr>
+          <w:b w:val="0"/>
+        </w:rPr>
+        <w:t xml:space="preserve">Ask students to predict before running code. Preserve errors and actual </w:t>
+      </w:r>
+      <w:r>
+        <w:rPr>
+          <w:b/>
+        </w:rPr>
+        <w:t>output</w:t>
+      </w:r>
+      <w:r>
+        <w:rPr>
+          <w:b w:val="0"/>
+        </w:rPr>
+        <w:t>s; collect a changed test and an explanation. The branch-boundary and indexing lessons deliberately include failure cases.</w:t>
+      </w:r>
+    </w:p>
+    <w:p>
+      <w:pPr>
+        <w:spacing w:line="336" w:lineRule="auto" w:after="180"/>
+      </w:pPr>
+      <w:r>
+        <w:rPr>
+          <w:b w:val="0"/>
+        </w:rPr>
         <w:t>Use the earlier worked-explanation links to address a specific missing building block, then return to the current question. Adapt this suggestion after observing the learner; it is not an automatic diagnosis.</w:t>
       </w:r>
     </w:p>
     <w:p>
-      <w:r>
-        <w:t>Collect the completed-work portfolio as evidence. Record support separately from correctness, and assess explanation, trace/test and limitations. Progress ticks and quiz selections alone do not establish mastery.</w:t>
+      <w:pPr>
+        <w:spacing w:line="336" w:lineRule="auto" w:after="180"/>
+      </w:pPr>
+      <w:r>
+        <w:rPr>
+          <w:b w:val="0"/>
+        </w:rPr>
+        <w:t xml:space="preserve">Collect the completed-work portfolio as </w:t>
+      </w:r>
+      <w:r>
+        <w:rPr>
+          <w:b/>
+        </w:rPr>
+        <w:t>evidence</w:t>
+      </w:r>
+      <w:r>
+        <w:rPr>
+          <w:b w:val="0"/>
+        </w:rPr>
+        <w:t>. Record support separately from correctness, and assess explanation, trace/test and limitations. Progress ticks and quiz selections alone do not establish mastery.</w:t>
+      </w:r>
+    </w:p>
+    <w:p>
+      <w:pPr>
+        <w:pStyle w:val="Heading1"/>
+      </w:pPr>
+      <w:r>
+        <w:t>09. Visual concept journey</w:t>
+      </w:r>
+    </w:p>
+    <w:p>
+      <w:r>
+        <w:t>Show one Accuracy as a Fraction graphic at a time, request a prediction and discuss its trace before the independent assessment.</w:t>
+      </w:r>
+    </w:p>
+    <w:p>
+      <w:pPr>
+        <w:spacing w:line="336" w:lineRule="auto" w:after="180"/>
+      </w:pPr>
+      <w:r>
+        <w:rPr>
+          <w:b w:val="0"/>
+        </w:rPr>
+        <w:t xml:space="preserve">Use one picture at a time. Hide a worked result before asking for a </w:t>
+      </w:r>
+      <w:r>
+        <w:rPr>
+          <w:b/>
+        </w:rPr>
+        <w:t>prediction</w:t>
+      </w:r>
+      <w:r>
+        <w:rPr>
+          <w:b w:val="0"/>
+        </w:rPr>
+        <w:t>, then reveal it for feedback. These are supported teaching cases; retain the separate independent assessment for a fresh first attempt.</w:t>
+      </w:r>
+    </w:p>
+    <w:p>
+      <w:pPr>
+        <w:pStyle w:val="Heading3"/>
+      </w:pPr>
+      <w:r>
+        <w:t>01. Accuracy as a Fraction: the case</w:t>
+      </w:r>
+    </w:p>
+    <w:p>
+      <w:r>
+        <w:drawing>
+          <wp:inline xmlns:a="http://schemas.openxmlformats.org/drawingml/2006/main" xmlns:pic="http://schemas.openxmlformats.org/drawingml/2006/picture">
+            <wp:extent cx="5486400" cy="2840736"/>
+            <wp:docPr id="3" name="Picture 3" descr="A fictional shelf classifier predicts repair needed or not needed. Supplied facts: Evaluation reference labels: 16 not-needed and 4 needed. Positive class is needed. Always-not-needed baseline is correct on 16. Candidate has TP=3,FN=1,FP=2,TN=14."/>
+            <wp:cNvGraphicFramePr>
+              <a:graphicFrameLocks noChangeAspect="1"/>
+            </wp:cNvGraphicFramePr>
+            <a:graphic>
+              <a:graphicData uri="http://schemas.openxmlformats.org/drawingml/2006/picture">
+                <pic:pic>
+                  <pic:nvPicPr>
+                    <pic:cNvPr id="0" name="academy-story-ai-2-12-01.png"/>
+                    <pic:cNvPicPr/>
+                  </pic:nvPicPr>
+                  <pic:blipFill>
+                    <a:blip r:embed="rId11"/>
+                    <a:stretch>
+                      <a:fillRect/>
+                    </a:stretch>
+                  </pic:blipFill>
+                  <pic:spPr>
+                    <a:xfrm>
+                      <a:off x="0" y="0"/>
+                      <a:ext cx="5486400" cy="2840736"/>
+                    </a:xfrm>
+                    <a:prstGeom prst="rect"/>
+                  </pic:spPr>
+                </pic:pic>
+              </a:graphicData>
+            </a:graphic>
+          </wp:inline>
+        </w:drawing>
+      </w:r>
+    </w:p>
+    <w:p>
+      <w:pPr>
+        <w:spacing w:line="336" w:lineRule="auto" w:after="180"/>
+      </w:pPr>
+      <w:r>
+        <w:rPr>
+          <w:b w:val="0"/>
+        </w:rPr>
+        <w:t>A fictional shelf classifier predicts repair needed or not needed. Supplied facts: Evaluation reference labels: 16 not-needed and 4 needed. Positive class is needed. Always-not-needed baseline is correct on 16.</w:t>
+      </w:r>
+    </w:p>
+    <w:p>
+      <w:pPr>
+        <w:spacing w:line="336" w:lineRule="auto" w:after="180"/>
+      </w:pPr>
+      <w:r>
+        <w:rPr>
+          <w:b w:val="0"/>
+        </w:rPr>
+        <w:t>Candidate has TP=3,FN=1,FP=2,TN=14.</w:t>
+      </w:r>
+    </w:p>
+    <w:p>
+      <w:pPr>
+        <w:spacing w:line="336" w:lineRule="auto" w:after="180"/>
+        <w:shd w:fill="F5F1FB"/>
+      </w:pPr>
+      <w:r>
+        <w:rPr>
+          <w:b w:val="0"/>
+        </w:rPr>
+        <w:t>Point to the given fact that matters most. Explain why it matters.</w:t>
+      </w:r>
+    </w:p>
+    <w:p>
+      <w:pPr>
+        <w:pStyle w:val="Heading3"/>
+      </w:pPr>
+      <w:r>
+        <w:t>Discuss while showing the picture</w:t>
+      </w:r>
+    </w:p>
+    <w:p>
+      <w:pPr>
+        <w:spacing w:line="336" w:lineRule="auto" w:after="180"/>
+        <w:shd w:fill="F1F6F8"/>
+      </w:pPr>
+      <w:r>
+        <w:rPr>
+          <w:b w:val="0"/>
+        </w:rPr>
+        <w:t>Teacher prompt: Point to the given fact that matters most. Explain why it matters. Ask learners to describe one label or arrow in ordinary words. Use the adjacent transcript if the image is difficult to see.</w:t>
+      </w:r>
+    </w:p>
+    <w:p>
+      <w:pPr>
+        <w:pStyle w:val="Heading3"/>
+      </w:pPr>
+      <w:r>
+        <w:t>02. Follow the deciding steps</w:t>
+      </w:r>
+    </w:p>
+    <w:p>
+      <w:r>
+        <w:drawing>
+          <wp:inline xmlns:a="http://schemas.openxmlformats.org/drawingml/2006/main" xmlns:pic="http://schemas.openxmlformats.org/drawingml/2006/picture">
+            <wp:extent cx="5486400" cy="4160520"/>
+            <wp:docPr id="4" name="Picture 4" descr="Reference population: 20 labelled cases, including four repair-needed books. → Baseline: 16/20=80% accuracy; catches 0/4 needed cases. → Candidate: (3+14)/20=85% accuracy; catches 3/4=75% needed cases. → Compare costs: Candidate also raises two false alarms; discuss both missed repairs and extra checks."/>
+            <wp:cNvGraphicFramePr>
+              <a:graphicFrameLocks noChangeAspect="1"/>
+            </wp:cNvGraphicFramePr>
+            <a:graphic>
+              <a:graphicData uri="http://schemas.openxmlformats.org/drawingml/2006/picture">
+                <pic:pic>
+                  <pic:nvPicPr>
+                    <pic:cNvPr id="0" name="academy-story-ai-2-12-02.png"/>
+                    <pic:cNvPicPr/>
+                  </pic:nvPicPr>
+                  <pic:blipFill>
+                    <a:blip r:embed="rId12"/>
+                    <a:stretch>
+                      <a:fillRect/>
+                    </a:stretch>
+                  </pic:blipFill>
+                  <pic:spPr>
+                    <a:xfrm>
+                      <a:off x="0" y="0"/>
+                      <a:ext cx="5486400" cy="4160520"/>
+                    </a:xfrm>
+                    <a:prstGeom prst="rect"/>
+                  </pic:spPr>
+                </pic:pic>
+              </a:graphicData>
+            </a:graphic>
+          </wp:inline>
+        </w:drawing>
+      </w:r>
+    </w:p>
+    <w:p>
+      <w:pPr>
+        <w:spacing w:line="336" w:lineRule="auto" w:after="180"/>
+      </w:pPr>
+      <w:r>
+        <w:rPr>
+          <w:b w:val="0"/>
+        </w:rPr>
+        <w:t>Reference population: 20 labelled cases, including four repair-needed books. → Baseline: 16/20=</w:t>
+      </w:r>
+      <w:r>
+        <w:rPr>
+          <w:b/>
+        </w:rPr>
+        <w:t>80%</w:t>
+      </w:r>
+      <w:r>
+        <w:rPr>
+          <w:b w:val="0"/>
+        </w:rPr>
+        <w:t xml:space="preserve"> </w:t>
+      </w:r>
+      <w:r>
+        <w:rPr>
+          <w:b/>
+        </w:rPr>
+        <w:t>accuracy</w:t>
+      </w:r>
+      <w:r>
+        <w:rPr>
+          <w:b w:val="0"/>
+        </w:rPr>
+        <w:t xml:space="preserve">; catches 0/4 needed cases. → Candidate: (3+14)/20=85% </w:t>
+      </w:r>
+      <w:r>
+        <w:rPr>
+          <w:b/>
+        </w:rPr>
+        <w:t>accuracy</w:t>
+      </w:r>
+      <w:r>
+        <w:rPr>
+          <w:b w:val="0"/>
+        </w:rPr>
+        <w:t>; catches 3/4=75% needed cases. → Compare costs: Candidate also raises two false alarms; discuss both missed repairs and extra checks.</w:t>
+      </w:r>
+    </w:p>
+    <w:p>
+      <w:pPr>
+        <w:spacing w:line="336" w:lineRule="auto" w:after="180"/>
+        <w:shd w:fill="F5F1FB"/>
+      </w:pPr>
+      <w:r>
+        <w:rPr>
+          <w:b w:val="0"/>
+        </w:rPr>
+        <w:t xml:space="preserve">Point to each numbered stage and explain which recorded </w:t>
+      </w:r>
+      <w:r>
+        <w:rPr>
+          <w:b/>
+        </w:rPr>
+        <w:t>input</w:t>
+      </w:r>
+      <w:r>
+        <w:rPr>
+          <w:b w:val="0"/>
+        </w:rPr>
+        <w:t xml:space="preserve"> it uses.</w:t>
+      </w:r>
+    </w:p>
+    <w:p>
+      <w:pPr>
+        <w:pStyle w:val="Heading3"/>
+      </w:pPr>
+      <w:r>
+        <w:t>Discuss while showing the picture</w:t>
+      </w:r>
+    </w:p>
+    <w:p>
+      <w:pPr>
+        <w:spacing w:line="336" w:lineRule="auto" w:after="180"/>
+        <w:shd w:fill="F1F6F8"/>
+      </w:pPr>
+      <w:r>
+        <w:rPr>
+          <w:b w:val="0"/>
+        </w:rPr>
+        <w:t xml:space="preserve">Teacher prompt: Point to each numbered stage and explain which recorded </w:t>
+      </w:r>
+      <w:r>
+        <w:rPr>
+          <w:b/>
+        </w:rPr>
+        <w:t>input</w:t>
+      </w:r>
+      <w:r>
+        <w:rPr>
+          <w:b w:val="0"/>
+        </w:rPr>
+        <w:t xml:space="preserve"> it uses. Ask learners to describe one label or arrow in ordinary words. Use the adjacent transcript if the image is difficult to see.</w:t>
+      </w:r>
+    </w:p>
+    <w:p>
+      <w:pPr>
+        <w:pStyle w:val="Heading3"/>
+      </w:pPr>
+      <w:r>
+        <w:t>03. Accuracy can hide missed repair cases</w:t>
+      </w:r>
+    </w:p>
+    <w:p>
+      <w:r>
+        <w:drawing>
+          <wp:inline xmlns:a="http://schemas.openxmlformats.org/drawingml/2006/main" xmlns:pic="http://schemas.openxmlformats.org/drawingml/2006/picture">
+            <wp:extent cx="5486400" cy="3621024"/>
+            <wp:docPr id="5" name="Picture 5" descr="Accuracy can hide missed repair cases. Units: percent. Baseline accuracy: 80. Baseline repair recall: 0. Candidate accuracy: 85. Candidate repair recall: 75."/>
+            <wp:cNvGraphicFramePr>
+              <a:graphicFrameLocks noChangeAspect="1"/>
+            </wp:cNvGraphicFramePr>
+            <a:graphic>
+              <a:graphicData uri="http://schemas.openxmlformats.org/drawingml/2006/picture">
+                <pic:pic>
+                  <pic:nvPicPr>
+                    <pic:cNvPr id="0" name="academy-story-ai-2-12-03.png"/>
+                    <pic:cNvPicPr/>
+                  </pic:nvPicPr>
+                  <pic:blipFill>
+                    <a:blip r:embed="rId13"/>
+                    <a:stretch>
+                      <a:fillRect/>
+                    </a:stretch>
+                  </pic:blipFill>
+                  <pic:spPr>
+                    <a:xfrm>
+                      <a:off x="0" y="0"/>
+                      <a:ext cx="5486400" cy="3621024"/>
+                    </a:xfrm>
+                    <a:prstGeom prst="rect"/>
+                  </pic:spPr>
+                </pic:pic>
+              </a:graphicData>
+            </a:graphic>
+          </wp:inline>
+        </w:drawing>
+      </w:r>
+    </w:p>
+    <w:p>
+      <w:pPr>
+        <w:spacing w:line="336" w:lineRule="auto" w:after="180"/>
+      </w:pPr>
+      <w:r>
+        <w:rPr>
+          <w:b/>
+        </w:rPr>
+        <w:t>Accuracy</w:t>
+      </w:r>
+      <w:r>
+        <w:rPr>
+          <w:b w:val="0"/>
+        </w:rPr>
+        <w:t xml:space="preserve"> can hide missed repair cases. Units: percent. Baseline </w:t>
+      </w:r>
+      <w:r>
+        <w:rPr>
+          <w:b/>
+        </w:rPr>
+        <w:t>accuracy</w:t>
+      </w:r>
+      <w:r>
+        <w:rPr>
+          <w:b w:val="0"/>
+        </w:rPr>
+        <w:t xml:space="preserve">: 80. Baseline repair recall: 0. Candidate </w:t>
+      </w:r>
+      <w:r>
+        <w:rPr>
+          <w:b/>
+        </w:rPr>
+        <w:t>accuracy</w:t>
+      </w:r>
+      <w:r>
+        <w:rPr>
+          <w:b w:val="0"/>
+        </w:rPr>
+        <w:t>: 85. Candidate repair recall: 75.</w:t>
+      </w:r>
+    </w:p>
+    <w:p>
+      <w:pPr>
+        <w:spacing w:line="336" w:lineRule="auto" w:after="180"/>
+        <w:shd w:fill="F5F1FB"/>
+      </w:pPr>
+      <w:r>
+        <w:rPr>
+          <w:b w:val="0"/>
+        </w:rPr>
+        <w:t>Read the labels and values. Explain the relationship the model shows.</w:t>
+      </w:r>
+    </w:p>
+    <w:p>
+      <w:pPr>
+        <w:pStyle w:val="Heading3"/>
+      </w:pPr>
+      <w:r>
+        <w:t>Discuss while showing the picture</w:t>
+      </w:r>
+    </w:p>
+    <w:p>
+      <w:pPr>
+        <w:spacing w:line="336" w:lineRule="auto" w:after="180"/>
+        <w:shd w:fill="F1F6F8"/>
+      </w:pPr>
+      <w:r>
+        <w:rPr>
+          <w:b w:val="0"/>
+        </w:rPr>
+        <w:t>Teacher prompt: Read the labels and values. Explain the relationship the model shows. Ask learners to describe one label or arrow in ordinary words. Use the adjacent transcript if the image is difficult to see.</w:t>
+      </w:r>
+    </w:p>
+    <w:p>
+      <w:pPr>
+        <w:spacing w:line="336" w:lineRule="auto" w:after="180"/>
+        <w:shd w:fill="F1F6F8"/>
+      </w:pPr>
+      <w:r>
+        <w:rPr>
+          <w:b w:val="0"/>
+        </w:rPr>
+        <w:t xml:space="preserve">Check row/column meanings, units and </w:t>
+      </w:r>
+      <w:r>
+        <w:rPr>
+          <w:b/>
+        </w:rPr>
+        <w:t>denominator</w:t>
+      </w:r>
+      <w:r>
+        <w:rPr>
+          <w:b w:val="0"/>
+        </w:rPr>
+        <w:t>s before discussing a difference. Supplied toy values are not real class or model results.</w:t>
+      </w:r>
+    </w:p>
+    <w:p>
+      <w:pPr>
+        <w:pStyle w:val="Heading3"/>
+      </w:pPr>
+      <w:r>
+        <w:t>04. Change one thing. Trace what follows.</w:t>
+      </w:r>
+    </w:p>
+    <w:p>
+      <w:r>
+        <w:drawing>
+          <wp:inline xmlns:a="http://schemas.openxmlformats.org/drawingml/2006/main" xmlns:pic="http://schemas.openxmlformats.org/drawingml/2006/picture">
+            <wp:extent cx="5486400" cy="3041904"/>
+            <wp:docPr id="6" name="Picture 6" descr="Original case: Candidate also raises two false alarms; discuss both missed repairs and extra checks. Changed condition: A candidate instead marks every book repair needed. Expected result: Recall is 4/4=100%, but accuracy is only 4/20=20%. Reason: All 16 not-needed books become false alarms."/>
+            <wp:cNvGraphicFramePr>
+              <a:graphicFrameLocks noChangeAspect="1"/>
+            </wp:cNvGraphicFramePr>
+            <a:graphic>
+              <a:graphicData uri="http://schemas.openxmlformats.org/drawingml/2006/picture">
+                <pic:pic>
+                  <pic:nvPicPr>
+                    <pic:cNvPr id="0" name="academy-story-ai-2-12-04.png"/>
+                    <pic:cNvPicPr/>
+                  </pic:nvPicPr>
+                  <pic:blipFill>
+                    <a:blip r:embed="rId14"/>
+                    <a:stretch>
+                      <a:fillRect/>
+                    </a:stretch>
+                  </pic:blipFill>
+                  <pic:spPr>
+                    <a:xfrm>
+                      <a:off x="0" y="0"/>
+                      <a:ext cx="5486400" cy="3041904"/>
+                    </a:xfrm>
+                    <a:prstGeom prst="rect"/>
+                  </pic:spPr>
+                </pic:pic>
+              </a:graphicData>
+            </a:graphic>
+          </wp:inline>
+        </w:drawing>
+      </w:r>
+    </w:p>
+    <w:p>
+      <w:pPr>
+        <w:spacing w:line="336" w:lineRule="auto" w:after="180"/>
+      </w:pPr>
+      <w:r>
+        <w:rPr>
+          <w:b w:val="0"/>
+        </w:rPr>
+        <w:t>Original case: Candidate also raises two false alarms; discuss both missed repairs and extra checks. Changed condition: A candidate instead marks every book repair needed.</w:t>
+      </w:r>
+    </w:p>
+    <w:p>
+      <w:pPr>
+        <w:spacing w:line="336" w:lineRule="auto" w:after="180"/>
+      </w:pPr>
+      <w:r>
+        <w:rPr>
+          <w:b w:val="0"/>
+        </w:rPr>
+        <w:t xml:space="preserve">Expected result: Recall is 4/4=100%, but </w:t>
+      </w:r>
+      <w:r>
+        <w:rPr>
+          <w:b/>
+        </w:rPr>
+        <w:t>accuracy</w:t>
+      </w:r>
+      <w:r>
+        <w:rPr>
+          <w:b w:val="0"/>
+        </w:rPr>
+        <w:t xml:space="preserve"> is only 4/20=20%. Reason: All 16 not-needed books become false alarms.</w:t>
+      </w:r>
+    </w:p>
+    <w:p>
+      <w:pPr>
+        <w:spacing w:line="336" w:lineRule="auto" w:after="180"/>
+        <w:shd w:fill="F5F1FB"/>
+      </w:pPr>
+      <w:r>
+        <w:rPr>
+          <w:b w:val="0"/>
+        </w:rPr>
+        <w:t>Predict before checking the worked changed-case result. Name what changed and what the supplied facts allow you to conclude.</w:t>
+      </w:r>
+    </w:p>
+    <w:p>
+      <w:pPr>
+        <w:pStyle w:val="Heading3"/>
+      </w:pPr>
+      <w:r>
+        <w:t>Discuss while showing the picture</w:t>
+      </w:r>
+    </w:p>
+    <w:p>
+      <w:pPr>
+        <w:spacing w:line="336" w:lineRule="auto" w:after="180"/>
+        <w:shd w:fill="F1F6F8"/>
+      </w:pPr>
+      <w:r>
+        <w:rPr>
+          <w:b w:val="0"/>
+        </w:rPr>
+        <w:t>Teacher prompt: Predict before checking the worked changed-case result. Name what changed and what the supplied facts allow you to conclude. Ask learners to describe one label or arrow in ordinary words.</w:t>
+      </w:r>
+    </w:p>
+    <w:p>
+      <w:pPr>
+        <w:spacing w:line="336" w:lineRule="auto" w:after="180"/>
+        <w:shd w:fill="F1F6F8"/>
+      </w:pPr>
+      <w:r>
+        <w:rPr>
+          <w:b w:val="0"/>
+        </w:rPr>
+        <w:t>Use the adjacent transcript if the image is difficult to see. Changed-case reasoning: All 16 not-needed books become false alarms.</w:t>
+      </w:r>
+    </w:p>
+    <w:p>
+      <w:pPr>
+        <w:pStyle w:val="Heading3"/>
+      </w:pPr>
+      <w:r>
+        <w:t>05. Connect the explanation to its limit</w:t>
+      </w:r>
+    </w:p>
+    <w:p>
+      <w:r>
+        <w:drawing>
+          <wp:inline xmlns:a="http://schemas.openxmlformats.org/drawingml/2006/main" xmlns:pic="http://schemas.openxmlformats.org/drawingml/2006/picture">
+            <wp:extent cx="5486400" cy="2834640"/>
+            <wp:docPr id="7" name="Picture 7" descr="A majority-class baseline can look accurate while missing every positive case. The candidate improves overall agreement and repair detection in this table, but false alarms still matter. Use the same cases, denominators and positive-class definition for both. Do not infer that a single metric identifies the best policy for every library. Limit: These selected cases do not establish future rates or specify the real cost of each error."/>
+            <wp:cNvGraphicFramePr>
+              <a:graphicFrameLocks noChangeAspect="1"/>
+            </wp:cNvGraphicFramePr>
+            <a:graphic>
+              <a:graphicData uri="http://schemas.openxmlformats.org/drawingml/2006/picture">
+                <pic:pic>
+                  <pic:nvPicPr>
+                    <pic:cNvPr id="0" name="academy-story-ai-2-12-05.png"/>
+                    <pic:cNvPicPr/>
+                  </pic:nvPicPr>
+                  <pic:blipFill>
+                    <a:blip r:embed="rId15"/>
+                    <a:stretch>
+                      <a:fillRect/>
+                    </a:stretch>
+                  </pic:blipFill>
+                  <pic:spPr>
+                    <a:xfrm>
+                      <a:off x="0" y="0"/>
+                      <a:ext cx="5486400" cy="2834640"/>
+                    </a:xfrm>
+                    <a:prstGeom prst="rect"/>
+                  </pic:spPr>
+                </pic:pic>
+              </a:graphicData>
+            </a:graphic>
+          </wp:inline>
+        </w:drawing>
+      </w:r>
+    </w:p>
+    <w:p>
+      <w:pPr>
+        <w:spacing w:line="336" w:lineRule="auto" w:after="180"/>
+      </w:pPr>
+      <w:r>
+        <w:rPr>
+          <w:b w:val="0"/>
+        </w:rPr>
+        <w:t>A majority-class baseline can look accurate while missing every positive case. The candidate improves overall agreement and repair detection in this table, but false alarms still matter.</w:t>
+      </w:r>
+    </w:p>
+    <w:p>
+      <w:pPr>
+        <w:spacing w:line="336" w:lineRule="auto" w:after="180"/>
+      </w:pPr>
+      <w:r>
+        <w:rPr>
+          <w:b w:val="0"/>
+        </w:rPr>
+        <w:t xml:space="preserve">Use the same cases, </w:t>
+      </w:r>
+      <w:r>
+        <w:rPr>
+          <w:b/>
+        </w:rPr>
+        <w:t>denominator</w:t>
+      </w:r>
+      <w:r>
+        <w:rPr>
+          <w:b w:val="0"/>
+        </w:rPr>
+        <w:t>s and positive-class definition for both. Do not infer that a single metric identifies the best policy for every library.</w:t>
+      </w:r>
+    </w:p>
+    <w:p>
+      <w:pPr>
+        <w:spacing w:line="336" w:lineRule="auto" w:after="180"/>
+      </w:pPr>
+      <w:r>
+        <w:rPr>
+          <w:b w:val="0"/>
+        </w:rPr>
+        <w:t>Limit: These selected cases do not establish future rates or specify the real cost of each error.</w:t>
+      </w:r>
+    </w:p>
+    <w:p>
+      <w:pPr>
+        <w:spacing w:line="336" w:lineRule="auto" w:after="180"/>
+        <w:shd w:fill="F5F1FB"/>
+      </w:pPr>
+      <w:r>
+        <w:rPr>
+          <w:b w:val="0"/>
+        </w:rPr>
+        <w:t>Explain the case, then point to a limit on the claim.</w:t>
+      </w:r>
+    </w:p>
+    <w:p>
+      <w:pPr>
+        <w:pStyle w:val="Heading3"/>
+      </w:pPr>
+      <w:r>
+        <w:t>Discuss while showing the picture</w:t>
+      </w:r>
+    </w:p>
+    <w:p>
+      <w:pPr>
+        <w:spacing w:line="336" w:lineRule="auto" w:after="180"/>
+        <w:shd w:fill="F1F6F8"/>
+      </w:pPr>
+      <w:r>
+        <w:rPr>
+          <w:b w:val="0"/>
+        </w:rPr>
+        <w:t>Teacher prompt: Explain the case, then point to a limit on the claim. Ask learners to describe one label or arrow in ordinary words. Use the adjacent transcript if the image is difficult to see.</w:t>
+      </w:r>
+    </w:p>
+    <w:p>
+      <w:pPr>
+        <w:spacing w:line="336" w:lineRule="auto" w:after="180"/>
+        <w:shd w:fill="F1F6F8"/>
+      </w:pPr>
+      <w:r>
+        <w:rPr>
+          <w:b w:val="0"/>
+        </w:rPr>
+        <w:t>Keep the stated scope: These selected cases do not establish future rates or specify the real cost of each error.</w:t>
+      </w:r>
+    </w:p>
+    <w:p>
+      <w:pPr>
+        <w:pStyle w:val="Heading3"/>
+      </w:pPr>
+      <w:r>
+        <w:t>06. Make the idea visible in your project</w:t>
+      </w:r>
+    </w:p>
+    <w:p>
+      <w:r>
+        <w:drawing>
+          <wp:inline xmlns:a="http://schemas.openxmlformats.org/drawingml/2006/main" xmlns:pic="http://schemas.openxmlformats.org/drawingml/2006/picture">
+            <wp:extent cx="5486400" cy="3380232"/>
+            <wp:docPr id="8" name="Picture 8" descr="Compare recommender choices with a simple baseline and report relevant rare-category failures, not only aggregate accuracy. Draw your input, deciding step, result and limit. Supported question: Why is 100% repair detection not sufficient to declare the changed classifier best?"/>
+            <wp:cNvGraphicFramePr>
+              <a:graphicFrameLocks noChangeAspect="1"/>
+            </wp:cNvGraphicFramePr>
+            <a:graphic>
+              <a:graphicData uri="http://schemas.openxmlformats.org/drawingml/2006/picture">
+                <pic:pic>
+                  <pic:nvPicPr>
+                    <pic:cNvPr id="0" name="academy-story-ai-2-12-06.png"/>
+                    <pic:cNvPicPr/>
+                  </pic:nvPicPr>
+                  <pic:blipFill>
+                    <a:blip r:embed="rId16"/>
+                    <a:stretch>
+                      <a:fillRect/>
+                    </a:stretch>
+                  </pic:blipFill>
+                  <pic:spPr>
+                    <a:xfrm>
+                      <a:off x="0" y="0"/>
+                      <a:ext cx="5486400" cy="3380232"/>
+                    </a:xfrm>
+                    <a:prstGeom prst="rect"/>
+                  </pic:spPr>
+                </pic:pic>
+              </a:graphicData>
+            </a:graphic>
+          </wp:inline>
+        </w:drawing>
+      </w:r>
+    </w:p>
+    <w:p>
+      <w:pPr>
+        <w:spacing w:line="336" w:lineRule="auto" w:after="180"/>
+      </w:pPr>
+      <w:r>
+        <w:rPr>
+          <w:b w:val="0"/>
+        </w:rPr>
+        <w:t xml:space="preserve">Compare recommender choices with a simple baseline and report relevant rare-category failures, not only aggregate </w:t>
+      </w:r>
+      <w:r>
+        <w:rPr>
+          <w:b/>
+        </w:rPr>
+        <w:t>accuracy</w:t>
+      </w:r>
+      <w:r>
+        <w:rPr>
+          <w:b w:val="0"/>
+        </w:rPr>
+        <w:t xml:space="preserve">. Draw your </w:t>
+      </w:r>
+      <w:r>
+        <w:rPr>
+          <w:b/>
+        </w:rPr>
+        <w:t>input</w:t>
+      </w:r>
+      <w:r>
+        <w:rPr>
+          <w:b w:val="0"/>
+        </w:rPr>
+        <w:t>, deciding step, result and limit.</w:t>
+      </w:r>
+    </w:p>
+    <w:p>
+      <w:pPr>
+        <w:spacing w:line="336" w:lineRule="auto" w:after="180"/>
+      </w:pPr>
+      <w:r>
+        <w:rPr>
+          <w:b w:val="0"/>
+        </w:rPr>
+        <w:t>Supported question: Why is 100% repair detection not sufficient to declare the changed classifier best?</w:t>
+      </w:r>
+    </w:p>
+    <w:p>
+      <w:pPr>
+        <w:spacing w:line="336" w:lineRule="auto" w:after="180"/>
+        <w:shd w:fill="F5F1FB"/>
+      </w:pPr>
+      <w:r>
+        <w:rPr>
+          <w:b w:val="0"/>
+        </w:rPr>
+        <w:t xml:space="preserve">Draw your project trace and justify the deciding step using </w:t>
+      </w:r>
+      <w:r>
+        <w:rPr>
+          <w:b/>
+        </w:rPr>
+        <w:t>evidence</w:t>
+      </w:r>
+      <w:r>
+        <w:rPr>
+          <w:b w:val="0"/>
+        </w:rPr>
+        <w:t>.</w:t>
+      </w:r>
+    </w:p>
+    <w:p>
+      <w:pPr>
+        <w:pStyle w:val="Heading3"/>
+      </w:pPr>
+      <w:r>
+        <w:t>Discuss while showing the picture</w:t>
+      </w:r>
+    </w:p>
+    <w:p>
+      <w:pPr>
+        <w:spacing w:line="336" w:lineRule="auto" w:after="180"/>
+        <w:shd w:fill="F1F6F8"/>
+      </w:pPr>
+      <w:r>
+        <w:rPr>
+          <w:b w:val="0"/>
+        </w:rPr>
+        <w:t xml:space="preserve">Teacher prompt: Draw your project trace and justify the deciding step using </w:t>
+      </w:r>
+      <w:r>
+        <w:rPr>
+          <w:b/>
+        </w:rPr>
+        <w:t>evidence</w:t>
+      </w:r>
+      <w:r>
+        <w:rPr>
+          <w:b w:val="0"/>
+        </w:rPr>
+        <w:t>. Ask learners to describe one label or arrow in ordinary words. Use the adjacent transcript if the image is difficult to see.</w:t>
+      </w:r>
+    </w:p>
+    <w:p>
+      <w:pPr>
+        <w:spacing w:line="336" w:lineRule="auto" w:after="180"/>
+        <w:shd w:fill="F1F6F8"/>
+      </w:pPr>
+      <w:r>
+        <w:rPr>
+          <w:b w:val="0"/>
+        </w:rPr>
+        <w:t>Supported practice key: It catches all four repairs but wrongly flags all 16 others, creating many extra checks; consequences must be assessed.</w:t>
       </w:r>
     </w:p>
     <w:sectPr>

--- a/downloads/teacher/ai-2-week-12.docx
+++ b/downloads/teacher/ai-2-week-12.docx
@@ -137,7 +137,7 @@
           </w:tcPr>
           <w:p>
             <w:r>
-              <w:t>Sections 1–6; record the brief recall in the workbook.</w:t>
+              <w:t>Use Your mission, Notice the evidence, See how it works, Compare the cases, Words that unlock the idea and Follow a worked example; record the brief recall in the workbook.</w:t>
             </w:r>
           </w:p>
         </w:tc>
@@ -169,7 +169,7 @@
           </w:tcPr>
           <w:p>
             <w:r>
-              <w:t>Sections 7–10; use the matching workbook W2 and misconception check.</w:t>
+              <w:t>Use Find and repair a mistake, Practise together, Run the investigation and Build your understanding; use the matching workbook W2 and misconception check.</w:t>
             </w:r>
           </w:p>
         </w:tc>
@@ -201,7 +201,7 @@
           </w:tcPr>
           <w:p>
             <w:r>
-              <w:t>Sections 9 and 11–14. Give extra time to finish the full task set; use Section 15 when the week includes a coding lab.</w:t>
+              <w:t>Use Run the investigation, Connect your project, Show what you know, Study a complete case and Try a new case independently. Allow extra time for the full task set. Use a coding lab only when this week actually provides one; Your lesson route is the planning section.</w:t>
             </w:r>
           </w:p>
         </w:tc>
@@ -7471,7 +7471,7 @@
           </w:tcPr>
           <w:p>
             <w:r>
-              <w:t>Sections 1–6; record the brief recall in the workbook.</w:t>
+              <w:t>Use Your mission, Notice the evidence, See how it works, Compare the cases, Words that unlock the idea and Follow a worked example; record the brief recall in the workbook.</w:t>
             </w:r>
           </w:p>
         </w:tc>
@@ -7503,7 +7503,7 @@
           </w:tcPr>
           <w:p>
             <w:r>
-              <w:t>Sections 7–10; use the matching workbook W2 and misconception check.</w:t>
+              <w:t>Use Find and repair a mistake, Practise together, Run the investigation and Build your understanding; use the matching workbook W2 and misconception check.</w:t>
             </w:r>
           </w:p>
         </w:tc>
@@ -7535,7 +7535,7 @@
           </w:tcPr>
           <w:p>
             <w:r>
-              <w:t>Sections 9 and 11–14. Give extra time to finish the full task set; use Section 15 when the week includes a coding lab.</w:t>
+              <w:t>Use Run the investigation, Connect your project, Show what you know, Study a complete case and Try a new case independently. Allow extra time for the full task set. Use a coding lab only when this week actually provides one; Your lesson route is the planning section.</w:t>
             </w:r>
           </w:p>
         </w:tc>
